--- a/public/docket-template.docx
+++ b/public/docket-template.docx
@@ -1,6 +1,6 @@
 
 <file path=word/document.xml><?xml version="1.0" encoding="utf-8"?>
-<w:document xmlns:mc="http://schemas.openxmlformats.org/markup-compatibility/2006" xmlns:r="http://schemas.openxmlformats.org/officeDocument/2006/relationships" xmlns:w="http://schemas.openxmlformats.org/wordprocessingml/2006/main" xmlns:w14="http://schemas.microsoft.com/office/word/2010/wordml" mc:Ignorable="w14 w15 w16se w16cid w16 w16cex w16sdtdh w16sdtfl w16du wp14">
+<w:document xmlns:wpc="http://schemas.microsoft.com/office/word/2010/wordprocessingCanvas" xmlns:cx="http://schemas.microsoft.com/office/drawing/2014/chartex" xmlns:cx1="http://schemas.microsoft.com/office/drawing/2015/9/8/chartex" xmlns:cx2="http://schemas.microsoft.com/office/drawing/2015/10/21/chartex" xmlns:cx3="http://schemas.microsoft.com/office/drawing/2016/5/9/chartex" xmlns:cx4="http://schemas.microsoft.com/office/drawing/2016/5/10/chartex" xmlns:cx5="http://schemas.microsoft.com/office/drawing/2016/5/11/chartex" xmlns:cx6="http://schemas.microsoft.com/office/drawing/2016/5/12/chartex" xmlns:cx7="http://schemas.microsoft.com/office/drawing/2016/5/13/chartex" xmlns:cx8="http://schemas.microsoft.com/office/drawing/2016/5/14/chartex" xmlns:mc="http://schemas.openxmlformats.org/markup-compatibility/2006" xmlns:aink="http://schemas.microsoft.com/office/drawing/2016/ink" xmlns:am3d="http://schemas.microsoft.com/office/drawing/2017/model3d" xmlns:o="urn:schemas-microsoft-com:office:office" xmlns:oel="http://schemas.microsoft.com/office/2019/extlst" xmlns:r="http://schemas.openxmlformats.org/officeDocument/2006/relationships" xmlns:m="http://schemas.openxmlformats.org/officeDocument/2006/math" xmlns:v="urn:schemas-microsoft-com:vml" xmlns:wp14="http://schemas.microsoft.com/office/word/2010/wordprocessingDrawing" xmlns:wp="http://schemas.openxmlformats.org/drawingml/2006/wordprocessingDrawing" xmlns:w10="urn:schemas-microsoft-com:office:word" xmlns:w="http://schemas.openxmlformats.org/wordprocessingml/2006/main" xmlns:w14="http://schemas.microsoft.com/office/word/2010/wordml" xmlns:w15="http://schemas.microsoft.com/office/word/2012/wordml" xmlns:w16cei="http://schemas.microsoft.com/office/word/2026/wordml/cei" xmlns:w16cex="http://schemas.microsoft.com/office/word/2018/wordml/cex" xmlns:w16cid="http://schemas.microsoft.com/office/word/2016/wordml/cid" xmlns:w16="http://schemas.microsoft.com/office/word/2018/wordml" xmlns:w16du="http://schemas.microsoft.com/office/word/2023/wordml/word16du" xmlns:w16sdtdh="http://schemas.microsoft.com/office/word/2020/wordml/sdtdatahash" xmlns:w16sdtfl="http://schemas.microsoft.com/office/word/2024/wordml/sdtformatlock" xmlns:w16se="http://schemas.microsoft.com/office/word/2015/wordml/symex" xmlns:wpg="http://schemas.microsoft.com/office/word/2010/wordprocessingGroup" xmlns:wpi="http://schemas.microsoft.com/office/word/2010/wordprocessingInk" xmlns:wne="http://schemas.microsoft.com/office/word/2006/wordml" xmlns:wps="http://schemas.microsoft.com/office/word/2010/wordprocessingShape" mc:Ignorable="w14 w15 w16se w16cid w16 w16cex w16sdtdh w16sdtfl w16du wp14">
   <w:body>
     <w:tbl>
       <w:tblPr>

--- a/public/docket-template.docx
+++ b/public/docket-template.docx
@@ -1,6 +1,6 @@
 
 <file path=word/document.xml><?xml version="1.0" encoding="utf-8"?>
-<w:document xmlns:wpc="http://schemas.microsoft.com/office/word/2010/wordprocessingCanvas" xmlns:cx="http://schemas.microsoft.com/office/drawing/2014/chartex" xmlns:cx1="http://schemas.microsoft.com/office/drawing/2015/9/8/chartex" xmlns:cx2="http://schemas.microsoft.com/office/drawing/2015/10/21/chartex" xmlns:cx3="http://schemas.microsoft.com/office/drawing/2016/5/9/chartex" xmlns:cx4="http://schemas.microsoft.com/office/drawing/2016/5/10/chartex" xmlns:cx5="http://schemas.microsoft.com/office/drawing/2016/5/11/chartex" xmlns:cx6="http://schemas.microsoft.com/office/drawing/2016/5/12/chartex" xmlns:cx7="http://schemas.microsoft.com/office/drawing/2016/5/13/chartex" xmlns:cx8="http://schemas.microsoft.com/office/drawing/2016/5/14/chartex" xmlns:mc="http://schemas.openxmlformats.org/markup-compatibility/2006" xmlns:aink="http://schemas.microsoft.com/office/drawing/2016/ink" xmlns:am3d="http://schemas.microsoft.com/office/drawing/2017/model3d" xmlns:o="urn:schemas-microsoft-com:office:office" xmlns:oel="http://schemas.microsoft.com/office/2019/extlst" xmlns:r="http://schemas.openxmlformats.org/officeDocument/2006/relationships" xmlns:m="http://schemas.openxmlformats.org/officeDocument/2006/math" xmlns:v="urn:schemas-microsoft-com:vml" xmlns:wp14="http://schemas.microsoft.com/office/word/2010/wordprocessingDrawing" xmlns:wp="http://schemas.openxmlformats.org/drawingml/2006/wordprocessingDrawing" xmlns:w10="urn:schemas-microsoft-com:office:word" xmlns:w="http://schemas.openxmlformats.org/wordprocessingml/2006/main" xmlns:w14="http://schemas.microsoft.com/office/word/2010/wordml" xmlns:w15="http://schemas.microsoft.com/office/word/2012/wordml" xmlns:w16cei="http://schemas.microsoft.com/office/word/2026/wordml/cei" xmlns:w16cex="http://schemas.microsoft.com/office/word/2018/wordml/cex" xmlns:w16cid="http://schemas.microsoft.com/office/word/2016/wordml/cid" xmlns:w16="http://schemas.microsoft.com/office/word/2018/wordml" xmlns:w16du="http://schemas.microsoft.com/office/word/2023/wordml/word16du" xmlns:w16sdtdh="http://schemas.microsoft.com/office/word/2020/wordml/sdtdatahash" xmlns:w16sdtfl="http://schemas.microsoft.com/office/word/2024/wordml/sdtformatlock" xmlns:w16se="http://schemas.microsoft.com/office/word/2015/wordml/symex" xmlns:wpg="http://schemas.microsoft.com/office/word/2010/wordprocessingGroup" xmlns:wpi="http://schemas.microsoft.com/office/word/2010/wordprocessingInk" xmlns:wne="http://schemas.microsoft.com/office/word/2006/wordml" xmlns:wps="http://schemas.microsoft.com/office/word/2010/wordprocessingShape" mc:Ignorable="w14 w15 w16se w16cid w16 w16cex w16sdtdh w16sdtfl w16du wp14">
+<w:document xmlns:wpc="http://schemas.microsoft.com/office/word/2010/wordprocessingCanvas" xmlns:cx="http://schemas.microsoft.com/office/drawing/2014/chartex" xmlns:cx1="http://schemas.microsoft.com/office/drawing/2015/9/8/chartex" xmlns:cx2="http://schemas.microsoft.com/office/drawing/2015/10/21/chartex" xmlns:cx3="http://schemas.microsoft.com/office/drawing/2016/5/9/chartex" xmlns:cx4="http://schemas.microsoft.com/office/drawing/2016/5/10/chartex" xmlns:cx5="http://schemas.microsoft.com/office/drawing/2016/5/11/chartex" xmlns:cx6="http://schemas.microsoft.com/office/drawing/2016/5/12/chartex" xmlns:cx7="http://schemas.microsoft.com/office/drawing/2016/5/13/chartex" xmlns:cx8="http://schemas.microsoft.com/office/drawing/2016/5/14/chartex" xmlns:mc="http://schemas.openxmlformats.org/markup-compatibility/2006" xmlns:aink="http://schemas.microsoft.com/office/drawing/2016/ink" xmlns:am3d="http://schemas.microsoft.com/office/drawing/2017/model3d" xmlns:o="urn:schemas-microsoft-com:office:office" xmlns:oel="http://schemas.microsoft.com/office/2019/extlst" xmlns:r="http://schemas.openxmlformats.org/officeDocument/2006/relationships" xmlns:m="http://schemas.openxmlformats.org/officeDocument/2006/math" xmlns:v="urn:schemas-microsoft-com:vml" xmlns:wp14="http://schemas.microsoft.com/office/word/2010/wordprocessingDrawing" xmlns:wp="http://schemas.openxmlformats.org/drawingml/2006/wordprocessingDrawing" xmlns:w10="urn:schemas-microsoft-com:office:word" xmlns:w="http://schemas.openxmlformats.org/wordprocessingml/2006/main" xmlns:w14="http://schemas.microsoft.com/office/word/2010/wordml" xmlns:w15="http://schemas.microsoft.com/office/word/2012/wordml" xmlns:w16cex="http://schemas.microsoft.com/office/word/2018/wordml/cex" xmlns:w16cid="http://schemas.microsoft.com/office/word/2016/wordml/cid" xmlns:w16="http://schemas.microsoft.com/office/word/2018/wordml" xmlns:w16du="http://schemas.microsoft.com/office/word/2023/wordml/word16du" xmlns:w16sdtdh="http://schemas.microsoft.com/office/word/2020/wordml/sdtdatahash" xmlns:w16sdtfl="http://schemas.microsoft.com/office/word/2024/wordml/sdtformatlock" xmlns:w16se="http://schemas.microsoft.com/office/word/2015/wordml/symex" xmlns:wpg="http://schemas.microsoft.com/office/word/2010/wordprocessingGroup" xmlns:wpi="http://schemas.microsoft.com/office/word/2010/wordprocessingInk" xmlns:wne="http://schemas.microsoft.com/office/word/2006/wordml" xmlns:wps="http://schemas.microsoft.com/office/word/2010/wordprocessingShape" mc:Ignorable="w14 w15 w16se w16cid w16 w16cex w16sdtdh w16sdtfl w16du wp14">
   <w:body>
     <w:tbl>
       <w:tblPr>
@@ -114,25 +114,7 @@
               <w:rPr>
                 <w:lang w:val="en-US"/>
               </w:rPr>
-              <w:t xml:space="preserve">Time </w:t>
-            </w:r>
-            <w:r>
-              <w:rPr>
-                <w:lang w:val="en-US"/>
-              </w:rPr>
-              <w:t>S</w:t>
-            </w:r>
-            <w:r>
-              <w:rPr>
-                <w:lang w:val="en-US"/>
-              </w:rPr>
-              <w:t>pen</w:t>
-            </w:r>
-            <w:r>
-              <w:rPr>
-                <w:lang w:val="en-US"/>
-              </w:rPr>
-              <w:t>t</w:t>
+              <w:t>Time Spent</w:t>
             </w:r>
           </w:p>
         </w:tc>
@@ -151,19 +133,7 @@
               <w:rPr>
                 <w:lang w:val="en-US"/>
               </w:rPr>
-              <w:t xml:space="preserve">Cost </w:t>
-            </w:r>
-            <w:r>
-              <w:rPr>
-                <w:lang w:val="en-US"/>
-              </w:rPr>
-              <w:t>A</w:t>
-            </w:r>
-            <w:r>
-              <w:rPr>
-                <w:lang w:val="en-US"/>
-              </w:rPr>
-              <w:t>ssociated</w:t>
+              <w:t>Cost Associated</w:t>
             </w:r>
           </w:p>
         </w:tc>
@@ -178,25 +148,16 @@
             <w:cnfStyle w:val="001000000000" w:firstRow="0" w:lastRow="0" w:firstColumn="1" w:lastColumn="0" w:oddVBand="0" w:evenVBand="0" w:oddHBand="0" w:evenHBand="0" w:firstRowFirstColumn="0" w:firstRowLastColumn="0" w:lastRowFirstColumn="0" w:lastRowLastColumn="0"/>
             <w:tcW w:w="2057" w:type="dxa"/>
           </w:tcPr>
-          <w:p>
-            <w:r>
-              <w:rPr>
-                <w:b w:val="0"/>
-                <w:bCs w:val="0"/>
-                <w:lang w:val="en-US"/>
-              </w:rPr>
-              <w:t xml:space="preserve">Matter name</w:t>
-            </w:r>
-          </w:p>
+          <w:p/>
         </w:tc>
         <w:tc>
           <w:tcPr>
             <w:tcW w:w="2038" w:type="dxa"/>
           </w:tcPr>
           <w:p>
-            <w:r>
-              <w:t xml:space="preserve">Date</w:t>
-            </w:r>
+            <w:pPr>
+              <w:cnfStyle w:val="000000100000" w:firstRow="0" w:lastRow="0" w:firstColumn="0" w:lastColumn="0" w:oddVBand="0" w:evenVBand="0" w:oddHBand="1" w:evenHBand="0" w:firstRowFirstColumn="0" w:firstRowLastColumn="0" w:lastRowFirstColumn="0" w:lastRowLastColumn="0"/>
+            </w:pPr>
           </w:p>
         </w:tc>
         <w:tc>
@@ -204,9 +165,9 @@
             <w:tcW w:w="2047" w:type="dxa"/>
           </w:tcPr>
           <w:p>
-            <w:r>
-              <w:t xml:space="preserve">Task</w:t>
-            </w:r>
+            <w:pPr>
+              <w:cnfStyle w:val="000000100000" w:firstRow="0" w:lastRow="0" w:firstColumn="0" w:lastColumn="0" w:oddVBand="0" w:evenVBand="0" w:oddHBand="1" w:evenHBand="0" w:firstRowFirstColumn="0" w:firstRowLastColumn="0" w:lastRowFirstColumn="0" w:lastRowLastColumn="0"/>
+            </w:pPr>
           </w:p>
         </w:tc>
         <w:tc>
@@ -214,9 +175,9 @@
             <w:tcW w:w="3157" w:type="dxa"/>
           </w:tcPr>
           <w:p>
-            <w:r>
-              <w:t xml:space="preserve">Detail Description</w:t>
-            </w:r>
+            <w:pPr>
+              <w:cnfStyle w:val="000000100000" w:firstRow="0" w:lastRow="0" w:firstColumn="0" w:lastColumn="0" w:oddVBand="0" w:evenVBand="0" w:oddHBand="1" w:evenHBand="0" w:firstRowFirstColumn="0" w:firstRowLastColumn="0" w:lastRowFirstColumn="0" w:lastRowLastColumn="0"/>
+            </w:pPr>
           </w:p>
         </w:tc>
         <w:tc>
@@ -224,9 +185,9 @@
             <w:tcW w:w="983" w:type="dxa"/>
           </w:tcPr>
           <w:p>
-            <w:r>
-              <w:t xml:space="preserve">Time Spent</w:t>
-            </w:r>
+            <w:pPr>
+              <w:cnfStyle w:val="000000100000" w:firstRow="0" w:lastRow="0" w:firstColumn="0" w:lastColumn="0" w:oddVBand="0" w:evenVBand="0" w:oddHBand="1" w:evenHBand="0" w:firstRowFirstColumn="0" w:firstRowLastColumn="0" w:lastRowFirstColumn="0" w:lastRowLastColumn="0"/>
+            </w:pPr>
           </w:p>
         </w:tc>
         <w:tc>
@@ -234,9 +195,259 @@
             <w:tcW w:w="1310" w:type="dxa"/>
           </w:tcPr>
           <w:p>
-            <w:r>
-              <w:t xml:space="preserve">Cost Associated</w:t>
-            </w:r>
+            <w:pPr>
+              <w:cnfStyle w:val="000000100000" w:firstRow="0" w:lastRow="0" w:firstColumn="0" w:lastColumn="0" w:oddVBand="0" w:evenVBand="0" w:oddHBand="1" w:evenHBand="0" w:firstRowFirstColumn="0" w:firstRowLastColumn="0" w:lastRowFirstColumn="0" w:lastRowLastColumn="0"/>
+            </w:pPr>
+          </w:p>
+        </w:tc>
+      </w:tr>
+      <w:tr>
+        <w:trPr>
+          <w:trHeight w:val="1148"/>
+        </w:trPr>
+        <w:tc>
+          <w:tcPr>
+            <w:cnfStyle w:val="001000000000" w:firstRow="0" w:lastRow="0" w:firstColumn="1" w:lastColumn="0" w:oddVBand="0" w:evenVBand="0" w:oddHBand="0" w:evenHBand="0" w:firstRowFirstColumn="0" w:firstRowLastColumn="0" w:lastRowFirstColumn="0" w:lastRowLastColumn="0"/>
+            <w:tcW w:w="2057" w:type="dxa"/>
+          </w:tcPr>
+          <w:p/>
+        </w:tc>
+        <w:tc>
+          <w:tcPr>
+            <w:tcW w:w="2038" w:type="dxa"/>
+          </w:tcPr>
+          <w:p>
+            <w:pPr>
+              <w:cnfStyle w:val="000000000000" w:firstRow="0" w:lastRow="0" w:firstColumn="0" w:lastColumn="0" w:oddVBand="0" w:evenVBand="0" w:oddHBand="0" w:evenHBand="0" w:firstRowFirstColumn="0" w:firstRowLastColumn="0" w:lastRowFirstColumn="0" w:lastRowLastColumn="0"/>
+            </w:pPr>
+          </w:p>
+        </w:tc>
+        <w:tc>
+          <w:tcPr>
+            <w:tcW w:w="2047" w:type="dxa"/>
+          </w:tcPr>
+          <w:p>
+            <w:pPr>
+              <w:cnfStyle w:val="000000000000" w:firstRow="0" w:lastRow="0" w:firstColumn="0" w:lastColumn="0" w:oddVBand="0" w:evenVBand="0" w:oddHBand="0" w:evenHBand="0" w:firstRowFirstColumn="0" w:firstRowLastColumn="0" w:lastRowFirstColumn="0" w:lastRowLastColumn="0"/>
+            </w:pPr>
+          </w:p>
+        </w:tc>
+        <w:tc>
+          <w:tcPr>
+            <w:tcW w:w="3157" w:type="dxa"/>
+          </w:tcPr>
+          <w:p>
+            <w:pPr>
+              <w:cnfStyle w:val="000000000000" w:firstRow="0" w:lastRow="0" w:firstColumn="0" w:lastColumn="0" w:oddVBand="0" w:evenVBand="0" w:oddHBand="0" w:evenHBand="0" w:firstRowFirstColumn="0" w:firstRowLastColumn="0" w:lastRowFirstColumn="0" w:lastRowLastColumn="0"/>
+            </w:pPr>
+          </w:p>
+        </w:tc>
+        <w:tc>
+          <w:tcPr>
+            <w:tcW w:w="983" w:type="dxa"/>
+          </w:tcPr>
+          <w:p>
+            <w:pPr>
+              <w:cnfStyle w:val="000000000000" w:firstRow="0" w:lastRow="0" w:firstColumn="0" w:lastColumn="0" w:oddVBand="0" w:evenVBand="0" w:oddHBand="0" w:evenHBand="0" w:firstRowFirstColumn="0" w:firstRowLastColumn="0" w:lastRowFirstColumn="0" w:lastRowLastColumn="0"/>
+            </w:pPr>
+          </w:p>
+        </w:tc>
+        <w:tc>
+          <w:tcPr>
+            <w:tcW w:w="1310" w:type="dxa"/>
+          </w:tcPr>
+          <w:p>
+            <w:pPr>
+              <w:cnfStyle w:val="000000000000" w:firstRow="0" w:lastRow="0" w:firstColumn="0" w:lastColumn="0" w:oddVBand="0" w:evenVBand="0" w:oddHBand="0" w:evenHBand="0" w:firstRowFirstColumn="0" w:firstRowLastColumn="0" w:lastRowFirstColumn="0" w:lastRowLastColumn="0"/>
+            </w:pPr>
+          </w:p>
+        </w:tc>
+      </w:tr>
+      <w:tr>
+        <w:trPr>
+          <w:cnfStyle w:val="000000100000" w:firstRow="0" w:lastRow="0" w:firstColumn="0" w:lastColumn="0" w:oddVBand="0" w:evenVBand="0" w:oddHBand="1" w:evenHBand="0" w:firstRowFirstColumn="0" w:firstRowLastColumn="0" w:lastRowFirstColumn="0" w:lastRowLastColumn="0"/>
+          <w:trHeight w:val="1148"/>
+        </w:trPr>
+        <w:tc>
+          <w:tcPr>
+            <w:cnfStyle w:val="001000000000" w:firstRow="0" w:lastRow="0" w:firstColumn="1" w:lastColumn="0" w:oddVBand="0" w:evenVBand="0" w:oddHBand="0" w:evenHBand="0" w:firstRowFirstColumn="0" w:firstRowLastColumn="0" w:lastRowFirstColumn="0" w:lastRowLastColumn="0"/>
+            <w:tcW w:w="2057" w:type="dxa"/>
+          </w:tcPr>
+          <w:p/>
+        </w:tc>
+        <w:tc>
+          <w:tcPr>
+            <w:tcW w:w="2038" w:type="dxa"/>
+          </w:tcPr>
+          <w:p>
+            <w:pPr>
+              <w:cnfStyle w:val="000000100000" w:firstRow="0" w:lastRow="0" w:firstColumn="0" w:lastColumn="0" w:oddVBand="0" w:evenVBand="0" w:oddHBand="1" w:evenHBand="0" w:firstRowFirstColumn="0" w:firstRowLastColumn="0" w:lastRowFirstColumn="0" w:lastRowLastColumn="0"/>
+            </w:pPr>
+          </w:p>
+        </w:tc>
+        <w:tc>
+          <w:tcPr>
+            <w:tcW w:w="2047" w:type="dxa"/>
+          </w:tcPr>
+          <w:p>
+            <w:pPr>
+              <w:cnfStyle w:val="000000100000" w:firstRow="0" w:lastRow="0" w:firstColumn="0" w:lastColumn="0" w:oddVBand="0" w:evenVBand="0" w:oddHBand="1" w:evenHBand="0" w:firstRowFirstColumn="0" w:firstRowLastColumn="0" w:lastRowFirstColumn="0" w:lastRowLastColumn="0"/>
+            </w:pPr>
+          </w:p>
+        </w:tc>
+        <w:tc>
+          <w:tcPr>
+            <w:tcW w:w="3157" w:type="dxa"/>
+          </w:tcPr>
+          <w:p>
+            <w:pPr>
+              <w:cnfStyle w:val="000000100000" w:firstRow="0" w:lastRow="0" w:firstColumn="0" w:lastColumn="0" w:oddVBand="0" w:evenVBand="0" w:oddHBand="1" w:evenHBand="0" w:firstRowFirstColumn="0" w:firstRowLastColumn="0" w:lastRowFirstColumn="0" w:lastRowLastColumn="0"/>
+            </w:pPr>
+          </w:p>
+        </w:tc>
+        <w:tc>
+          <w:tcPr>
+            <w:tcW w:w="983" w:type="dxa"/>
+          </w:tcPr>
+          <w:p>
+            <w:pPr>
+              <w:cnfStyle w:val="000000100000" w:firstRow="0" w:lastRow="0" w:firstColumn="0" w:lastColumn="0" w:oddVBand="0" w:evenVBand="0" w:oddHBand="1" w:evenHBand="0" w:firstRowFirstColumn="0" w:firstRowLastColumn="0" w:lastRowFirstColumn="0" w:lastRowLastColumn="0"/>
+            </w:pPr>
+          </w:p>
+        </w:tc>
+        <w:tc>
+          <w:tcPr>
+            <w:tcW w:w="1310" w:type="dxa"/>
+          </w:tcPr>
+          <w:p>
+            <w:pPr>
+              <w:cnfStyle w:val="000000100000" w:firstRow="0" w:lastRow="0" w:firstColumn="0" w:lastColumn="0" w:oddVBand="0" w:evenVBand="0" w:oddHBand="1" w:evenHBand="0" w:firstRowFirstColumn="0" w:firstRowLastColumn="0" w:lastRowFirstColumn="0" w:lastRowLastColumn="0"/>
+            </w:pPr>
+          </w:p>
+        </w:tc>
+      </w:tr>
+      <w:tr>
+        <w:trPr>
+          <w:trHeight w:val="1148"/>
+        </w:trPr>
+        <w:tc>
+          <w:tcPr>
+            <w:cnfStyle w:val="001000000000" w:firstRow="0" w:lastRow="0" w:firstColumn="1" w:lastColumn="0" w:oddVBand="0" w:evenVBand="0" w:oddHBand="0" w:evenHBand="0" w:firstRowFirstColumn="0" w:firstRowLastColumn="0" w:lastRowFirstColumn="0" w:lastRowLastColumn="0"/>
+            <w:tcW w:w="2057" w:type="dxa"/>
+          </w:tcPr>
+          <w:p/>
+        </w:tc>
+        <w:tc>
+          <w:tcPr>
+            <w:tcW w:w="2038" w:type="dxa"/>
+          </w:tcPr>
+          <w:p>
+            <w:pPr>
+              <w:cnfStyle w:val="000000000000" w:firstRow="0" w:lastRow="0" w:firstColumn="0" w:lastColumn="0" w:oddVBand="0" w:evenVBand="0" w:oddHBand="0" w:evenHBand="0" w:firstRowFirstColumn="0" w:firstRowLastColumn="0" w:lastRowFirstColumn="0" w:lastRowLastColumn="0"/>
+            </w:pPr>
+          </w:p>
+        </w:tc>
+        <w:tc>
+          <w:tcPr>
+            <w:tcW w:w="2047" w:type="dxa"/>
+          </w:tcPr>
+          <w:p>
+            <w:pPr>
+              <w:cnfStyle w:val="000000000000" w:firstRow="0" w:lastRow="0" w:firstColumn="0" w:lastColumn="0" w:oddVBand="0" w:evenVBand="0" w:oddHBand="0" w:evenHBand="0" w:firstRowFirstColumn="0" w:firstRowLastColumn="0" w:lastRowFirstColumn="0" w:lastRowLastColumn="0"/>
+            </w:pPr>
+          </w:p>
+        </w:tc>
+        <w:tc>
+          <w:tcPr>
+            <w:tcW w:w="3157" w:type="dxa"/>
+          </w:tcPr>
+          <w:p>
+            <w:pPr>
+              <w:cnfStyle w:val="000000000000" w:firstRow="0" w:lastRow="0" w:firstColumn="0" w:lastColumn="0" w:oddVBand="0" w:evenVBand="0" w:oddHBand="0" w:evenHBand="0" w:firstRowFirstColumn="0" w:firstRowLastColumn="0" w:lastRowFirstColumn="0" w:lastRowLastColumn="0"/>
+            </w:pPr>
+          </w:p>
+        </w:tc>
+        <w:tc>
+          <w:tcPr>
+            <w:tcW w:w="983" w:type="dxa"/>
+          </w:tcPr>
+          <w:p>
+            <w:pPr>
+              <w:cnfStyle w:val="000000000000" w:firstRow="0" w:lastRow="0" w:firstColumn="0" w:lastColumn="0" w:oddVBand="0" w:evenVBand="0" w:oddHBand="0" w:evenHBand="0" w:firstRowFirstColumn="0" w:firstRowLastColumn="0" w:lastRowFirstColumn="0" w:lastRowLastColumn="0"/>
+            </w:pPr>
+          </w:p>
+        </w:tc>
+        <w:tc>
+          <w:tcPr>
+            <w:tcW w:w="1310" w:type="dxa"/>
+          </w:tcPr>
+          <w:p>
+            <w:pPr>
+              <w:cnfStyle w:val="000000000000" w:firstRow="0" w:lastRow="0" w:firstColumn="0" w:lastColumn="0" w:oddVBand="0" w:evenVBand="0" w:oddHBand="0" w:evenHBand="0" w:firstRowFirstColumn="0" w:firstRowLastColumn="0" w:lastRowFirstColumn="0" w:lastRowLastColumn="0"/>
+            </w:pPr>
+          </w:p>
+        </w:tc>
+      </w:tr>
+      <w:tr>
+        <w:trPr>
+          <w:cnfStyle w:val="000000100000" w:firstRow="0" w:lastRow="0" w:firstColumn="0" w:lastColumn="0" w:oddVBand="0" w:evenVBand="0" w:oddHBand="1" w:evenHBand="0" w:firstRowFirstColumn="0" w:firstRowLastColumn="0" w:lastRowFirstColumn="0" w:lastRowLastColumn="0"/>
+          <w:trHeight w:val="1148"/>
+        </w:trPr>
+        <w:tc>
+          <w:tcPr>
+            <w:cnfStyle w:val="001000000000" w:firstRow="0" w:lastRow="0" w:firstColumn="1" w:lastColumn="0" w:oddVBand="0" w:evenVBand="0" w:oddHBand="0" w:evenHBand="0" w:firstRowFirstColumn="0" w:firstRowLastColumn="0" w:lastRowFirstColumn="0" w:lastRowLastColumn="0"/>
+            <w:tcW w:w="2057" w:type="dxa"/>
+          </w:tcPr>
+          <w:p/>
+        </w:tc>
+        <w:tc>
+          <w:tcPr>
+            <w:tcW w:w="2038" w:type="dxa"/>
+          </w:tcPr>
+          <w:p>
+            <w:pPr>
+              <w:cnfStyle w:val="000000100000" w:firstRow="0" w:lastRow="0" w:firstColumn="0" w:lastColumn="0" w:oddVBand="0" w:evenVBand="0" w:oddHBand="1" w:evenHBand="0" w:firstRowFirstColumn="0" w:firstRowLastColumn="0" w:lastRowFirstColumn="0" w:lastRowLastColumn="0"/>
+            </w:pPr>
+          </w:p>
+        </w:tc>
+        <w:tc>
+          <w:tcPr>
+            <w:tcW w:w="2047" w:type="dxa"/>
+          </w:tcPr>
+          <w:p>
+            <w:pPr>
+              <w:cnfStyle w:val="000000100000" w:firstRow="0" w:lastRow="0" w:firstColumn="0" w:lastColumn="0" w:oddVBand="0" w:evenVBand="0" w:oddHBand="1" w:evenHBand="0" w:firstRowFirstColumn="0" w:firstRowLastColumn="0" w:lastRowFirstColumn="0" w:lastRowLastColumn="0"/>
+            </w:pPr>
+          </w:p>
+        </w:tc>
+        <w:tc>
+          <w:tcPr>
+            <w:tcW w:w="3157" w:type="dxa"/>
+          </w:tcPr>
+          <w:p>
+            <w:pPr>
+              <w:cnfStyle w:val="000000100000" w:firstRow="0" w:lastRow="0" w:firstColumn="0" w:lastColumn="0" w:oddVBand="0" w:evenVBand="0" w:oddHBand="1" w:evenHBand="0" w:firstRowFirstColumn="0" w:firstRowLastColumn="0" w:lastRowFirstColumn="0" w:lastRowLastColumn="0"/>
+            </w:pPr>
+          </w:p>
+        </w:tc>
+        <w:tc>
+          <w:tcPr>
+            <w:tcW w:w="983" w:type="dxa"/>
+          </w:tcPr>
+          <w:p>
+            <w:pPr>
+              <w:cnfStyle w:val="000000100000" w:firstRow="0" w:lastRow="0" w:firstColumn="0" w:lastColumn="0" w:oddVBand="0" w:evenVBand="0" w:oddHBand="1" w:evenHBand="0" w:firstRowFirstColumn="0" w:firstRowLastColumn="0" w:lastRowFirstColumn="0" w:lastRowLastColumn="0"/>
+            </w:pPr>
+          </w:p>
+        </w:tc>
+        <w:tc>
+          <w:tcPr>
+            <w:tcW w:w="1310" w:type="dxa"/>
+          </w:tcPr>
+          <w:p>
+            <w:pPr>
+              <w:cnfStyle w:val="000000100000" w:firstRow="0" w:lastRow="0" w:firstColumn="0" w:lastColumn="0" w:oddVBand="0" w:evenVBand="0" w:oddHBand="1" w:evenHBand="0" w:firstRowFirstColumn="0" w:firstRowLastColumn="0" w:lastRowFirstColumn="0" w:lastRowLastColumn="0"/>
+            </w:pPr>
           </w:p>
         </w:tc>
       </w:tr>
@@ -261,13 +472,20 @@
         </w:rPr>
       </w:pPr>
     </w:p>
+    <w:p>
+      <w:pPr>
+        <w:spacing w:after="0" w:line="360" w:lineRule="auto"/>
+        <w:rPr>
+          <w:rFonts w:cstheme="minorHAnsi"/>
+          <w:lang w:val="en-US"/>
+        </w:rPr>
+      </w:pPr>
+    </w:p>
     <w:sectPr>
       <w:headerReference w:type="even" r:id="rId11"/>
       <w:headerReference w:type="default" r:id="rId12"/>
-      <w:footerReference w:type="even" r:id="rId13"/>
-      <w:footerReference w:type="default" r:id="rId14"/>
-      <w:headerReference w:type="first" r:id="rId15"/>
-      <w:footerReference w:type="first" r:id="rId16"/>
+      <w:footerReference w:type="default" r:id="rId13"/>
+      <w:headerReference w:type="first" r:id="rId14"/>
       <w:pgSz w:w="11906" w:h="16838"/>
       <w:pgMar w:top="1440" w:right="1440" w:bottom="1440" w:left="1440" w:header="720" w:footer="720" w:gutter="0"/>
       <w:cols w:space="720"/>
@@ -278,7 +496,7 @@
 </file>
 
 <file path=word/endnotes.xml><?xml version="1.0" encoding="utf-8"?>
-<w:endnotes xmlns:wpc="http://schemas.microsoft.com/office/word/2010/wordprocessingCanvas" xmlns:cx="http://schemas.microsoft.com/office/drawing/2014/chartex" xmlns:cx1="http://schemas.microsoft.com/office/drawing/2015/9/8/chartex" xmlns:cx2="http://schemas.microsoft.com/office/drawing/2015/10/21/chartex" xmlns:cx3="http://schemas.microsoft.com/office/drawing/2016/5/9/chartex" xmlns:cx4="http://schemas.microsoft.com/office/drawing/2016/5/10/chartex" xmlns:cx5="http://schemas.microsoft.com/office/drawing/2016/5/11/chartex" xmlns:cx6="http://schemas.microsoft.com/office/drawing/2016/5/12/chartex" xmlns:cx7="http://schemas.microsoft.com/office/drawing/2016/5/13/chartex" xmlns:cx8="http://schemas.microsoft.com/office/drawing/2016/5/14/chartex" xmlns:mc="http://schemas.openxmlformats.org/markup-compatibility/2006" xmlns:aink="http://schemas.microsoft.com/office/drawing/2016/ink" xmlns:am3d="http://schemas.microsoft.com/office/drawing/2017/model3d" xmlns:o="urn:schemas-microsoft-com:office:office" xmlns:oel="http://schemas.microsoft.com/office/2019/extlst" xmlns:r="http://schemas.openxmlformats.org/officeDocument/2006/relationships" xmlns:m="http://schemas.openxmlformats.org/officeDocument/2006/math" xmlns:v="urn:schemas-microsoft-com:vml" xmlns:wp14="http://schemas.microsoft.com/office/word/2010/wordprocessingDrawing" xmlns:wp="http://schemas.openxmlformats.org/drawingml/2006/wordprocessingDrawing" xmlns:w10="urn:schemas-microsoft-com:office:word" xmlns:w="http://schemas.openxmlformats.org/wordprocessingml/2006/main" xmlns:w14="http://schemas.microsoft.com/office/word/2010/wordml" xmlns:w15="http://schemas.microsoft.com/office/word/2012/wordml" xmlns:w16cei="http://schemas.microsoft.com/office/word/2026/wordml/cei" xmlns:w16cex="http://schemas.microsoft.com/office/word/2018/wordml/cex" xmlns:w16cid="http://schemas.microsoft.com/office/word/2016/wordml/cid" xmlns:w16="http://schemas.microsoft.com/office/word/2018/wordml" xmlns:w16du="http://schemas.microsoft.com/office/word/2023/wordml/word16du" xmlns:w16sdtdh="http://schemas.microsoft.com/office/word/2020/wordml/sdtdatahash" xmlns:w16sdtfl="http://schemas.microsoft.com/office/word/2024/wordml/sdtformatlock" xmlns:w16se="http://schemas.microsoft.com/office/word/2015/wordml/symex" xmlns:wpg="http://schemas.microsoft.com/office/word/2010/wordprocessingGroup" xmlns:wpi="http://schemas.microsoft.com/office/word/2010/wordprocessingInk" xmlns:wne="http://schemas.microsoft.com/office/word/2006/wordml" xmlns:wps="http://schemas.microsoft.com/office/word/2010/wordprocessingShape" mc:Ignorable="w14 w15 w16se w16cid w16 w16cex w16sdtdh w16sdtfl w16du wp14">
+<w:endnotes xmlns:wpc="http://schemas.microsoft.com/office/word/2010/wordprocessingCanvas" xmlns:cx="http://schemas.microsoft.com/office/drawing/2014/chartex" xmlns:cx1="http://schemas.microsoft.com/office/drawing/2015/9/8/chartex" xmlns:cx2="http://schemas.microsoft.com/office/drawing/2015/10/21/chartex" xmlns:cx3="http://schemas.microsoft.com/office/drawing/2016/5/9/chartex" xmlns:cx4="http://schemas.microsoft.com/office/drawing/2016/5/10/chartex" xmlns:cx5="http://schemas.microsoft.com/office/drawing/2016/5/11/chartex" xmlns:cx6="http://schemas.microsoft.com/office/drawing/2016/5/12/chartex" xmlns:cx7="http://schemas.microsoft.com/office/drawing/2016/5/13/chartex" xmlns:cx8="http://schemas.microsoft.com/office/drawing/2016/5/14/chartex" xmlns:mc="http://schemas.openxmlformats.org/markup-compatibility/2006" xmlns:aink="http://schemas.microsoft.com/office/drawing/2016/ink" xmlns:am3d="http://schemas.microsoft.com/office/drawing/2017/model3d" xmlns:o="urn:schemas-microsoft-com:office:office" xmlns:oel="http://schemas.microsoft.com/office/2019/extlst" xmlns:r="http://schemas.openxmlformats.org/officeDocument/2006/relationships" xmlns:m="http://schemas.openxmlformats.org/officeDocument/2006/math" xmlns:v="urn:schemas-microsoft-com:vml" xmlns:wp14="http://schemas.microsoft.com/office/word/2010/wordprocessingDrawing" xmlns:wp="http://schemas.openxmlformats.org/drawingml/2006/wordprocessingDrawing" xmlns:w10="urn:schemas-microsoft-com:office:word" xmlns:w="http://schemas.openxmlformats.org/wordprocessingml/2006/main" xmlns:w14="http://schemas.microsoft.com/office/word/2010/wordml" xmlns:w15="http://schemas.microsoft.com/office/word/2012/wordml" xmlns:w16cex="http://schemas.microsoft.com/office/word/2018/wordml/cex" xmlns:w16cid="http://schemas.microsoft.com/office/word/2016/wordml/cid" xmlns:w16="http://schemas.microsoft.com/office/word/2018/wordml" xmlns:w16du="http://schemas.microsoft.com/office/word/2023/wordml/word16du" xmlns:w16sdtdh="http://schemas.microsoft.com/office/word/2020/wordml/sdtdatahash" xmlns:w16sdtfl="http://schemas.microsoft.com/office/word/2024/wordml/sdtformatlock" xmlns:w16se="http://schemas.microsoft.com/office/word/2015/wordml/symex" xmlns:wpg="http://schemas.microsoft.com/office/word/2010/wordprocessingGroup" xmlns:wpi="http://schemas.microsoft.com/office/word/2010/wordprocessingInk" xmlns:wne="http://schemas.microsoft.com/office/word/2006/wordml" xmlns:wps="http://schemas.microsoft.com/office/word/2010/wordprocessingShape" mc:Ignorable="w14 w15 w16se w16cid w16 w16cex w16sdtdh w16sdtfl w16du wp14">
   <w:endnote w:type="separator" w:id="-1">
     <w:p>
       <w:pPr>
@@ -303,20 +521,10 @@
 </file>
 
 <file path=word/footer1.xml><?xml version="1.0" encoding="utf-8"?>
-<w:ftr xmlns:wpc="http://schemas.microsoft.com/office/word/2010/wordprocessingCanvas" xmlns:cx="http://schemas.microsoft.com/office/drawing/2014/chartex" xmlns:cx1="http://schemas.microsoft.com/office/drawing/2015/9/8/chartex" xmlns:cx2="http://schemas.microsoft.com/office/drawing/2015/10/21/chartex" xmlns:cx3="http://schemas.microsoft.com/office/drawing/2016/5/9/chartex" xmlns:cx4="http://schemas.microsoft.com/office/drawing/2016/5/10/chartex" xmlns:cx5="http://schemas.microsoft.com/office/drawing/2016/5/11/chartex" xmlns:cx6="http://schemas.microsoft.com/office/drawing/2016/5/12/chartex" xmlns:cx7="http://schemas.microsoft.com/office/drawing/2016/5/13/chartex" xmlns:cx8="http://schemas.microsoft.com/office/drawing/2016/5/14/chartex" xmlns:mc="http://schemas.openxmlformats.org/markup-compatibility/2006" xmlns:aink="http://schemas.microsoft.com/office/drawing/2016/ink" xmlns:am3d="http://schemas.microsoft.com/office/drawing/2017/model3d" xmlns:o="urn:schemas-microsoft-com:office:office" xmlns:oel="http://schemas.microsoft.com/office/2019/extlst" xmlns:r="http://schemas.openxmlformats.org/officeDocument/2006/relationships" xmlns:m="http://schemas.openxmlformats.org/officeDocument/2006/math" xmlns:v="urn:schemas-microsoft-com:vml" xmlns:wp14="http://schemas.microsoft.com/office/word/2010/wordprocessingDrawing" xmlns:wp="http://schemas.openxmlformats.org/drawingml/2006/wordprocessingDrawing" xmlns:w10="urn:schemas-microsoft-com:office:word" xmlns:w="http://schemas.openxmlformats.org/wordprocessingml/2006/main" xmlns:w14="http://schemas.microsoft.com/office/word/2010/wordml" xmlns:w15="http://schemas.microsoft.com/office/word/2012/wordml" xmlns:w16cei="http://schemas.microsoft.com/office/word/2026/wordml/cei" xmlns:w16cex="http://schemas.microsoft.com/office/word/2018/wordml/cex" xmlns:w16cid="http://schemas.microsoft.com/office/word/2016/wordml/cid" xmlns:w16="http://schemas.microsoft.com/office/word/2018/wordml" xmlns:w16du="http://schemas.microsoft.com/office/word/2023/wordml/word16du" xmlns:w16sdtdh="http://schemas.microsoft.com/office/word/2020/wordml/sdtdatahash" xmlns:w16sdtfl="http://schemas.microsoft.com/office/word/2024/wordml/sdtformatlock" xmlns:w16se="http://schemas.microsoft.com/office/word/2015/wordml/symex" xmlns:wpg="http://schemas.microsoft.com/office/word/2010/wordprocessingGroup" xmlns:wpi="http://schemas.microsoft.com/office/word/2010/wordprocessingInk" xmlns:wne="http://schemas.microsoft.com/office/word/2006/wordml" xmlns:wps="http://schemas.microsoft.com/office/word/2010/wordprocessingShape" mc:Ignorable="w14 w15 w16se w16cid w16 w16cex w16sdtdh w16sdtfl w16du wp14">
+<w:ftr xmlns:wpc="http://schemas.microsoft.com/office/word/2010/wordprocessingCanvas" xmlns:cx="http://schemas.microsoft.com/office/drawing/2014/chartex" xmlns:cx1="http://schemas.microsoft.com/office/drawing/2015/9/8/chartex" xmlns:cx2="http://schemas.microsoft.com/office/drawing/2015/10/21/chartex" xmlns:cx3="http://schemas.microsoft.com/office/drawing/2016/5/9/chartex" xmlns:cx4="http://schemas.microsoft.com/office/drawing/2016/5/10/chartex" xmlns:cx5="http://schemas.microsoft.com/office/drawing/2016/5/11/chartex" xmlns:cx6="http://schemas.microsoft.com/office/drawing/2016/5/12/chartex" xmlns:cx7="http://schemas.microsoft.com/office/drawing/2016/5/13/chartex" xmlns:cx8="http://schemas.microsoft.com/office/drawing/2016/5/14/chartex" xmlns:mc="http://schemas.openxmlformats.org/markup-compatibility/2006" xmlns:aink="http://schemas.microsoft.com/office/drawing/2016/ink" xmlns:am3d="http://schemas.microsoft.com/office/drawing/2017/model3d" xmlns:o="urn:schemas-microsoft-com:office:office" xmlns:oel="http://schemas.microsoft.com/office/2019/extlst" xmlns:r="http://schemas.openxmlformats.org/officeDocument/2006/relationships" xmlns:m="http://schemas.openxmlformats.org/officeDocument/2006/math" xmlns:v="urn:schemas-microsoft-com:vml" xmlns:wp14="http://schemas.microsoft.com/office/word/2010/wordprocessingDrawing" xmlns:wp="http://schemas.openxmlformats.org/drawingml/2006/wordprocessingDrawing" xmlns:w10="urn:schemas-microsoft-com:office:word" xmlns:w="http://schemas.openxmlformats.org/wordprocessingml/2006/main" xmlns:w14="http://schemas.microsoft.com/office/word/2010/wordml" xmlns:w15="http://schemas.microsoft.com/office/word/2012/wordml" xmlns:w16cex="http://schemas.microsoft.com/office/word/2018/wordml/cex" xmlns:w16cid="http://schemas.microsoft.com/office/word/2016/wordml/cid" xmlns:w16="http://schemas.microsoft.com/office/word/2018/wordml" xmlns:w16du="http://schemas.microsoft.com/office/word/2023/wordml/word16du" xmlns:w16sdtdh="http://schemas.microsoft.com/office/word/2020/wordml/sdtdatahash" xmlns:w16sdtfl="http://schemas.microsoft.com/office/word/2024/wordml/sdtformatlock" xmlns:w16se="http://schemas.microsoft.com/office/word/2015/wordml/symex" xmlns:wpg="http://schemas.microsoft.com/office/word/2010/wordprocessingGroup" xmlns:wpi="http://schemas.microsoft.com/office/word/2010/wordprocessingInk" xmlns:wne="http://schemas.microsoft.com/office/word/2006/wordml" xmlns:wps="http://schemas.microsoft.com/office/word/2010/wordprocessingShape" mc:Ignorable="w14 w15 w16se w16cid w16 w16cex w16sdtdh w16sdtfl w16du wp14">
   <w:p>
     <w:pPr>
       <w:pStyle w:val="Footer"/>
-    </w:pPr>
-  </w:p>
-</w:ftr>
-</file>
-
-<file path=word/footer2.xml><?xml version="1.0" encoding="utf-8"?>
-<w:ftr xmlns:wpc="http://schemas.microsoft.com/office/word/2010/wordprocessingCanvas" xmlns:cx="http://schemas.microsoft.com/office/drawing/2014/chartex" xmlns:cx1="http://schemas.microsoft.com/office/drawing/2015/9/8/chartex" xmlns:cx2="http://schemas.microsoft.com/office/drawing/2015/10/21/chartex" xmlns:cx3="http://schemas.microsoft.com/office/drawing/2016/5/9/chartex" xmlns:cx4="http://schemas.microsoft.com/office/drawing/2016/5/10/chartex" xmlns:cx5="http://schemas.microsoft.com/office/drawing/2016/5/11/chartex" xmlns:cx6="http://schemas.microsoft.com/office/drawing/2016/5/12/chartex" xmlns:cx7="http://schemas.microsoft.com/office/drawing/2016/5/13/chartex" xmlns:cx8="http://schemas.microsoft.com/office/drawing/2016/5/14/chartex" xmlns:mc="http://schemas.openxmlformats.org/markup-compatibility/2006" xmlns:aink="http://schemas.microsoft.com/office/drawing/2016/ink" xmlns:am3d="http://schemas.microsoft.com/office/drawing/2017/model3d" xmlns:o="urn:schemas-microsoft-com:office:office" xmlns:oel="http://schemas.microsoft.com/office/2019/extlst" xmlns:r="http://schemas.openxmlformats.org/officeDocument/2006/relationships" xmlns:m="http://schemas.openxmlformats.org/officeDocument/2006/math" xmlns:v="urn:schemas-microsoft-com:vml" xmlns:wp14="http://schemas.microsoft.com/office/word/2010/wordprocessingDrawing" xmlns:wp="http://schemas.openxmlformats.org/drawingml/2006/wordprocessingDrawing" xmlns:w10="urn:schemas-microsoft-com:office:word" xmlns:w="http://schemas.openxmlformats.org/wordprocessingml/2006/main" xmlns:w14="http://schemas.microsoft.com/office/word/2010/wordml" xmlns:w15="http://schemas.microsoft.com/office/word/2012/wordml" xmlns:w16cei="http://schemas.microsoft.com/office/word/2026/wordml/cei" xmlns:w16cex="http://schemas.microsoft.com/office/word/2018/wordml/cex" xmlns:w16cid="http://schemas.microsoft.com/office/word/2016/wordml/cid" xmlns:w16="http://schemas.microsoft.com/office/word/2018/wordml" xmlns:w16du="http://schemas.microsoft.com/office/word/2023/wordml/word16du" xmlns:w16sdtdh="http://schemas.microsoft.com/office/word/2020/wordml/sdtdatahash" xmlns:w16sdtfl="http://schemas.microsoft.com/office/word/2024/wordml/sdtformatlock" xmlns:w16se="http://schemas.microsoft.com/office/word/2015/wordml/symex" xmlns:wpg="http://schemas.microsoft.com/office/word/2010/wordprocessingGroup" xmlns:wpi="http://schemas.microsoft.com/office/word/2010/wordprocessingInk" xmlns:wne="http://schemas.microsoft.com/office/word/2006/wordml" xmlns:wps="http://schemas.microsoft.com/office/word/2010/wordprocessingShape" mc:Ignorable="w14 w15 w16se w16cid w16 w16cex w16sdtdh w16sdtfl w16du wp14">
-  <w:p>
-    <w:pPr>
-      <w:pStyle w:val="Footer"/>
       <w:rPr>
         <w:lang w:val="es-DO"/>
       </w:rPr>
@@ -324,21 +532,20 @@
     <w:r>
       <w:rPr>
         <w:noProof/>
-        <w:lang w:val="es-DO"/>
       </w:rPr>
       <w:drawing>
-        <wp:anchor distT="0" distB="0" distL="114300" distR="114300" simplePos="0" relativeHeight="251658240" behindDoc="1" locked="0" layoutInCell="1" allowOverlap="1" wp14:anchorId="393CB888" wp14:editId="6980163D">
+        <wp:anchor distT="0" distB="0" distL="114300" distR="114300" simplePos="0" relativeHeight="251660292" behindDoc="0" locked="0" layoutInCell="1" allowOverlap="1" wp14:anchorId="1DF767F4" wp14:editId="4F711554">
           <wp:simplePos x="0" y="0"/>
-          <wp:positionH relativeFrom="column">
-            <wp:posOffset>-907473</wp:posOffset>
+          <wp:positionH relativeFrom="page">
+            <wp:align>left</wp:align>
           </wp:positionH>
           <wp:positionV relativeFrom="paragraph">
-            <wp:posOffset>-673215</wp:posOffset>
+            <wp:posOffset>-257175</wp:posOffset>
           </wp:positionV>
-          <wp:extent cx="7085247" cy="1300364"/>
-          <wp:effectExtent l="0" t="0" r="0" b="0"/>
-          <wp:wrapNone/>
-          <wp:docPr id="146052613" name="Imagen 1"/>
+          <wp:extent cx="6214745" cy="870585"/>
+          <wp:effectExtent l="0" t="0" r="0" b="5715"/>
+          <wp:wrapSquare wrapText="bothSides"/>
+          <wp:docPr id="1631544105" name="Imagen 1"/>
           <wp:cNvGraphicFramePr>
             <a:graphicFrameLocks xmlns:a="http://schemas.openxmlformats.org/drawingml/2006/main" noChangeAspect="1"/>
           </wp:cNvGraphicFramePr>
@@ -346,10 +553,10 @@
             <a:graphicData uri="http://schemas.openxmlformats.org/drawingml/2006/picture">
               <pic:pic xmlns:pic="http://schemas.openxmlformats.org/drawingml/2006/picture">
                 <pic:nvPicPr>
-                  <pic:cNvPr id="146052613" name="Imagen 146052613"/>
+                  <pic:cNvPr id="1631544105" name="Imagen 1631544105"/>
                   <pic:cNvPicPr/>
                 </pic:nvPicPr>
-                <pic:blipFill>
+                <pic:blipFill rotWithShape="1">
                   <a:blip r:embed="rId1">
                     <a:extLst>
                       <a:ext uri="{28A0092B-C50C-407E-A947-70E740481C1C}">
@@ -357,18 +564,27 @@
                       </a:ext>
                     </a:extLst>
                   </a:blip>
+                  <a:srcRect t="90654" r="5679"/>
                   <a:stretch>
                     <a:fillRect/>
                   </a:stretch>
                 </pic:blipFill>
-                <pic:spPr>
+                <pic:spPr bwMode="auto">
                   <a:xfrm>
                     <a:off x="0" y="0"/>
-                    <a:ext cx="7156560" cy="1313452"/>
+                    <a:ext cx="6214745" cy="870585"/>
                   </a:xfrm>
                   <a:prstGeom prst="rect">
                     <a:avLst/>
                   </a:prstGeom>
+                  <a:ln>
+                    <a:noFill/>
+                  </a:ln>
+                  <a:extLst>
+                    <a:ext uri="{53640926-AAD7-44D8-BBD7-CCE9431645EC}">
+                      <a14:shadowObscured xmlns:a14="http://schemas.microsoft.com/office/drawing/2010/main"/>
+                    </a:ext>
+                  </a:extLst>
                 </pic:spPr>
               </pic:pic>
             </a:graphicData>
@@ -386,18 +602,8 @@
 </w:ftr>
 </file>
 
-<file path=word/footer3.xml><?xml version="1.0" encoding="utf-8"?>
-<w:ftr xmlns:wpc="http://schemas.microsoft.com/office/word/2010/wordprocessingCanvas" xmlns:cx="http://schemas.microsoft.com/office/drawing/2014/chartex" xmlns:cx1="http://schemas.microsoft.com/office/drawing/2015/9/8/chartex" xmlns:cx2="http://schemas.microsoft.com/office/drawing/2015/10/21/chartex" xmlns:cx3="http://schemas.microsoft.com/office/drawing/2016/5/9/chartex" xmlns:cx4="http://schemas.microsoft.com/office/drawing/2016/5/10/chartex" xmlns:cx5="http://schemas.microsoft.com/office/drawing/2016/5/11/chartex" xmlns:cx6="http://schemas.microsoft.com/office/drawing/2016/5/12/chartex" xmlns:cx7="http://schemas.microsoft.com/office/drawing/2016/5/13/chartex" xmlns:cx8="http://schemas.microsoft.com/office/drawing/2016/5/14/chartex" xmlns:mc="http://schemas.openxmlformats.org/markup-compatibility/2006" xmlns:aink="http://schemas.microsoft.com/office/drawing/2016/ink" xmlns:am3d="http://schemas.microsoft.com/office/drawing/2017/model3d" xmlns:o="urn:schemas-microsoft-com:office:office" xmlns:oel="http://schemas.microsoft.com/office/2019/extlst" xmlns:r="http://schemas.openxmlformats.org/officeDocument/2006/relationships" xmlns:m="http://schemas.openxmlformats.org/officeDocument/2006/math" xmlns:v="urn:schemas-microsoft-com:vml" xmlns:wp14="http://schemas.microsoft.com/office/word/2010/wordprocessingDrawing" xmlns:wp="http://schemas.openxmlformats.org/drawingml/2006/wordprocessingDrawing" xmlns:w10="urn:schemas-microsoft-com:office:word" xmlns:w="http://schemas.openxmlformats.org/wordprocessingml/2006/main" xmlns:w14="http://schemas.microsoft.com/office/word/2010/wordml" xmlns:w15="http://schemas.microsoft.com/office/word/2012/wordml" xmlns:w16cei="http://schemas.microsoft.com/office/word/2026/wordml/cei" xmlns:w16cex="http://schemas.microsoft.com/office/word/2018/wordml/cex" xmlns:w16cid="http://schemas.microsoft.com/office/word/2016/wordml/cid" xmlns:w16="http://schemas.microsoft.com/office/word/2018/wordml" xmlns:w16du="http://schemas.microsoft.com/office/word/2023/wordml/word16du" xmlns:w16sdtdh="http://schemas.microsoft.com/office/word/2020/wordml/sdtdatahash" xmlns:w16sdtfl="http://schemas.microsoft.com/office/word/2024/wordml/sdtformatlock" xmlns:w16se="http://schemas.microsoft.com/office/word/2015/wordml/symex" xmlns:wpg="http://schemas.microsoft.com/office/word/2010/wordprocessingGroup" xmlns:wpi="http://schemas.microsoft.com/office/word/2010/wordprocessingInk" xmlns:wne="http://schemas.microsoft.com/office/word/2006/wordml" xmlns:wps="http://schemas.microsoft.com/office/word/2010/wordprocessingShape" mc:Ignorable="w14 w15 w16se w16cid w16 w16cex w16sdtdh w16sdtfl w16du wp14">
-  <w:p>
-    <w:pPr>
-      <w:pStyle w:val="Footer"/>
-    </w:pPr>
-  </w:p>
-</w:ftr>
-</file>
-
 <file path=word/footnotes.xml><?xml version="1.0" encoding="utf-8"?>
-<w:footnotes xmlns:wpc="http://schemas.microsoft.com/office/word/2010/wordprocessingCanvas" xmlns:cx="http://schemas.microsoft.com/office/drawing/2014/chartex" xmlns:cx1="http://schemas.microsoft.com/office/drawing/2015/9/8/chartex" xmlns:cx2="http://schemas.microsoft.com/office/drawing/2015/10/21/chartex" xmlns:cx3="http://schemas.microsoft.com/office/drawing/2016/5/9/chartex" xmlns:cx4="http://schemas.microsoft.com/office/drawing/2016/5/10/chartex" xmlns:cx5="http://schemas.microsoft.com/office/drawing/2016/5/11/chartex" xmlns:cx6="http://schemas.microsoft.com/office/drawing/2016/5/12/chartex" xmlns:cx7="http://schemas.microsoft.com/office/drawing/2016/5/13/chartex" xmlns:cx8="http://schemas.microsoft.com/office/drawing/2016/5/14/chartex" xmlns:mc="http://schemas.openxmlformats.org/markup-compatibility/2006" xmlns:aink="http://schemas.microsoft.com/office/drawing/2016/ink" xmlns:am3d="http://schemas.microsoft.com/office/drawing/2017/model3d" xmlns:o="urn:schemas-microsoft-com:office:office" xmlns:oel="http://schemas.microsoft.com/office/2019/extlst" xmlns:r="http://schemas.openxmlformats.org/officeDocument/2006/relationships" xmlns:m="http://schemas.openxmlformats.org/officeDocument/2006/math" xmlns:v="urn:schemas-microsoft-com:vml" xmlns:wp14="http://schemas.microsoft.com/office/word/2010/wordprocessingDrawing" xmlns:wp="http://schemas.openxmlformats.org/drawingml/2006/wordprocessingDrawing" xmlns:w10="urn:schemas-microsoft-com:office:word" xmlns:w="http://schemas.openxmlformats.org/wordprocessingml/2006/main" xmlns:w14="http://schemas.microsoft.com/office/word/2010/wordml" xmlns:w15="http://schemas.microsoft.com/office/word/2012/wordml" xmlns:w16cei="http://schemas.microsoft.com/office/word/2026/wordml/cei" xmlns:w16cex="http://schemas.microsoft.com/office/word/2018/wordml/cex" xmlns:w16cid="http://schemas.microsoft.com/office/word/2016/wordml/cid" xmlns:w16="http://schemas.microsoft.com/office/word/2018/wordml" xmlns:w16du="http://schemas.microsoft.com/office/word/2023/wordml/word16du" xmlns:w16sdtdh="http://schemas.microsoft.com/office/word/2020/wordml/sdtdatahash" xmlns:w16sdtfl="http://schemas.microsoft.com/office/word/2024/wordml/sdtformatlock" xmlns:w16se="http://schemas.microsoft.com/office/word/2015/wordml/symex" xmlns:wpg="http://schemas.microsoft.com/office/word/2010/wordprocessingGroup" xmlns:wpi="http://schemas.microsoft.com/office/word/2010/wordprocessingInk" xmlns:wne="http://schemas.microsoft.com/office/word/2006/wordml" xmlns:wps="http://schemas.microsoft.com/office/word/2010/wordprocessingShape" mc:Ignorable="w14 w15 w16se w16cid w16 w16cex w16sdtdh w16sdtfl w16du wp14">
+<w:footnotes xmlns:wpc="http://schemas.microsoft.com/office/word/2010/wordprocessingCanvas" xmlns:cx="http://schemas.microsoft.com/office/drawing/2014/chartex" xmlns:cx1="http://schemas.microsoft.com/office/drawing/2015/9/8/chartex" xmlns:cx2="http://schemas.microsoft.com/office/drawing/2015/10/21/chartex" xmlns:cx3="http://schemas.microsoft.com/office/drawing/2016/5/9/chartex" xmlns:cx4="http://schemas.microsoft.com/office/drawing/2016/5/10/chartex" xmlns:cx5="http://schemas.microsoft.com/office/drawing/2016/5/11/chartex" xmlns:cx6="http://schemas.microsoft.com/office/drawing/2016/5/12/chartex" xmlns:cx7="http://schemas.microsoft.com/office/drawing/2016/5/13/chartex" xmlns:cx8="http://schemas.microsoft.com/office/drawing/2016/5/14/chartex" xmlns:mc="http://schemas.openxmlformats.org/markup-compatibility/2006" xmlns:aink="http://schemas.microsoft.com/office/drawing/2016/ink" xmlns:am3d="http://schemas.microsoft.com/office/drawing/2017/model3d" xmlns:o="urn:schemas-microsoft-com:office:office" xmlns:oel="http://schemas.microsoft.com/office/2019/extlst" xmlns:r="http://schemas.openxmlformats.org/officeDocument/2006/relationships" xmlns:m="http://schemas.openxmlformats.org/officeDocument/2006/math" xmlns:v="urn:schemas-microsoft-com:vml" xmlns:wp14="http://schemas.microsoft.com/office/word/2010/wordprocessingDrawing" xmlns:wp="http://schemas.openxmlformats.org/drawingml/2006/wordprocessingDrawing" xmlns:w10="urn:schemas-microsoft-com:office:word" xmlns:w="http://schemas.openxmlformats.org/wordprocessingml/2006/main" xmlns:w14="http://schemas.microsoft.com/office/word/2010/wordml" xmlns:w15="http://schemas.microsoft.com/office/word/2012/wordml" xmlns:w16cex="http://schemas.microsoft.com/office/word/2018/wordml/cex" xmlns:w16cid="http://schemas.microsoft.com/office/word/2016/wordml/cid" xmlns:w16="http://schemas.microsoft.com/office/word/2018/wordml" xmlns:w16du="http://schemas.microsoft.com/office/word/2023/wordml/word16du" xmlns:w16sdtdh="http://schemas.microsoft.com/office/word/2020/wordml/sdtdatahash" xmlns:w16sdtfl="http://schemas.microsoft.com/office/word/2024/wordml/sdtformatlock" xmlns:w16se="http://schemas.microsoft.com/office/word/2015/wordml/symex" xmlns:wpg="http://schemas.microsoft.com/office/word/2010/wordprocessingGroup" xmlns:wpi="http://schemas.microsoft.com/office/word/2010/wordprocessingInk" xmlns:wne="http://schemas.microsoft.com/office/word/2006/wordml" xmlns:wps="http://schemas.microsoft.com/office/word/2010/wordprocessingShape" mc:Ignorable="w14 w15 w16se w16cid w16 w16cex w16sdtdh w16sdtfl w16du wp14">
   <w:footnote w:type="separator" w:id="-1">
     <w:p>
       <w:pPr>
@@ -422,7 +628,7 @@
 </file>
 
 <file path=word/header1.xml><?xml version="1.0" encoding="utf-8"?>
-<w:hdr xmlns:wpc="http://schemas.microsoft.com/office/word/2010/wordprocessingCanvas" xmlns:cx="http://schemas.microsoft.com/office/drawing/2014/chartex" xmlns:cx1="http://schemas.microsoft.com/office/drawing/2015/9/8/chartex" xmlns:cx2="http://schemas.microsoft.com/office/drawing/2015/10/21/chartex" xmlns:cx3="http://schemas.microsoft.com/office/drawing/2016/5/9/chartex" xmlns:cx4="http://schemas.microsoft.com/office/drawing/2016/5/10/chartex" xmlns:cx5="http://schemas.microsoft.com/office/drawing/2016/5/11/chartex" xmlns:cx6="http://schemas.microsoft.com/office/drawing/2016/5/12/chartex" xmlns:cx7="http://schemas.microsoft.com/office/drawing/2016/5/13/chartex" xmlns:cx8="http://schemas.microsoft.com/office/drawing/2016/5/14/chartex" xmlns:mc="http://schemas.openxmlformats.org/markup-compatibility/2006" xmlns:aink="http://schemas.microsoft.com/office/drawing/2016/ink" xmlns:am3d="http://schemas.microsoft.com/office/drawing/2017/model3d" xmlns:o="urn:schemas-microsoft-com:office:office" xmlns:oel="http://schemas.microsoft.com/office/2019/extlst" xmlns:r="http://schemas.openxmlformats.org/officeDocument/2006/relationships" xmlns:m="http://schemas.openxmlformats.org/officeDocument/2006/math" xmlns:v="urn:schemas-microsoft-com:vml" xmlns:wp14="http://schemas.microsoft.com/office/word/2010/wordprocessingDrawing" xmlns:wp="http://schemas.openxmlformats.org/drawingml/2006/wordprocessingDrawing" xmlns:w10="urn:schemas-microsoft-com:office:word" xmlns:w="http://schemas.openxmlformats.org/wordprocessingml/2006/main" xmlns:w14="http://schemas.microsoft.com/office/word/2010/wordml" xmlns:w15="http://schemas.microsoft.com/office/word/2012/wordml" xmlns:w16cei="http://schemas.microsoft.com/office/word/2026/wordml/cei" xmlns:w16cex="http://schemas.microsoft.com/office/word/2018/wordml/cex" xmlns:w16cid="http://schemas.microsoft.com/office/word/2016/wordml/cid" xmlns:w16="http://schemas.microsoft.com/office/word/2018/wordml" xmlns:w16du="http://schemas.microsoft.com/office/word/2023/wordml/word16du" xmlns:w16sdtdh="http://schemas.microsoft.com/office/word/2020/wordml/sdtdatahash" xmlns:w16sdtfl="http://schemas.microsoft.com/office/word/2024/wordml/sdtformatlock" xmlns:w16se="http://schemas.microsoft.com/office/word/2015/wordml/symex" xmlns:wpg="http://schemas.microsoft.com/office/word/2010/wordprocessingGroup" xmlns:wpi="http://schemas.microsoft.com/office/word/2010/wordprocessingInk" xmlns:wne="http://schemas.microsoft.com/office/word/2006/wordml" xmlns:wps="http://schemas.microsoft.com/office/word/2010/wordprocessingShape" mc:Ignorable="w14 w15 w16se w16cid w16 w16cex w16sdtdh w16sdtfl w16du wp14">
+<w:hdr xmlns:wpc="http://schemas.microsoft.com/office/word/2010/wordprocessingCanvas" xmlns:cx="http://schemas.microsoft.com/office/drawing/2014/chartex" xmlns:cx1="http://schemas.microsoft.com/office/drawing/2015/9/8/chartex" xmlns:cx2="http://schemas.microsoft.com/office/drawing/2015/10/21/chartex" xmlns:cx3="http://schemas.microsoft.com/office/drawing/2016/5/9/chartex" xmlns:cx4="http://schemas.microsoft.com/office/drawing/2016/5/10/chartex" xmlns:cx5="http://schemas.microsoft.com/office/drawing/2016/5/11/chartex" xmlns:cx6="http://schemas.microsoft.com/office/drawing/2016/5/12/chartex" xmlns:cx7="http://schemas.microsoft.com/office/drawing/2016/5/13/chartex" xmlns:cx8="http://schemas.microsoft.com/office/drawing/2016/5/14/chartex" xmlns:mc="http://schemas.openxmlformats.org/markup-compatibility/2006" xmlns:aink="http://schemas.microsoft.com/office/drawing/2016/ink" xmlns:am3d="http://schemas.microsoft.com/office/drawing/2017/model3d" xmlns:o="urn:schemas-microsoft-com:office:office" xmlns:oel="http://schemas.microsoft.com/office/2019/extlst" xmlns:r="http://schemas.openxmlformats.org/officeDocument/2006/relationships" xmlns:m="http://schemas.openxmlformats.org/officeDocument/2006/math" xmlns:v="urn:schemas-microsoft-com:vml" xmlns:wp14="http://schemas.microsoft.com/office/word/2010/wordprocessingDrawing" xmlns:wp="http://schemas.openxmlformats.org/drawingml/2006/wordprocessingDrawing" xmlns:w10="urn:schemas-microsoft-com:office:word" xmlns:w="http://schemas.openxmlformats.org/wordprocessingml/2006/main" xmlns:w14="http://schemas.microsoft.com/office/word/2010/wordml" xmlns:w15="http://schemas.microsoft.com/office/word/2012/wordml" xmlns:w16cex="http://schemas.microsoft.com/office/word/2018/wordml/cex" xmlns:w16cid="http://schemas.microsoft.com/office/word/2016/wordml/cid" xmlns:w16="http://schemas.microsoft.com/office/word/2018/wordml" xmlns:w16du="http://schemas.microsoft.com/office/word/2023/wordml/word16du" xmlns:w16sdtdh="http://schemas.microsoft.com/office/word/2020/wordml/sdtdatahash" xmlns:w16sdtfl="http://schemas.microsoft.com/office/word/2024/wordml/sdtformatlock" xmlns:w16se="http://schemas.microsoft.com/office/word/2015/wordml/symex" xmlns:wpg="http://schemas.microsoft.com/office/word/2010/wordprocessingGroup" xmlns:wpi="http://schemas.microsoft.com/office/word/2010/wordprocessingInk" xmlns:wne="http://schemas.microsoft.com/office/word/2006/wordml" xmlns:wps="http://schemas.microsoft.com/office/word/2010/wordprocessingShape" mc:Ignorable="w14 w15 w16se w16cid w16 w16cex w16sdtdh w16sdtfl w16du wp14">
   <w:p>
     <w:pPr>
       <w:pStyle w:val="Header"/>
@@ -431,7 +637,7 @@
       <w:rPr>
         <w:noProof/>
       </w:rPr>
-      <w:pict w14:anchorId="3D699BF3">
+      <w:pict w14:anchorId="5E04801F">
         <v:shapetype id="_x0000_t75" coordsize="21600,21600" o:spt="75" o:preferrelative="t" path="m@4@5l@4@11@9@11@9@5xe" filled="f" stroked="f">
           <v:stroke joinstyle="miter"/>
           <v:formulas>
@@ -451,7 +657,7 @@
           <v:path o:extrusionok="f" gradientshapeok="t" o:connecttype="rect"/>
           <o:lock v:ext="edit" aspectratio="t"/>
         </v:shapetype>
-        <v:shape id="WordPictureWatermark19310579" o:spid="_x0000_s1026" type="#_x0000_t75" style="position:absolute;margin-left:0;margin-top:0;width:451.2pt;height:451.2pt;z-index:-251658238;mso-position-horizontal:center;mso-position-horizontal-relative:margin;mso-position-vertical:center;mso-position-vertical-relative:margin" o:allowincell="f">
+        <v:shape id="WordPictureWatermark19310579" o:spid="_x0000_s1027" type="#_x0000_t75" alt="" style="position:absolute;margin-left:0;margin-top:0;width:451.2pt;height:451.2pt;z-index:-251658237;mso-wrap-edited:f;mso-width-percent:0;mso-height-percent:0;mso-position-horizontal:center;mso-position-horizontal-relative:margin;mso-position-vertical:center;mso-position-vertical-relative:margin;mso-width-percent:0;mso-height-percent:0" o:allowincell="f">
           <v:imagedata r:id="rId1" o:title="CARUSLAW LOGO (2)" gain="19661f" blacklevel="22938f"/>
           <w10:wrap anchorx="margin" anchory="margin"/>
         </v:shape>
@@ -462,7 +668,7 @@
 </file>
 
 <file path=word/header2.xml><?xml version="1.0" encoding="utf-8"?>
-<w:hdr xmlns:wpc="http://schemas.microsoft.com/office/word/2010/wordprocessingCanvas" xmlns:cx="http://schemas.microsoft.com/office/drawing/2014/chartex" xmlns:cx1="http://schemas.microsoft.com/office/drawing/2015/9/8/chartex" xmlns:cx2="http://schemas.microsoft.com/office/drawing/2015/10/21/chartex" xmlns:cx3="http://schemas.microsoft.com/office/drawing/2016/5/9/chartex" xmlns:cx4="http://schemas.microsoft.com/office/drawing/2016/5/10/chartex" xmlns:cx5="http://schemas.microsoft.com/office/drawing/2016/5/11/chartex" xmlns:cx6="http://schemas.microsoft.com/office/drawing/2016/5/12/chartex" xmlns:cx7="http://schemas.microsoft.com/office/drawing/2016/5/13/chartex" xmlns:cx8="http://schemas.microsoft.com/office/drawing/2016/5/14/chartex" xmlns:mc="http://schemas.openxmlformats.org/markup-compatibility/2006" xmlns:aink="http://schemas.microsoft.com/office/drawing/2016/ink" xmlns:am3d="http://schemas.microsoft.com/office/drawing/2017/model3d" xmlns:o="urn:schemas-microsoft-com:office:office" xmlns:oel="http://schemas.microsoft.com/office/2019/extlst" xmlns:r="http://schemas.openxmlformats.org/officeDocument/2006/relationships" xmlns:m="http://schemas.openxmlformats.org/officeDocument/2006/math" xmlns:v="urn:schemas-microsoft-com:vml" xmlns:wp14="http://schemas.microsoft.com/office/word/2010/wordprocessingDrawing" xmlns:wp="http://schemas.openxmlformats.org/drawingml/2006/wordprocessingDrawing" xmlns:w10="urn:schemas-microsoft-com:office:word" xmlns:w="http://schemas.openxmlformats.org/wordprocessingml/2006/main" xmlns:w14="http://schemas.microsoft.com/office/word/2010/wordml" xmlns:w15="http://schemas.microsoft.com/office/word/2012/wordml" xmlns:w16cei="http://schemas.microsoft.com/office/word/2026/wordml/cei" xmlns:w16cex="http://schemas.microsoft.com/office/word/2018/wordml/cex" xmlns:w16cid="http://schemas.microsoft.com/office/word/2016/wordml/cid" xmlns:w16="http://schemas.microsoft.com/office/word/2018/wordml" xmlns:w16du="http://schemas.microsoft.com/office/word/2023/wordml/word16du" xmlns:w16sdtdh="http://schemas.microsoft.com/office/word/2020/wordml/sdtdatahash" xmlns:w16sdtfl="http://schemas.microsoft.com/office/word/2024/wordml/sdtformatlock" xmlns:w16se="http://schemas.microsoft.com/office/word/2015/wordml/symex" xmlns:wpg="http://schemas.microsoft.com/office/word/2010/wordprocessingGroup" xmlns:wpi="http://schemas.microsoft.com/office/word/2010/wordprocessingInk" xmlns:wne="http://schemas.microsoft.com/office/word/2006/wordml" xmlns:wps="http://schemas.microsoft.com/office/word/2010/wordprocessingShape" mc:Ignorable="w14 w15 w16se w16cid w16 w16cex w16sdtdh w16sdtfl w16du wp14">
+<w:hdr xmlns:wpc="http://schemas.microsoft.com/office/word/2010/wordprocessingCanvas" xmlns:cx="http://schemas.microsoft.com/office/drawing/2014/chartex" xmlns:cx1="http://schemas.microsoft.com/office/drawing/2015/9/8/chartex" xmlns:cx2="http://schemas.microsoft.com/office/drawing/2015/10/21/chartex" xmlns:cx3="http://schemas.microsoft.com/office/drawing/2016/5/9/chartex" xmlns:cx4="http://schemas.microsoft.com/office/drawing/2016/5/10/chartex" xmlns:cx5="http://schemas.microsoft.com/office/drawing/2016/5/11/chartex" xmlns:cx6="http://schemas.microsoft.com/office/drawing/2016/5/12/chartex" xmlns:cx7="http://schemas.microsoft.com/office/drawing/2016/5/13/chartex" xmlns:cx8="http://schemas.microsoft.com/office/drawing/2016/5/14/chartex" xmlns:mc="http://schemas.openxmlformats.org/markup-compatibility/2006" xmlns:aink="http://schemas.microsoft.com/office/drawing/2016/ink" xmlns:am3d="http://schemas.microsoft.com/office/drawing/2017/model3d" xmlns:o="urn:schemas-microsoft-com:office:office" xmlns:oel="http://schemas.microsoft.com/office/2019/extlst" xmlns:r="http://schemas.openxmlformats.org/officeDocument/2006/relationships" xmlns:m="http://schemas.openxmlformats.org/officeDocument/2006/math" xmlns:v="urn:schemas-microsoft-com:vml" xmlns:wp14="http://schemas.microsoft.com/office/word/2010/wordprocessingDrawing" xmlns:wp="http://schemas.openxmlformats.org/drawingml/2006/wordprocessingDrawing" xmlns:w10="urn:schemas-microsoft-com:office:word" xmlns:w="http://schemas.openxmlformats.org/wordprocessingml/2006/main" xmlns:w14="http://schemas.microsoft.com/office/word/2010/wordml" xmlns:w15="http://schemas.microsoft.com/office/word/2012/wordml" xmlns:w16cex="http://schemas.microsoft.com/office/word/2018/wordml/cex" xmlns:w16cid="http://schemas.microsoft.com/office/word/2016/wordml/cid" xmlns:w16="http://schemas.microsoft.com/office/word/2018/wordml" xmlns:w16du="http://schemas.microsoft.com/office/word/2023/wordml/word16du" xmlns:w16sdtdh="http://schemas.microsoft.com/office/word/2020/wordml/sdtdatahash" xmlns:w16sdtfl="http://schemas.microsoft.com/office/word/2024/wordml/sdtformatlock" xmlns:w16se="http://schemas.microsoft.com/office/word/2015/wordml/symex" xmlns:wpg="http://schemas.microsoft.com/office/word/2010/wordprocessingGroup" xmlns:wpi="http://schemas.microsoft.com/office/word/2010/wordprocessingInk" xmlns:wne="http://schemas.microsoft.com/office/word/2006/wordml" xmlns:wps="http://schemas.microsoft.com/office/word/2010/wordprocessingShape" mc:Ignorable="w14 w15 w16se w16cid w16 w16cex w16sdtdh w16sdtfl w16du wp14">
   <w:p>
     <w:pPr>
       <w:pStyle w:val="Header"/>
@@ -472,10 +678,18 @@
         <w:noProof/>
       </w:rPr>
       <w:drawing>
-        <wp:inline distT="0" distB="0" distL="0" distR="0" wp14:anchorId="17908C3A" wp14:editId="1F604378">
+        <wp:anchor distT="0" distB="0" distL="114300" distR="114300" simplePos="0" relativeHeight="251658241" behindDoc="1" locked="0" layoutInCell="1" allowOverlap="1" wp14:anchorId="4C3806E9" wp14:editId="0CC24E9B">
+          <wp:simplePos x="0" y="0"/>
+          <wp:positionH relativeFrom="page">
+            <wp:posOffset>23586</wp:posOffset>
+          </wp:positionH>
+          <wp:positionV relativeFrom="paragraph">
+            <wp:posOffset>-192224</wp:posOffset>
+          </wp:positionV>
           <wp:extent cx="2133600" cy="1139190"/>
           <wp:effectExtent l="0" t="0" r="0" b="3810"/>
-          <wp:docPr id="64431377" name="Imagen 3"/>
+          <wp:wrapTopAndBottom/>
+          <wp:docPr id="845938250" name="Imagen 3"/>
           <wp:cNvGraphicFramePr>
             <a:graphicFrameLocks xmlns:a="http://schemas.openxmlformats.org/drawingml/2006/main" noChangeAspect="1"/>
           </wp:cNvGraphicFramePr>
@@ -519,14 +733,20 @@
               </pic:pic>
             </a:graphicData>
           </a:graphic>
-        </wp:inline>
+          <wp14:sizeRelH relativeFrom="margin">
+            <wp14:pctWidth>0</wp14:pctWidth>
+          </wp14:sizeRelH>
+          <wp14:sizeRelV relativeFrom="margin">
+            <wp14:pctHeight>0</wp14:pctHeight>
+          </wp14:sizeRelV>
+        </wp:anchor>
       </w:drawing>
     </w:r>
     <w:r>
       <w:rPr>
         <w:noProof/>
       </w:rPr>
-      <w:pict w14:anchorId="4B09277D">
+      <w:pict w14:anchorId="5EDF44CB">
         <v:shapetype id="_x0000_t75" coordsize="21600,21600" o:spt="75" o:preferrelative="t" path="m@4@5l@4@11@9@11@9@5xe" filled="f" stroked="f">
           <v:stroke joinstyle="miter"/>
           <v:formulas>
@@ -546,7 +766,7 @@
           <v:path o:extrusionok="f" gradientshapeok="t" o:connecttype="rect"/>
           <o:lock v:ext="edit" aspectratio="t"/>
         </v:shapetype>
-        <v:shape id="WordPictureWatermark19310580" o:spid="_x0000_s1027" type="#_x0000_t75" style="position:absolute;margin-left:-13.6pt;margin-top:101.55pt;width:477.75pt;height:477.75pt;z-index:-251658237;mso-position-horizontal-relative:margin;mso-position-vertical-relative:margin" o:allowincell="f">
+        <v:shape id="WordPictureWatermark19310580" o:spid="_x0000_s1026" type="#_x0000_t75" alt="" style="position:absolute;margin-left:-13.6pt;margin-top:101.55pt;width:477.75pt;height:477.75pt;z-index:-251658236;mso-wrap-edited:f;mso-width-percent:0;mso-height-percent:0;mso-position-horizontal-relative:margin;mso-position-vertical-relative:margin;mso-width-percent:0;mso-height-percent:0" o:allowincell="f">
           <v:imagedata r:id="rId2" o:title="CARUSLAW LOGO (2)" gain="19661f" blacklevel="22938f"/>
           <w10:wrap anchorx="margin" anchory="margin"/>
         </v:shape>
@@ -557,7 +777,7 @@
 </file>
 
 <file path=word/header3.xml><?xml version="1.0" encoding="utf-8"?>
-<w:hdr xmlns:wpc="http://schemas.microsoft.com/office/word/2010/wordprocessingCanvas" xmlns:cx="http://schemas.microsoft.com/office/drawing/2014/chartex" xmlns:cx1="http://schemas.microsoft.com/office/drawing/2015/9/8/chartex" xmlns:cx2="http://schemas.microsoft.com/office/drawing/2015/10/21/chartex" xmlns:cx3="http://schemas.microsoft.com/office/drawing/2016/5/9/chartex" xmlns:cx4="http://schemas.microsoft.com/office/drawing/2016/5/10/chartex" xmlns:cx5="http://schemas.microsoft.com/office/drawing/2016/5/11/chartex" xmlns:cx6="http://schemas.microsoft.com/office/drawing/2016/5/12/chartex" xmlns:cx7="http://schemas.microsoft.com/office/drawing/2016/5/13/chartex" xmlns:cx8="http://schemas.microsoft.com/office/drawing/2016/5/14/chartex" xmlns:mc="http://schemas.openxmlformats.org/markup-compatibility/2006" xmlns:aink="http://schemas.microsoft.com/office/drawing/2016/ink" xmlns:am3d="http://schemas.microsoft.com/office/drawing/2017/model3d" xmlns:o="urn:schemas-microsoft-com:office:office" xmlns:oel="http://schemas.microsoft.com/office/2019/extlst" xmlns:r="http://schemas.openxmlformats.org/officeDocument/2006/relationships" xmlns:m="http://schemas.openxmlformats.org/officeDocument/2006/math" xmlns:v="urn:schemas-microsoft-com:vml" xmlns:wp14="http://schemas.microsoft.com/office/word/2010/wordprocessingDrawing" xmlns:wp="http://schemas.openxmlformats.org/drawingml/2006/wordprocessingDrawing" xmlns:w10="urn:schemas-microsoft-com:office:word" xmlns:w="http://schemas.openxmlformats.org/wordprocessingml/2006/main" xmlns:w14="http://schemas.microsoft.com/office/word/2010/wordml" xmlns:w15="http://schemas.microsoft.com/office/word/2012/wordml" xmlns:w16cei="http://schemas.microsoft.com/office/word/2026/wordml/cei" xmlns:w16cex="http://schemas.microsoft.com/office/word/2018/wordml/cex" xmlns:w16cid="http://schemas.microsoft.com/office/word/2016/wordml/cid" xmlns:w16="http://schemas.microsoft.com/office/word/2018/wordml" xmlns:w16du="http://schemas.microsoft.com/office/word/2023/wordml/word16du" xmlns:w16sdtdh="http://schemas.microsoft.com/office/word/2020/wordml/sdtdatahash" xmlns:w16sdtfl="http://schemas.microsoft.com/office/word/2024/wordml/sdtformatlock" xmlns:w16se="http://schemas.microsoft.com/office/word/2015/wordml/symex" xmlns:wpg="http://schemas.microsoft.com/office/word/2010/wordprocessingGroup" xmlns:wpi="http://schemas.microsoft.com/office/word/2010/wordprocessingInk" xmlns:wne="http://schemas.microsoft.com/office/word/2006/wordml" xmlns:wps="http://schemas.microsoft.com/office/word/2010/wordprocessingShape" mc:Ignorable="w14 w15 w16se w16cid w16 w16cex w16sdtdh w16sdtfl w16du wp14">
+<w:hdr xmlns:wpc="http://schemas.microsoft.com/office/word/2010/wordprocessingCanvas" xmlns:cx="http://schemas.microsoft.com/office/drawing/2014/chartex" xmlns:cx1="http://schemas.microsoft.com/office/drawing/2015/9/8/chartex" xmlns:cx2="http://schemas.microsoft.com/office/drawing/2015/10/21/chartex" xmlns:cx3="http://schemas.microsoft.com/office/drawing/2016/5/9/chartex" xmlns:cx4="http://schemas.microsoft.com/office/drawing/2016/5/10/chartex" xmlns:cx5="http://schemas.microsoft.com/office/drawing/2016/5/11/chartex" xmlns:cx6="http://schemas.microsoft.com/office/drawing/2016/5/12/chartex" xmlns:cx7="http://schemas.microsoft.com/office/drawing/2016/5/13/chartex" xmlns:cx8="http://schemas.microsoft.com/office/drawing/2016/5/14/chartex" xmlns:mc="http://schemas.openxmlformats.org/markup-compatibility/2006" xmlns:aink="http://schemas.microsoft.com/office/drawing/2016/ink" xmlns:am3d="http://schemas.microsoft.com/office/drawing/2017/model3d" xmlns:o="urn:schemas-microsoft-com:office:office" xmlns:oel="http://schemas.microsoft.com/office/2019/extlst" xmlns:r="http://schemas.openxmlformats.org/officeDocument/2006/relationships" xmlns:m="http://schemas.openxmlformats.org/officeDocument/2006/math" xmlns:v="urn:schemas-microsoft-com:vml" xmlns:wp14="http://schemas.microsoft.com/office/word/2010/wordprocessingDrawing" xmlns:wp="http://schemas.openxmlformats.org/drawingml/2006/wordprocessingDrawing" xmlns:w10="urn:schemas-microsoft-com:office:word" xmlns:w="http://schemas.openxmlformats.org/wordprocessingml/2006/main" xmlns:w14="http://schemas.microsoft.com/office/word/2010/wordml" xmlns:w15="http://schemas.microsoft.com/office/word/2012/wordml" xmlns:w16cex="http://schemas.microsoft.com/office/word/2018/wordml/cex" xmlns:w16cid="http://schemas.microsoft.com/office/word/2016/wordml/cid" xmlns:w16="http://schemas.microsoft.com/office/word/2018/wordml" xmlns:w16du="http://schemas.microsoft.com/office/word/2023/wordml/word16du" xmlns:w16sdtdh="http://schemas.microsoft.com/office/word/2020/wordml/sdtdatahash" xmlns:w16sdtfl="http://schemas.microsoft.com/office/word/2024/wordml/sdtformatlock" xmlns:w16se="http://schemas.microsoft.com/office/word/2015/wordml/symex" xmlns:wpg="http://schemas.microsoft.com/office/word/2010/wordprocessingGroup" xmlns:wpi="http://schemas.microsoft.com/office/word/2010/wordprocessingInk" xmlns:wne="http://schemas.microsoft.com/office/word/2006/wordml" xmlns:wps="http://schemas.microsoft.com/office/word/2010/wordprocessingShape" mc:Ignorable="w14 w15 w16se w16cid w16 w16cex w16sdtdh w16sdtfl w16du wp14">
   <w:p>
     <w:pPr>
       <w:pStyle w:val="Header"/>
@@ -566,7 +786,7 @@
       <w:rPr>
         <w:noProof/>
       </w:rPr>
-      <w:pict w14:anchorId="71E22462">
+      <w:pict w14:anchorId="5569A8D5">
         <v:shapetype id="_x0000_t75" coordsize="21600,21600" o:spt="75" o:preferrelative="t" path="m@4@5l@4@11@9@11@9@5xe" filled="f" stroked="f">
           <v:stroke joinstyle="miter"/>
           <v:formulas>
@@ -586,7 +806,7 @@
           <v:path o:extrusionok="f" gradientshapeok="t" o:connecttype="rect"/>
           <o:lock v:ext="edit" aspectratio="t"/>
         </v:shapetype>
-        <v:shape id="WordPictureWatermark19310578" o:spid="_x0000_s1025" type="#_x0000_t75" style="position:absolute;margin-left:0;margin-top:0;width:451.2pt;height:451.2pt;z-index:-251658239;mso-position-horizontal:center;mso-position-horizontal-relative:margin;mso-position-vertical:center;mso-position-vertical-relative:margin" o:allowincell="f">
+        <v:shape id="WordPictureWatermark19310578" o:spid="_x0000_s1025" type="#_x0000_t75" alt="" style="position:absolute;margin-left:0;margin-top:0;width:451.2pt;height:451.2pt;z-index:-251658238;mso-wrap-edited:f;mso-width-percent:0;mso-height-percent:0;mso-position-horizontal:center;mso-position-horizontal-relative:margin;mso-position-vertical:center;mso-position-vertical-relative:margin;mso-width-percent:0;mso-height-percent:0" o:allowincell="f">
           <v:imagedata r:id="rId1" o:title="CARUSLAW LOGO (2)" gain="19661f" blacklevel="22938f"/>
           <w10:wrap anchorx="margin" anchory="margin"/>
         </v:shape>
@@ -597,23 +817,322 @@
 </file>
 
 <file path=word/numbering.xml><?xml version="1.0" encoding="utf-8"?>
-<w:numbering xmlns:wpc="http://schemas.microsoft.com/office/word/2010/wordprocessingCanvas" xmlns:cx="http://schemas.microsoft.com/office/drawing/2014/chartex" xmlns:cx1="http://schemas.microsoft.com/office/drawing/2015/9/8/chartex" xmlns:cx2="http://schemas.microsoft.com/office/drawing/2015/10/21/chartex" xmlns:cx3="http://schemas.microsoft.com/office/drawing/2016/5/9/chartex" xmlns:cx4="http://schemas.microsoft.com/office/drawing/2016/5/10/chartex" xmlns:cx5="http://schemas.microsoft.com/office/drawing/2016/5/11/chartex" xmlns:cx6="http://schemas.microsoft.com/office/drawing/2016/5/12/chartex" xmlns:cx7="http://schemas.microsoft.com/office/drawing/2016/5/13/chartex" xmlns:cx8="http://schemas.microsoft.com/office/drawing/2016/5/14/chartex" xmlns:mc="http://schemas.openxmlformats.org/markup-compatibility/2006" xmlns:aink="http://schemas.microsoft.com/office/drawing/2016/ink" xmlns:am3d="http://schemas.microsoft.com/office/drawing/2017/model3d" xmlns:o="urn:schemas-microsoft-com:office:office" xmlns:oel="http://schemas.microsoft.com/office/2019/extlst" xmlns:r="http://schemas.openxmlformats.org/officeDocument/2006/relationships" xmlns:m="http://schemas.openxmlformats.org/officeDocument/2006/math" xmlns:v="urn:schemas-microsoft-com:vml" xmlns:wp14="http://schemas.microsoft.com/office/word/2010/wordprocessingDrawing" xmlns:wp="http://schemas.openxmlformats.org/drawingml/2006/wordprocessingDrawing" xmlns:w10="urn:schemas-microsoft-com:office:word" xmlns:w="http://schemas.openxmlformats.org/wordprocessingml/2006/main" xmlns:w14="http://schemas.microsoft.com/office/word/2010/wordml" xmlns:w15="http://schemas.microsoft.com/office/word/2012/wordml" xmlns:w16cei="http://schemas.microsoft.com/office/word/2026/wordml/cei" xmlns:w16cex="http://schemas.microsoft.com/office/word/2018/wordml/cex" xmlns:w16cid="http://schemas.microsoft.com/office/word/2016/wordml/cid" xmlns:w16="http://schemas.microsoft.com/office/word/2018/wordml" xmlns:w16du="http://schemas.microsoft.com/office/word/2023/wordml/word16du" xmlns:w16sdtdh="http://schemas.microsoft.com/office/word/2020/wordml/sdtdatahash" xmlns:w16sdtfl="http://schemas.microsoft.com/office/word/2024/wordml/sdtformatlock" xmlns:w16se="http://schemas.microsoft.com/office/word/2015/wordml/symex" xmlns:wpg="http://schemas.microsoft.com/office/word/2010/wordprocessingGroup" xmlns:wpi="http://schemas.microsoft.com/office/word/2010/wordprocessingInk" xmlns:wne="http://schemas.microsoft.com/office/word/2006/wordml" xmlns:wps="http://schemas.microsoft.com/office/word/2010/wordprocessingShape" mc:Ignorable="w14 w15 w16se w16cid w16 w16cex w16sdtdh w16sdtfl w16du wp14">
+<w:numbering xmlns:wpc="http://schemas.microsoft.com/office/word/2010/wordprocessingCanvas" xmlns:cx="http://schemas.microsoft.com/office/drawing/2014/chartex" xmlns:cx1="http://schemas.microsoft.com/office/drawing/2015/9/8/chartex" xmlns:cx2="http://schemas.microsoft.com/office/drawing/2015/10/21/chartex" xmlns:cx3="http://schemas.microsoft.com/office/drawing/2016/5/9/chartex" xmlns:cx4="http://schemas.microsoft.com/office/drawing/2016/5/10/chartex" xmlns:cx5="http://schemas.microsoft.com/office/drawing/2016/5/11/chartex" xmlns:cx6="http://schemas.microsoft.com/office/drawing/2016/5/12/chartex" xmlns:cx7="http://schemas.microsoft.com/office/drawing/2016/5/13/chartex" xmlns:cx8="http://schemas.microsoft.com/office/drawing/2016/5/14/chartex" xmlns:mc="http://schemas.openxmlformats.org/markup-compatibility/2006" xmlns:aink="http://schemas.microsoft.com/office/drawing/2016/ink" xmlns:am3d="http://schemas.microsoft.com/office/drawing/2017/model3d" xmlns:o="urn:schemas-microsoft-com:office:office" xmlns:oel="http://schemas.microsoft.com/office/2019/extlst" xmlns:r="http://schemas.openxmlformats.org/officeDocument/2006/relationships" xmlns:m="http://schemas.openxmlformats.org/officeDocument/2006/math" xmlns:v="urn:schemas-microsoft-com:vml" xmlns:wp14="http://schemas.microsoft.com/office/word/2010/wordprocessingDrawing" xmlns:wp="http://schemas.openxmlformats.org/drawingml/2006/wordprocessingDrawing" xmlns:w10="urn:schemas-microsoft-com:office:word" xmlns:w="http://schemas.openxmlformats.org/wordprocessingml/2006/main" xmlns:w14="http://schemas.microsoft.com/office/word/2010/wordml" xmlns:w15="http://schemas.microsoft.com/office/word/2012/wordml" xmlns:w16cex="http://schemas.microsoft.com/office/word/2018/wordml/cex" xmlns:w16cid="http://schemas.microsoft.com/office/word/2016/wordml/cid" xmlns:w16="http://schemas.microsoft.com/office/word/2018/wordml" xmlns:w16du="http://schemas.microsoft.com/office/word/2023/wordml/word16du" xmlns:w16sdtdh="http://schemas.microsoft.com/office/word/2020/wordml/sdtdatahash" xmlns:w16sdtfl="http://schemas.microsoft.com/office/word/2024/wordml/sdtformatlock" xmlns:w16se="http://schemas.microsoft.com/office/word/2015/wordml/symex" xmlns:wpg="http://schemas.microsoft.com/office/word/2010/wordprocessingGroup" xmlns:wpi="http://schemas.microsoft.com/office/word/2010/wordprocessingInk" xmlns:wne="http://schemas.microsoft.com/office/word/2006/wordml" xmlns:wps="http://schemas.microsoft.com/office/word/2010/wordprocessingShape" mc:Ignorable="w14 w15 w16se w16cid w16 w16cex w16sdtdh w16sdtfl w16du wp14">
   <w:abstractNum w:abstractNumId="0" w15:restartNumberingAfterBreak="0">
-    <w:nsid w:val="6A9E7EE8"/>
+    <w:nsid w:val="004C2345"/>
+    <w:multiLevelType w:val="multilevel"/>
+    <w:tmpl w:val="9D541A50"/>
+    <w:lvl w:ilvl="0">
+      <w:start w:val="1"/>
+      <w:numFmt w:val="bullet"/>
+      <w:lvlText w:val=""/>
+      <w:lvlJc w:val="left"/>
+      <w:pPr>
+        <w:tabs>
+          <w:tab w:val="num" w:pos="720"/>
+        </w:tabs>
+        <w:ind w:left="720" w:hanging="360"/>
+      </w:pPr>
+      <w:rPr>
+        <w:rFonts w:ascii="Symbol" w:hAnsi="Symbol" w:hint="default"/>
+        <w:sz w:val="20"/>
+      </w:rPr>
+    </w:lvl>
+    <w:lvl w:ilvl="1" w:tentative="1">
+      <w:start w:val="1"/>
+      <w:numFmt w:val="bullet"/>
+      <w:lvlText w:val="o"/>
+      <w:lvlJc w:val="left"/>
+      <w:pPr>
+        <w:tabs>
+          <w:tab w:val="num" w:pos="1440"/>
+        </w:tabs>
+        <w:ind w:left="1440" w:hanging="360"/>
+      </w:pPr>
+      <w:rPr>
+        <w:rFonts w:ascii="Courier New" w:hAnsi="Courier New" w:hint="default"/>
+        <w:sz w:val="20"/>
+      </w:rPr>
+    </w:lvl>
+    <w:lvl w:ilvl="2" w:tentative="1">
+      <w:start w:val="1"/>
+      <w:numFmt w:val="bullet"/>
+      <w:lvlText w:val=""/>
+      <w:lvlJc w:val="left"/>
+      <w:pPr>
+        <w:tabs>
+          <w:tab w:val="num" w:pos="2160"/>
+        </w:tabs>
+        <w:ind w:left="2160" w:hanging="360"/>
+      </w:pPr>
+      <w:rPr>
+        <w:rFonts w:ascii="Wingdings" w:hAnsi="Wingdings" w:hint="default"/>
+        <w:sz w:val="20"/>
+      </w:rPr>
+    </w:lvl>
+    <w:lvl w:ilvl="3" w:tentative="1">
+      <w:start w:val="1"/>
+      <w:numFmt w:val="bullet"/>
+      <w:lvlText w:val=""/>
+      <w:lvlJc w:val="left"/>
+      <w:pPr>
+        <w:tabs>
+          <w:tab w:val="num" w:pos="2880"/>
+        </w:tabs>
+        <w:ind w:left="2880" w:hanging="360"/>
+      </w:pPr>
+      <w:rPr>
+        <w:rFonts w:ascii="Wingdings" w:hAnsi="Wingdings" w:hint="default"/>
+        <w:sz w:val="20"/>
+      </w:rPr>
+    </w:lvl>
+    <w:lvl w:ilvl="4" w:tentative="1">
+      <w:start w:val="1"/>
+      <w:numFmt w:val="bullet"/>
+      <w:lvlText w:val=""/>
+      <w:lvlJc w:val="left"/>
+      <w:pPr>
+        <w:tabs>
+          <w:tab w:val="num" w:pos="3600"/>
+        </w:tabs>
+        <w:ind w:left="3600" w:hanging="360"/>
+      </w:pPr>
+      <w:rPr>
+        <w:rFonts w:ascii="Wingdings" w:hAnsi="Wingdings" w:hint="default"/>
+        <w:sz w:val="20"/>
+      </w:rPr>
+    </w:lvl>
+    <w:lvl w:ilvl="5" w:tentative="1">
+      <w:start w:val="1"/>
+      <w:numFmt w:val="bullet"/>
+      <w:lvlText w:val=""/>
+      <w:lvlJc w:val="left"/>
+      <w:pPr>
+        <w:tabs>
+          <w:tab w:val="num" w:pos="4320"/>
+        </w:tabs>
+        <w:ind w:left="4320" w:hanging="360"/>
+      </w:pPr>
+      <w:rPr>
+        <w:rFonts w:ascii="Wingdings" w:hAnsi="Wingdings" w:hint="default"/>
+        <w:sz w:val="20"/>
+      </w:rPr>
+    </w:lvl>
+    <w:lvl w:ilvl="6" w:tentative="1">
+      <w:start w:val="1"/>
+      <w:numFmt w:val="bullet"/>
+      <w:lvlText w:val=""/>
+      <w:lvlJc w:val="left"/>
+      <w:pPr>
+        <w:tabs>
+          <w:tab w:val="num" w:pos="5040"/>
+        </w:tabs>
+        <w:ind w:left="5040" w:hanging="360"/>
+      </w:pPr>
+      <w:rPr>
+        <w:rFonts w:ascii="Wingdings" w:hAnsi="Wingdings" w:hint="default"/>
+        <w:sz w:val="20"/>
+      </w:rPr>
+    </w:lvl>
+    <w:lvl w:ilvl="7" w:tentative="1">
+      <w:start w:val="1"/>
+      <w:numFmt w:val="bullet"/>
+      <w:lvlText w:val=""/>
+      <w:lvlJc w:val="left"/>
+      <w:pPr>
+        <w:tabs>
+          <w:tab w:val="num" w:pos="5760"/>
+        </w:tabs>
+        <w:ind w:left="5760" w:hanging="360"/>
+      </w:pPr>
+      <w:rPr>
+        <w:rFonts w:ascii="Wingdings" w:hAnsi="Wingdings" w:hint="default"/>
+        <w:sz w:val="20"/>
+      </w:rPr>
+    </w:lvl>
+    <w:lvl w:ilvl="8" w:tentative="1">
+      <w:start w:val="1"/>
+      <w:numFmt w:val="bullet"/>
+      <w:lvlText w:val=""/>
+      <w:lvlJc w:val="left"/>
+      <w:pPr>
+        <w:tabs>
+          <w:tab w:val="num" w:pos="6480"/>
+        </w:tabs>
+        <w:ind w:left="6480" w:hanging="360"/>
+      </w:pPr>
+      <w:rPr>
+        <w:rFonts w:ascii="Wingdings" w:hAnsi="Wingdings" w:hint="default"/>
+        <w:sz w:val="20"/>
+      </w:rPr>
+    </w:lvl>
+  </w:abstractNum>
+  <w:abstractNum w:abstractNumId="1" w15:restartNumberingAfterBreak="0">
+    <w:nsid w:val="1009670D"/>
+    <w:multiLevelType w:val="multilevel"/>
+    <w:tmpl w:val="461C3706"/>
+    <w:lvl w:ilvl="0">
+      <w:start w:val="1"/>
+      <w:numFmt w:val="bullet"/>
+      <w:lvlText w:val=""/>
+      <w:lvlJc w:val="left"/>
+      <w:pPr>
+        <w:tabs>
+          <w:tab w:val="num" w:pos="720"/>
+        </w:tabs>
+        <w:ind w:left="720" w:hanging="360"/>
+      </w:pPr>
+      <w:rPr>
+        <w:rFonts w:ascii="Symbol" w:hAnsi="Symbol" w:hint="default"/>
+        <w:sz w:val="20"/>
+      </w:rPr>
+    </w:lvl>
+    <w:lvl w:ilvl="1" w:tentative="1">
+      <w:start w:val="1"/>
+      <w:numFmt w:val="bullet"/>
+      <w:lvlText w:val="o"/>
+      <w:lvlJc w:val="left"/>
+      <w:pPr>
+        <w:tabs>
+          <w:tab w:val="num" w:pos="1440"/>
+        </w:tabs>
+        <w:ind w:left="1440" w:hanging="360"/>
+      </w:pPr>
+      <w:rPr>
+        <w:rFonts w:ascii="Courier New" w:hAnsi="Courier New" w:hint="default"/>
+        <w:sz w:val="20"/>
+      </w:rPr>
+    </w:lvl>
+    <w:lvl w:ilvl="2" w:tentative="1">
+      <w:start w:val="1"/>
+      <w:numFmt w:val="bullet"/>
+      <w:lvlText w:val=""/>
+      <w:lvlJc w:val="left"/>
+      <w:pPr>
+        <w:tabs>
+          <w:tab w:val="num" w:pos="2160"/>
+        </w:tabs>
+        <w:ind w:left="2160" w:hanging="360"/>
+      </w:pPr>
+      <w:rPr>
+        <w:rFonts w:ascii="Wingdings" w:hAnsi="Wingdings" w:hint="default"/>
+        <w:sz w:val="20"/>
+      </w:rPr>
+    </w:lvl>
+    <w:lvl w:ilvl="3" w:tentative="1">
+      <w:start w:val="1"/>
+      <w:numFmt w:val="bullet"/>
+      <w:lvlText w:val=""/>
+      <w:lvlJc w:val="left"/>
+      <w:pPr>
+        <w:tabs>
+          <w:tab w:val="num" w:pos="2880"/>
+        </w:tabs>
+        <w:ind w:left="2880" w:hanging="360"/>
+      </w:pPr>
+      <w:rPr>
+        <w:rFonts w:ascii="Wingdings" w:hAnsi="Wingdings" w:hint="default"/>
+        <w:sz w:val="20"/>
+      </w:rPr>
+    </w:lvl>
+    <w:lvl w:ilvl="4" w:tentative="1">
+      <w:start w:val="1"/>
+      <w:numFmt w:val="bullet"/>
+      <w:lvlText w:val=""/>
+      <w:lvlJc w:val="left"/>
+      <w:pPr>
+        <w:tabs>
+          <w:tab w:val="num" w:pos="3600"/>
+        </w:tabs>
+        <w:ind w:left="3600" w:hanging="360"/>
+      </w:pPr>
+      <w:rPr>
+        <w:rFonts w:ascii="Wingdings" w:hAnsi="Wingdings" w:hint="default"/>
+        <w:sz w:val="20"/>
+      </w:rPr>
+    </w:lvl>
+    <w:lvl w:ilvl="5" w:tentative="1">
+      <w:start w:val="1"/>
+      <w:numFmt w:val="bullet"/>
+      <w:lvlText w:val=""/>
+      <w:lvlJc w:val="left"/>
+      <w:pPr>
+        <w:tabs>
+          <w:tab w:val="num" w:pos="4320"/>
+        </w:tabs>
+        <w:ind w:left="4320" w:hanging="360"/>
+      </w:pPr>
+      <w:rPr>
+        <w:rFonts w:ascii="Wingdings" w:hAnsi="Wingdings" w:hint="default"/>
+        <w:sz w:val="20"/>
+      </w:rPr>
+    </w:lvl>
+    <w:lvl w:ilvl="6" w:tentative="1">
+      <w:start w:val="1"/>
+      <w:numFmt w:val="bullet"/>
+      <w:lvlText w:val=""/>
+      <w:lvlJc w:val="left"/>
+      <w:pPr>
+        <w:tabs>
+          <w:tab w:val="num" w:pos="5040"/>
+        </w:tabs>
+        <w:ind w:left="5040" w:hanging="360"/>
+      </w:pPr>
+      <w:rPr>
+        <w:rFonts w:ascii="Wingdings" w:hAnsi="Wingdings" w:hint="default"/>
+        <w:sz w:val="20"/>
+      </w:rPr>
+    </w:lvl>
+    <w:lvl w:ilvl="7" w:tentative="1">
+      <w:start w:val="1"/>
+      <w:numFmt w:val="bullet"/>
+      <w:lvlText w:val=""/>
+      <w:lvlJc w:val="left"/>
+      <w:pPr>
+        <w:tabs>
+          <w:tab w:val="num" w:pos="5760"/>
+        </w:tabs>
+        <w:ind w:left="5760" w:hanging="360"/>
+      </w:pPr>
+      <w:rPr>
+        <w:rFonts w:ascii="Wingdings" w:hAnsi="Wingdings" w:hint="default"/>
+        <w:sz w:val="20"/>
+      </w:rPr>
+    </w:lvl>
+    <w:lvl w:ilvl="8" w:tentative="1">
+      <w:start w:val="1"/>
+      <w:numFmt w:val="bullet"/>
+      <w:lvlText w:val=""/>
+      <w:lvlJc w:val="left"/>
+      <w:pPr>
+        <w:tabs>
+          <w:tab w:val="num" w:pos="6480"/>
+        </w:tabs>
+        <w:ind w:left="6480" w:hanging="360"/>
+      </w:pPr>
+      <w:rPr>
+        <w:rFonts w:ascii="Wingdings" w:hAnsi="Wingdings" w:hint="default"/>
+        <w:sz w:val="20"/>
+      </w:rPr>
+    </w:lvl>
+  </w:abstractNum>
+  <w:abstractNum w:abstractNumId="2" w15:restartNumberingAfterBreak="0">
+    <w:nsid w:val="13BE0FB3"/>
     <w:multiLevelType w:val="hybridMultilevel"/>
-    <w:tmpl w:val="BC9EA0F4"/>
-    <w:lvl w:ilvl="0" w:tplc="F18E61EA">
-      <w:numFmt w:val="bullet"/>
-      <w:lvlText w:val="-"/>
+    <w:tmpl w:val="D9529EA6"/>
+    <w:lvl w:ilvl="0" w:tplc="1C0A0001">
+      <w:start w:val="1"/>
+      <w:numFmt w:val="bullet"/>
+      <w:lvlText w:val=""/>
       <w:lvlJc w:val="left"/>
       <w:pPr>
         <w:ind w:left="720" w:hanging="360"/>
       </w:pPr>
       <w:rPr>
-        <w:rFonts w:ascii="Times New Roman" w:eastAsiaTheme="minorEastAsia" w:hAnsi="Times New Roman" w:cs="Times New Roman" w:hint="default"/>
-      </w:rPr>
-    </w:lvl>
-    <w:lvl w:ilvl="1" w:tplc="10090003" w:tentative="1">
+        <w:rFonts w:ascii="Symbol" w:hAnsi="Symbol" w:hint="default"/>
+      </w:rPr>
+    </w:lvl>
+    <w:lvl w:ilvl="1" w:tplc="1C0A0003" w:tentative="1">
       <w:start w:val="1"/>
       <w:numFmt w:val="bullet"/>
       <w:lvlText w:val="o"/>
@@ -625,7 +1144,7 @@
         <w:rFonts w:ascii="Courier New" w:hAnsi="Courier New" w:cs="Courier New" w:hint="default"/>
       </w:rPr>
     </w:lvl>
-    <w:lvl w:ilvl="2" w:tplc="10090005" w:tentative="1">
+    <w:lvl w:ilvl="2" w:tplc="1C0A0005" w:tentative="1">
       <w:start w:val="1"/>
       <w:numFmt w:val="bullet"/>
       <w:lvlText w:val=""/>
@@ -637,7 +1156,7 @@
         <w:rFonts w:ascii="Wingdings" w:hAnsi="Wingdings" w:hint="default"/>
       </w:rPr>
     </w:lvl>
-    <w:lvl w:ilvl="3" w:tplc="10090001" w:tentative="1">
+    <w:lvl w:ilvl="3" w:tplc="1C0A0001" w:tentative="1">
       <w:start w:val="1"/>
       <w:numFmt w:val="bullet"/>
       <w:lvlText w:val=""/>
@@ -649,7 +1168,7 @@
         <w:rFonts w:ascii="Symbol" w:hAnsi="Symbol" w:hint="default"/>
       </w:rPr>
     </w:lvl>
-    <w:lvl w:ilvl="4" w:tplc="10090003" w:tentative="1">
+    <w:lvl w:ilvl="4" w:tplc="1C0A0003" w:tentative="1">
       <w:start w:val="1"/>
       <w:numFmt w:val="bullet"/>
       <w:lvlText w:val="o"/>
@@ -661,7 +1180,7 @@
         <w:rFonts w:ascii="Courier New" w:hAnsi="Courier New" w:cs="Courier New" w:hint="default"/>
       </w:rPr>
     </w:lvl>
-    <w:lvl w:ilvl="5" w:tplc="10090005" w:tentative="1">
+    <w:lvl w:ilvl="5" w:tplc="1C0A0005" w:tentative="1">
       <w:start w:val="1"/>
       <w:numFmt w:val="bullet"/>
       <w:lvlText w:val=""/>
@@ -673,7 +1192,7 @@
         <w:rFonts w:ascii="Wingdings" w:hAnsi="Wingdings" w:hint="default"/>
       </w:rPr>
     </w:lvl>
-    <w:lvl w:ilvl="6" w:tplc="10090001" w:tentative="1">
+    <w:lvl w:ilvl="6" w:tplc="1C0A0001" w:tentative="1">
       <w:start w:val="1"/>
       <w:numFmt w:val="bullet"/>
       <w:lvlText w:val=""/>
@@ -685,7 +1204,7 @@
         <w:rFonts w:ascii="Symbol" w:hAnsi="Symbol" w:hint="default"/>
       </w:rPr>
     </w:lvl>
-    <w:lvl w:ilvl="7" w:tplc="10090003" w:tentative="1">
+    <w:lvl w:ilvl="7" w:tplc="1C0A0003" w:tentative="1">
       <w:start w:val="1"/>
       <w:numFmt w:val="bullet"/>
       <w:lvlText w:val="o"/>
@@ -697,7 +1216,7 @@
         <w:rFonts w:ascii="Courier New" w:hAnsi="Courier New" w:cs="Courier New" w:hint="default"/>
       </w:rPr>
     </w:lvl>
-    <w:lvl w:ilvl="8" w:tplc="10090005" w:tentative="1">
+    <w:lvl w:ilvl="8" w:tplc="1C0A0005" w:tentative="1">
       <w:start w:val="1"/>
       <w:numFmt w:val="bullet"/>
       <w:lvlText w:val=""/>
@@ -710,9 +1229,5717 @@
       </w:rPr>
     </w:lvl>
   </w:abstractNum>
-  <w:num w:numId="1" w16cid:durableId="1882209646">
+  <w:abstractNum w:abstractNumId="3" w15:restartNumberingAfterBreak="0">
+    <w:nsid w:val="14B9375F"/>
+    <w:multiLevelType w:val="multilevel"/>
+    <w:tmpl w:val="5908DD0E"/>
+    <w:lvl w:ilvl="0">
+      <w:start w:val="1"/>
+      <w:numFmt w:val="bullet"/>
+      <w:lvlText w:val=""/>
+      <w:lvlJc w:val="left"/>
+      <w:pPr>
+        <w:tabs>
+          <w:tab w:val="num" w:pos="720"/>
+        </w:tabs>
+        <w:ind w:left="720" w:hanging="360"/>
+      </w:pPr>
+      <w:rPr>
+        <w:rFonts w:ascii="Symbol" w:hAnsi="Symbol" w:hint="default"/>
+        <w:sz w:val="20"/>
+      </w:rPr>
+    </w:lvl>
+    <w:lvl w:ilvl="1" w:tentative="1">
+      <w:start w:val="1"/>
+      <w:numFmt w:val="bullet"/>
+      <w:lvlText w:val="o"/>
+      <w:lvlJc w:val="left"/>
+      <w:pPr>
+        <w:tabs>
+          <w:tab w:val="num" w:pos="1440"/>
+        </w:tabs>
+        <w:ind w:left="1440" w:hanging="360"/>
+      </w:pPr>
+      <w:rPr>
+        <w:rFonts w:ascii="Courier New" w:hAnsi="Courier New" w:hint="default"/>
+        <w:sz w:val="20"/>
+      </w:rPr>
+    </w:lvl>
+    <w:lvl w:ilvl="2" w:tentative="1">
+      <w:start w:val="1"/>
+      <w:numFmt w:val="bullet"/>
+      <w:lvlText w:val=""/>
+      <w:lvlJc w:val="left"/>
+      <w:pPr>
+        <w:tabs>
+          <w:tab w:val="num" w:pos="2160"/>
+        </w:tabs>
+        <w:ind w:left="2160" w:hanging="360"/>
+      </w:pPr>
+      <w:rPr>
+        <w:rFonts w:ascii="Wingdings" w:hAnsi="Wingdings" w:hint="default"/>
+        <w:sz w:val="20"/>
+      </w:rPr>
+    </w:lvl>
+    <w:lvl w:ilvl="3" w:tentative="1">
+      <w:start w:val="1"/>
+      <w:numFmt w:val="bullet"/>
+      <w:lvlText w:val=""/>
+      <w:lvlJc w:val="left"/>
+      <w:pPr>
+        <w:tabs>
+          <w:tab w:val="num" w:pos="2880"/>
+        </w:tabs>
+        <w:ind w:left="2880" w:hanging="360"/>
+      </w:pPr>
+      <w:rPr>
+        <w:rFonts w:ascii="Wingdings" w:hAnsi="Wingdings" w:hint="default"/>
+        <w:sz w:val="20"/>
+      </w:rPr>
+    </w:lvl>
+    <w:lvl w:ilvl="4" w:tentative="1">
+      <w:start w:val="1"/>
+      <w:numFmt w:val="bullet"/>
+      <w:lvlText w:val=""/>
+      <w:lvlJc w:val="left"/>
+      <w:pPr>
+        <w:tabs>
+          <w:tab w:val="num" w:pos="3600"/>
+        </w:tabs>
+        <w:ind w:left="3600" w:hanging="360"/>
+      </w:pPr>
+      <w:rPr>
+        <w:rFonts w:ascii="Wingdings" w:hAnsi="Wingdings" w:hint="default"/>
+        <w:sz w:val="20"/>
+      </w:rPr>
+    </w:lvl>
+    <w:lvl w:ilvl="5" w:tentative="1">
+      <w:start w:val="1"/>
+      <w:numFmt w:val="bullet"/>
+      <w:lvlText w:val=""/>
+      <w:lvlJc w:val="left"/>
+      <w:pPr>
+        <w:tabs>
+          <w:tab w:val="num" w:pos="4320"/>
+        </w:tabs>
+        <w:ind w:left="4320" w:hanging="360"/>
+      </w:pPr>
+      <w:rPr>
+        <w:rFonts w:ascii="Wingdings" w:hAnsi="Wingdings" w:hint="default"/>
+        <w:sz w:val="20"/>
+      </w:rPr>
+    </w:lvl>
+    <w:lvl w:ilvl="6" w:tentative="1">
+      <w:start w:val="1"/>
+      <w:numFmt w:val="bullet"/>
+      <w:lvlText w:val=""/>
+      <w:lvlJc w:val="left"/>
+      <w:pPr>
+        <w:tabs>
+          <w:tab w:val="num" w:pos="5040"/>
+        </w:tabs>
+        <w:ind w:left="5040" w:hanging="360"/>
+      </w:pPr>
+      <w:rPr>
+        <w:rFonts w:ascii="Wingdings" w:hAnsi="Wingdings" w:hint="default"/>
+        <w:sz w:val="20"/>
+      </w:rPr>
+    </w:lvl>
+    <w:lvl w:ilvl="7" w:tentative="1">
+      <w:start w:val="1"/>
+      <w:numFmt w:val="bullet"/>
+      <w:lvlText w:val=""/>
+      <w:lvlJc w:val="left"/>
+      <w:pPr>
+        <w:tabs>
+          <w:tab w:val="num" w:pos="5760"/>
+        </w:tabs>
+        <w:ind w:left="5760" w:hanging="360"/>
+      </w:pPr>
+      <w:rPr>
+        <w:rFonts w:ascii="Wingdings" w:hAnsi="Wingdings" w:hint="default"/>
+        <w:sz w:val="20"/>
+      </w:rPr>
+    </w:lvl>
+    <w:lvl w:ilvl="8" w:tentative="1">
+      <w:start w:val="1"/>
+      <w:numFmt w:val="bullet"/>
+      <w:lvlText w:val=""/>
+      <w:lvlJc w:val="left"/>
+      <w:pPr>
+        <w:tabs>
+          <w:tab w:val="num" w:pos="6480"/>
+        </w:tabs>
+        <w:ind w:left="6480" w:hanging="360"/>
+      </w:pPr>
+      <w:rPr>
+        <w:rFonts w:ascii="Wingdings" w:hAnsi="Wingdings" w:hint="default"/>
+        <w:sz w:val="20"/>
+      </w:rPr>
+    </w:lvl>
+  </w:abstractNum>
+  <w:abstractNum w:abstractNumId="4" w15:restartNumberingAfterBreak="0">
+    <w:nsid w:val="15D2609E"/>
+    <w:multiLevelType w:val="hybridMultilevel"/>
+    <w:tmpl w:val="FDA0B02C"/>
+    <w:lvl w:ilvl="0" w:tplc="C9E8886C">
+      <w:start w:val="1"/>
+      <w:numFmt w:val="upperRoman"/>
+      <w:lvlText w:val="%1."/>
+      <w:lvlJc w:val="left"/>
+      <w:pPr>
+        <w:ind w:left="1080" w:hanging="720"/>
+      </w:pPr>
+      <w:rPr>
+        <w:rFonts w:hint="default"/>
+      </w:rPr>
+    </w:lvl>
+    <w:lvl w:ilvl="1" w:tplc="1C0A0019" w:tentative="1">
+      <w:start w:val="1"/>
+      <w:numFmt w:val="lowerLetter"/>
+      <w:lvlText w:val="%2."/>
+      <w:lvlJc w:val="left"/>
+      <w:pPr>
+        <w:ind w:left="1440" w:hanging="360"/>
+      </w:pPr>
+    </w:lvl>
+    <w:lvl w:ilvl="2" w:tplc="1C0A001B" w:tentative="1">
+      <w:start w:val="1"/>
+      <w:numFmt w:val="lowerRoman"/>
+      <w:lvlText w:val="%3."/>
+      <w:lvlJc w:val="right"/>
+      <w:pPr>
+        <w:ind w:left="2160" w:hanging="180"/>
+      </w:pPr>
+    </w:lvl>
+    <w:lvl w:ilvl="3" w:tplc="1C0A000F" w:tentative="1">
+      <w:start w:val="1"/>
+      <w:numFmt w:val="decimal"/>
+      <w:lvlText w:val="%4."/>
+      <w:lvlJc w:val="left"/>
+      <w:pPr>
+        <w:ind w:left="2880" w:hanging="360"/>
+      </w:pPr>
+    </w:lvl>
+    <w:lvl w:ilvl="4" w:tplc="1C0A0019" w:tentative="1">
+      <w:start w:val="1"/>
+      <w:numFmt w:val="lowerLetter"/>
+      <w:lvlText w:val="%5."/>
+      <w:lvlJc w:val="left"/>
+      <w:pPr>
+        <w:ind w:left="3600" w:hanging="360"/>
+      </w:pPr>
+    </w:lvl>
+    <w:lvl w:ilvl="5" w:tplc="1C0A001B" w:tentative="1">
+      <w:start w:val="1"/>
+      <w:numFmt w:val="lowerRoman"/>
+      <w:lvlText w:val="%6."/>
+      <w:lvlJc w:val="right"/>
+      <w:pPr>
+        <w:ind w:left="4320" w:hanging="180"/>
+      </w:pPr>
+    </w:lvl>
+    <w:lvl w:ilvl="6" w:tplc="1C0A000F" w:tentative="1">
+      <w:start w:val="1"/>
+      <w:numFmt w:val="decimal"/>
+      <w:lvlText w:val="%7."/>
+      <w:lvlJc w:val="left"/>
+      <w:pPr>
+        <w:ind w:left="5040" w:hanging="360"/>
+      </w:pPr>
+    </w:lvl>
+    <w:lvl w:ilvl="7" w:tplc="1C0A0019" w:tentative="1">
+      <w:start w:val="1"/>
+      <w:numFmt w:val="lowerLetter"/>
+      <w:lvlText w:val="%8."/>
+      <w:lvlJc w:val="left"/>
+      <w:pPr>
+        <w:ind w:left="5760" w:hanging="360"/>
+      </w:pPr>
+    </w:lvl>
+    <w:lvl w:ilvl="8" w:tplc="1C0A001B" w:tentative="1">
+      <w:start w:val="1"/>
+      <w:numFmt w:val="lowerRoman"/>
+      <w:lvlText w:val="%9."/>
+      <w:lvlJc w:val="right"/>
+      <w:pPr>
+        <w:ind w:left="6480" w:hanging="180"/>
+      </w:pPr>
+    </w:lvl>
+  </w:abstractNum>
+  <w:abstractNum w:abstractNumId="5" w15:restartNumberingAfterBreak="0">
+    <w:nsid w:val="160B599D"/>
+    <w:multiLevelType w:val="multilevel"/>
+    <w:tmpl w:val="33B2C346"/>
+    <w:lvl w:ilvl="0">
+      <w:start w:val="1"/>
+      <w:numFmt w:val="bullet"/>
+      <w:lvlText w:val=""/>
+      <w:lvlJc w:val="left"/>
+      <w:pPr>
+        <w:tabs>
+          <w:tab w:val="num" w:pos="720"/>
+        </w:tabs>
+        <w:ind w:left="720" w:hanging="360"/>
+      </w:pPr>
+      <w:rPr>
+        <w:rFonts w:ascii="Symbol" w:hAnsi="Symbol" w:hint="default"/>
+        <w:sz w:val="20"/>
+      </w:rPr>
+    </w:lvl>
+    <w:lvl w:ilvl="1" w:tentative="1">
+      <w:start w:val="1"/>
+      <w:numFmt w:val="bullet"/>
+      <w:lvlText w:val="o"/>
+      <w:lvlJc w:val="left"/>
+      <w:pPr>
+        <w:tabs>
+          <w:tab w:val="num" w:pos="1440"/>
+        </w:tabs>
+        <w:ind w:left="1440" w:hanging="360"/>
+      </w:pPr>
+      <w:rPr>
+        <w:rFonts w:ascii="Courier New" w:hAnsi="Courier New" w:hint="default"/>
+        <w:sz w:val="20"/>
+      </w:rPr>
+    </w:lvl>
+    <w:lvl w:ilvl="2" w:tentative="1">
+      <w:start w:val="1"/>
+      <w:numFmt w:val="bullet"/>
+      <w:lvlText w:val=""/>
+      <w:lvlJc w:val="left"/>
+      <w:pPr>
+        <w:tabs>
+          <w:tab w:val="num" w:pos="2160"/>
+        </w:tabs>
+        <w:ind w:left="2160" w:hanging="360"/>
+      </w:pPr>
+      <w:rPr>
+        <w:rFonts w:ascii="Wingdings" w:hAnsi="Wingdings" w:hint="default"/>
+        <w:sz w:val="20"/>
+      </w:rPr>
+    </w:lvl>
+    <w:lvl w:ilvl="3" w:tentative="1">
+      <w:start w:val="1"/>
+      <w:numFmt w:val="bullet"/>
+      <w:lvlText w:val=""/>
+      <w:lvlJc w:val="left"/>
+      <w:pPr>
+        <w:tabs>
+          <w:tab w:val="num" w:pos="2880"/>
+        </w:tabs>
+        <w:ind w:left="2880" w:hanging="360"/>
+      </w:pPr>
+      <w:rPr>
+        <w:rFonts w:ascii="Wingdings" w:hAnsi="Wingdings" w:hint="default"/>
+        <w:sz w:val="20"/>
+      </w:rPr>
+    </w:lvl>
+    <w:lvl w:ilvl="4" w:tentative="1">
+      <w:start w:val="1"/>
+      <w:numFmt w:val="bullet"/>
+      <w:lvlText w:val=""/>
+      <w:lvlJc w:val="left"/>
+      <w:pPr>
+        <w:tabs>
+          <w:tab w:val="num" w:pos="3600"/>
+        </w:tabs>
+        <w:ind w:left="3600" w:hanging="360"/>
+      </w:pPr>
+      <w:rPr>
+        <w:rFonts w:ascii="Wingdings" w:hAnsi="Wingdings" w:hint="default"/>
+        <w:sz w:val="20"/>
+      </w:rPr>
+    </w:lvl>
+    <w:lvl w:ilvl="5" w:tentative="1">
+      <w:start w:val="1"/>
+      <w:numFmt w:val="bullet"/>
+      <w:lvlText w:val=""/>
+      <w:lvlJc w:val="left"/>
+      <w:pPr>
+        <w:tabs>
+          <w:tab w:val="num" w:pos="4320"/>
+        </w:tabs>
+        <w:ind w:left="4320" w:hanging="360"/>
+      </w:pPr>
+      <w:rPr>
+        <w:rFonts w:ascii="Wingdings" w:hAnsi="Wingdings" w:hint="default"/>
+        <w:sz w:val="20"/>
+      </w:rPr>
+    </w:lvl>
+    <w:lvl w:ilvl="6" w:tentative="1">
+      <w:start w:val="1"/>
+      <w:numFmt w:val="bullet"/>
+      <w:lvlText w:val=""/>
+      <w:lvlJc w:val="left"/>
+      <w:pPr>
+        <w:tabs>
+          <w:tab w:val="num" w:pos="5040"/>
+        </w:tabs>
+        <w:ind w:left="5040" w:hanging="360"/>
+      </w:pPr>
+      <w:rPr>
+        <w:rFonts w:ascii="Wingdings" w:hAnsi="Wingdings" w:hint="default"/>
+        <w:sz w:val="20"/>
+      </w:rPr>
+    </w:lvl>
+    <w:lvl w:ilvl="7" w:tentative="1">
+      <w:start w:val="1"/>
+      <w:numFmt w:val="bullet"/>
+      <w:lvlText w:val=""/>
+      <w:lvlJc w:val="left"/>
+      <w:pPr>
+        <w:tabs>
+          <w:tab w:val="num" w:pos="5760"/>
+        </w:tabs>
+        <w:ind w:left="5760" w:hanging="360"/>
+      </w:pPr>
+      <w:rPr>
+        <w:rFonts w:ascii="Wingdings" w:hAnsi="Wingdings" w:hint="default"/>
+        <w:sz w:val="20"/>
+      </w:rPr>
+    </w:lvl>
+    <w:lvl w:ilvl="8" w:tentative="1">
+      <w:start w:val="1"/>
+      <w:numFmt w:val="bullet"/>
+      <w:lvlText w:val=""/>
+      <w:lvlJc w:val="left"/>
+      <w:pPr>
+        <w:tabs>
+          <w:tab w:val="num" w:pos="6480"/>
+        </w:tabs>
+        <w:ind w:left="6480" w:hanging="360"/>
+      </w:pPr>
+      <w:rPr>
+        <w:rFonts w:ascii="Wingdings" w:hAnsi="Wingdings" w:hint="default"/>
+        <w:sz w:val="20"/>
+      </w:rPr>
+    </w:lvl>
+  </w:abstractNum>
+  <w:abstractNum w:abstractNumId="6" w15:restartNumberingAfterBreak="0">
+    <w:nsid w:val="16415E6C"/>
+    <w:multiLevelType w:val="multilevel"/>
+    <w:tmpl w:val="33B2C346"/>
+    <w:lvl w:ilvl="0">
+      <w:start w:val="1"/>
+      <w:numFmt w:val="bullet"/>
+      <w:lvlText w:val=""/>
+      <w:lvlJc w:val="left"/>
+      <w:pPr>
+        <w:tabs>
+          <w:tab w:val="num" w:pos="720"/>
+        </w:tabs>
+        <w:ind w:left="720" w:hanging="360"/>
+      </w:pPr>
+      <w:rPr>
+        <w:rFonts w:ascii="Symbol" w:hAnsi="Symbol" w:hint="default"/>
+        <w:sz w:val="20"/>
+      </w:rPr>
+    </w:lvl>
+    <w:lvl w:ilvl="1" w:tentative="1">
+      <w:start w:val="1"/>
+      <w:numFmt w:val="bullet"/>
+      <w:lvlText w:val="o"/>
+      <w:lvlJc w:val="left"/>
+      <w:pPr>
+        <w:tabs>
+          <w:tab w:val="num" w:pos="1440"/>
+        </w:tabs>
+        <w:ind w:left="1440" w:hanging="360"/>
+      </w:pPr>
+      <w:rPr>
+        <w:rFonts w:ascii="Courier New" w:hAnsi="Courier New" w:hint="default"/>
+        <w:sz w:val="20"/>
+      </w:rPr>
+    </w:lvl>
+    <w:lvl w:ilvl="2" w:tentative="1">
+      <w:start w:val="1"/>
+      <w:numFmt w:val="bullet"/>
+      <w:lvlText w:val=""/>
+      <w:lvlJc w:val="left"/>
+      <w:pPr>
+        <w:tabs>
+          <w:tab w:val="num" w:pos="2160"/>
+        </w:tabs>
+        <w:ind w:left="2160" w:hanging="360"/>
+      </w:pPr>
+      <w:rPr>
+        <w:rFonts w:ascii="Wingdings" w:hAnsi="Wingdings" w:hint="default"/>
+        <w:sz w:val="20"/>
+      </w:rPr>
+    </w:lvl>
+    <w:lvl w:ilvl="3" w:tentative="1">
+      <w:start w:val="1"/>
+      <w:numFmt w:val="bullet"/>
+      <w:lvlText w:val=""/>
+      <w:lvlJc w:val="left"/>
+      <w:pPr>
+        <w:tabs>
+          <w:tab w:val="num" w:pos="2880"/>
+        </w:tabs>
+        <w:ind w:left="2880" w:hanging="360"/>
+      </w:pPr>
+      <w:rPr>
+        <w:rFonts w:ascii="Wingdings" w:hAnsi="Wingdings" w:hint="default"/>
+        <w:sz w:val="20"/>
+      </w:rPr>
+    </w:lvl>
+    <w:lvl w:ilvl="4" w:tentative="1">
+      <w:start w:val="1"/>
+      <w:numFmt w:val="bullet"/>
+      <w:lvlText w:val=""/>
+      <w:lvlJc w:val="left"/>
+      <w:pPr>
+        <w:tabs>
+          <w:tab w:val="num" w:pos="3600"/>
+        </w:tabs>
+        <w:ind w:left="3600" w:hanging="360"/>
+      </w:pPr>
+      <w:rPr>
+        <w:rFonts w:ascii="Wingdings" w:hAnsi="Wingdings" w:hint="default"/>
+        <w:sz w:val="20"/>
+      </w:rPr>
+    </w:lvl>
+    <w:lvl w:ilvl="5" w:tentative="1">
+      <w:start w:val="1"/>
+      <w:numFmt w:val="bullet"/>
+      <w:lvlText w:val=""/>
+      <w:lvlJc w:val="left"/>
+      <w:pPr>
+        <w:tabs>
+          <w:tab w:val="num" w:pos="4320"/>
+        </w:tabs>
+        <w:ind w:left="4320" w:hanging="360"/>
+      </w:pPr>
+      <w:rPr>
+        <w:rFonts w:ascii="Wingdings" w:hAnsi="Wingdings" w:hint="default"/>
+        <w:sz w:val="20"/>
+      </w:rPr>
+    </w:lvl>
+    <w:lvl w:ilvl="6" w:tentative="1">
+      <w:start w:val="1"/>
+      <w:numFmt w:val="bullet"/>
+      <w:lvlText w:val=""/>
+      <w:lvlJc w:val="left"/>
+      <w:pPr>
+        <w:tabs>
+          <w:tab w:val="num" w:pos="5040"/>
+        </w:tabs>
+        <w:ind w:left="5040" w:hanging="360"/>
+      </w:pPr>
+      <w:rPr>
+        <w:rFonts w:ascii="Wingdings" w:hAnsi="Wingdings" w:hint="default"/>
+        <w:sz w:val="20"/>
+      </w:rPr>
+    </w:lvl>
+    <w:lvl w:ilvl="7" w:tentative="1">
+      <w:start w:val="1"/>
+      <w:numFmt w:val="bullet"/>
+      <w:lvlText w:val=""/>
+      <w:lvlJc w:val="left"/>
+      <w:pPr>
+        <w:tabs>
+          <w:tab w:val="num" w:pos="5760"/>
+        </w:tabs>
+        <w:ind w:left="5760" w:hanging="360"/>
+      </w:pPr>
+      <w:rPr>
+        <w:rFonts w:ascii="Wingdings" w:hAnsi="Wingdings" w:hint="default"/>
+        <w:sz w:val="20"/>
+      </w:rPr>
+    </w:lvl>
+    <w:lvl w:ilvl="8" w:tentative="1">
+      <w:start w:val="1"/>
+      <w:numFmt w:val="bullet"/>
+      <w:lvlText w:val=""/>
+      <w:lvlJc w:val="left"/>
+      <w:pPr>
+        <w:tabs>
+          <w:tab w:val="num" w:pos="6480"/>
+        </w:tabs>
+        <w:ind w:left="6480" w:hanging="360"/>
+      </w:pPr>
+      <w:rPr>
+        <w:rFonts w:ascii="Wingdings" w:hAnsi="Wingdings" w:hint="default"/>
+        <w:sz w:val="20"/>
+      </w:rPr>
+    </w:lvl>
+  </w:abstractNum>
+  <w:abstractNum w:abstractNumId="7" w15:restartNumberingAfterBreak="0">
+    <w:nsid w:val="173907BE"/>
+    <w:multiLevelType w:val="multilevel"/>
+    <w:tmpl w:val="72220DE6"/>
+    <w:lvl w:ilvl="0">
+      <w:start w:val="1"/>
+      <w:numFmt w:val="bullet"/>
+      <w:lvlText w:val=""/>
+      <w:lvlJc w:val="left"/>
+      <w:pPr>
+        <w:tabs>
+          <w:tab w:val="num" w:pos="720"/>
+        </w:tabs>
+        <w:ind w:left="720" w:hanging="360"/>
+      </w:pPr>
+      <w:rPr>
+        <w:rFonts w:ascii="Symbol" w:hAnsi="Symbol" w:hint="default"/>
+        <w:sz w:val="20"/>
+      </w:rPr>
+    </w:lvl>
+    <w:lvl w:ilvl="1" w:tentative="1">
+      <w:start w:val="1"/>
+      <w:numFmt w:val="bullet"/>
+      <w:lvlText w:val="o"/>
+      <w:lvlJc w:val="left"/>
+      <w:pPr>
+        <w:tabs>
+          <w:tab w:val="num" w:pos="1440"/>
+        </w:tabs>
+        <w:ind w:left="1440" w:hanging="360"/>
+      </w:pPr>
+      <w:rPr>
+        <w:rFonts w:ascii="Courier New" w:hAnsi="Courier New" w:hint="default"/>
+        <w:sz w:val="20"/>
+      </w:rPr>
+    </w:lvl>
+    <w:lvl w:ilvl="2" w:tentative="1">
+      <w:start w:val="1"/>
+      <w:numFmt w:val="bullet"/>
+      <w:lvlText w:val=""/>
+      <w:lvlJc w:val="left"/>
+      <w:pPr>
+        <w:tabs>
+          <w:tab w:val="num" w:pos="2160"/>
+        </w:tabs>
+        <w:ind w:left="2160" w:hanging="360"/>
+      </w:pPr>
+      <w:rPr>
+        <w:rFonts w:ascii="Wingdings" w:hAnsi="Wingdings" w:hint="default"/>
+        <w:sz w:val="20"/>
+      </w:rPr>
+    </w:lvl>
+    <w:lvl w:ilvl="3" w:tentative="1">
+      <w:start w:val="1"/>
+      <w:numFmt w:val="bullet"/>
+      <w:lvlText w:val=""/>
+      <w:lvlJc w:val="left"/>
+      <w:pPr>
+        <w:tabs>
+          <w:tab w:val="num" w:pos="2880"/>
+        </w:tabs>
+        <w:ind w:left="2880" w:hanging="360"/>
+      </w:pPr>
+      <w:rPr>
+        <w:rFonts w:ascii="Wingdings" w:hAnsi="Wingdings" w:hint="default"/>
+        <w:sz w:val="20"/>
+      </w:rPr>
+    </w:lvl>
+    <w:lvl w:ilvl="4" w:tentative="1">
+      <w:start w:val="1"/>
+      <w:numFmt w:val="bullet"/>
+      <w:lvlText w:val=""/>
+      <w:lvlJc w:val="left"/>
+      <w:pPr>
+        <w:tabs>
+          <w:tab w:val="num" w:pos="3600"/>
+        </w:tabs>
+        <w:ind w:left="3600" w:hanging="360"/>
+      </w:pPr>
+      <w:rPr>
+        <w:rFonts w:ascii="Wingdings" w:hAnsi="Wingdings" w:hint="default"/>
+        <w:sz w:val="20"/>
+      </w:rPr>
+    </w:lvl>
+    <w:lvl w:ilvl="5" w:tentative="1">
+      <w:start w:val="1"/>
+      <w:numFmt w:val="bullet"/>
+      <w:lvlText w:val=""/>
+      <w:lvlJc w:val="left"/>
+      <w:pPr>
+        <w:tabs>
+          <w:tab w:val="num" w:pos="4320"/>
+        </w:tabs>
+        <w:ind w:left="4320" w:hanging="360"/>
+      </w:pPr>
+      <w:rPr>
+        <w:rFonts w:ascii="Wingdings" w:hAnsi="Wingdings" w:hint="default"/>
+        <w:sz w:val="20"/>
+      </w:rPr>
+    </w:lvl>
+    <w:lvl w:ilvl="6" w:tentative="1">
+      <w:start w:val="1"/>
+      <w:numFmt w:val="bullet"/>
+      <w:lvlText w:val=""/>
+      <w:lvlJc w:val="left"/>
+      <w:pPr>
+        <w:tabs>
+          <w:tab w:val="num" w:pos="5040"/>
+        </w:tabs>
+        <w:ind w:left="5040" w:hanging="360"/>
+      </w:pPr>
+      <w:rPr>
+        <w:rFonts w:ascii="Wingdings" w:hAnsi="Wingdings" w:hint="default"/>
+        <w:sz w:val="20"/>
+      </w:rPr>
+    </w:lvl>
+    <w:lvl w:ilvl="7" w:tentative="1">
+      <w:start w:val="1"/>
+      <w:numFmt w:val="bullet"/>
+      <w:lvlText w:val=""/>
+      <w:lvlJc w:val="left"/>
+      <w:pPr>
+        <w:tabs>
+          <w:tab w:val="num" w:pos="5760"/>
+        </w:tabs>
+        <w:ind w:left="5760" w:hanging="360"/>
+      </w:pPr>
+      <w:rPr>
+        <w:rFonts w:ascii="Wingdings" w:hAnsi="Wingdings" w:hint="default"/>
+        <w:sz w:val="20"/>
+      </w:rPr>
+    </w:lvl>
+    <w:lvl w:ilvl="8" w:tentative="1">
+      <w:start w:val="1"/>
+      <w:numFmt w:val="bullet"/>
+      <w:lvlText w:val=""/>
+      <w:lvlJc w:val="left"/>
+      <w:pPr>
+        <w:tabs>
+          <w:tab w:val="num" w:pos="6480"/>
+        </w:tabs>
+        <w:ind w:left="6480" w:hanging="360"/>
+      </w:pPr>
+      <w:rPr>
+        <w:rFonts w:ascii="Wingdings" w:hAnsi="Wingdings" w:hint="default"/>
+        <w:sz w:val="20"/>
+      </w:rPr>
+    </w:lvl>
+  </w:abstractNum>
+  <w:abstractNum w:abstractNumId="8" w15:restartNumberingAfterBreak="0">
+    <w:nsid w:val="1CDB3A3A"/>
+    <w:multiLevelType w:val="multilevel"/>
+    <w:tmpl w:val="1E32D34E"/>
+    <w:lvl w:ilvl="0">
+      <w:start w:val="1"/>
+      <w:numFmt w:val="bullet"/>
+      <w:lvlText w:val=""/>
+      <w:lvlJc w:val="left"/>
+      <w:pPr>
+        <w:tabs>
+          <w:tab w:val="num" w:pos="720"/>
+        </w:tabs>
+        <w:ind w:left="720" w:hanging="360"/>
+      </w:pPr>
+      <w:rPr>
+        <w:rFonts w:ascii="Symbol" w:hAnsi="Symbol" w:hint="default"/>
+        <w:sz w:val="20"/>
+      </w:rPr>
+    </w:lvl>
+    <w:lvl w:ilvl="1" w:tentative="1">
+      <w:start w:val="1"/>
+      <w:numFmt w:val="bullet"/>
+      <w:lvlText w:val="o"/>
+      <w:lvlJc w:val="left"/>
+      <w:pPr>
+        <w:tabs>
+          <w:tab w:val="num" w:pos="1440"/>
+        </w:tabs>
+        <w:ind w:left="1440" w:hanging="360"/>
+      </w:pPr>
+      <w:rPr>
+        <w:rFonts w:ascii="Courier New" w:hAnsi="Courier New" w:hint="default"/>
+        <w:sz w:val="20"/>
+      </w:rPr>
+    </w:lvl>
+    <w:lvl w:ilvl="2" w:tentative="1">
+      <w:start w:val="1"/>
+      <w:numFmt w:val="bullet"/>
+      <w:lvlText w:val=""/>
+      <w:lvlJc w:val="left"/>
+      <w:pPr>
+        <w:tabs>
+          <w:tab w:val="num" w:pos="2160"/>
+        </w:tabs>
+        <w:ind w:left="2160" w:hanging="360"/>
+      </w:pPr>
+      <w:rPr>
+        <w:rFonts w:ascii="Wingdings" w:hAnsi="Wingdings" w:hint="default"/>
+        <w:sz w:val="20"/>
+      </w:rPr>
+    </w:lvl>
+    <w:lvl w:ilvl="3" w:tentative="1">
+      <w:start w:val="1"/>
+      <w:numFmt w:val="bullet"/>
+      <w:lvlText w:val=""/>
+      <w:lvlJc w:val="left"/>
+      <w:pPr>
+        <w:tabs>
+          <w:tab w:val="num" w:pos="2880"/>
+        </w:tabs>
+        <w:ind w:left="2880" w:hanging="360"/>
+      </w:pPr>
+      <w:rPr>
+        <w:rFonts w:ascii="Wingdings" w:hAnsi="Wingdings" w:hint="default"/>
+        <w:sz w:val="20"/>
+      </w:rPr>
+    </w:lvl>
+    <w:lvl w:ilvl="4" w:tentative="1">
+      <w:start w:val="1"/>
+      <w:numFmt w:val="bullet"/>
+      <w:lvlText w:val=""/>
+      <w:lvlJc w:val="left"/>
+      <w:pPr>
+        <w:tabs>
+          <w:tab w:val="num" w:pos="3600"/>
+        </w:tabs>
+        <w:ind w:left="3600" w:hanging="360"/>
+      </w:pPr>
+      <w:rPr>
+        <w:rFonts w:ascii="Wingdings" w:hAnsi="Wingdings" w:hint="default"/>
+        <w:sz w:val="20"/>
+      </w:rPr>
+    </w:lvl>
+    <w:lvl w:ilvl="5" w:tentative="1">
+      <w:start w:val="1"/>
+      <w:numFmt w:val="bullet"/>
+      <w:lvlText w:val=""/>
+      <w:lvlJc w:val="left"/>
+      <w:pPr>
+        <w:tabs>
+          <w:tab w:val="num" w:pos="4320"/>
+        </w:tabs>
+        <w:ind w:left="4320" w:hanging="360"/>
+      </w:pPr>
+      <w:rPr>
+        <w:rFonts w:ascii="Wingdings" w:hAnsi="Wingdings" w:hint="default"/>
+        <w:sz w:val="20"/>
+      </w:rPr>
+    </w:lvl>
+    <w:lvl w:ilvl="6" w:tentative="1">
+      <w:start w:val="1"/>
+      <w:numFmt w:val="bullet"/>
+      <w:lvlText w:val=""/>
+      <w:lvlJc w:val="left"/>
+      <w:pPr>
+        <w:tabs>
+          <w:tab w:val="num" w:pos="5040"/>
+        </w:tabs>
+        <w:ind w:left="5040" w:hanging="360"/>
+      </w:pPr>
+      <w:rPr>
+        <w:rFonts w:ascii="Wingdings" w:hAnsi="Wingdings" w:hint="default"/>
+        <w:sz w:val="20"/>
+      </w:rPr>
+    </w:lvl>
+    <w:lvl w:ilvl="7" w:tentative="1">
+      <w:start w:val="1"/>
+      <w:numFmt w:val="bullet"/>
+      <w:lvlText w:val=""/>
+      <w:lvlJc w:val="left"/>
+      <w:pPr>
+        <w:tabs>
+          <w:tab w:val="num" w:pos="5760"/>
+        </w:tabs>
+        <w:ind w:left="5760" w:hanging="360"/>
+      </w:pPr>
+      <w:rPr>
+        <w:rFonts w:ascii="Wingdings" w:hAnsi="Wingdings" w:hint="default"/>
+        <w:sz w:val="20"/>
+      </w:rPr>
+    </w:lvl>
+    <w:lvl w:ilvl="8" w:tentative="1">
+      <w:start w:val="1"/>
+      <w:numFmt w:val="bullet"/>
+      <w:lvlText w:val=""/>
+      <w:lvlJc w:val="left"/>
+      <w:pPr>
+        <w:tabs>
+          <w:tab w:val="num" w:pos="6480"/>
+        </w:tabs>
+        <w:ind w:left="6480" w:hanging="360"/>
+      </w:pPr>
+      <w:rPr>
+        <w:rFonts w:ascii="Wingdings" w:hAnsi="Wingdings" w:hint="default"/>
+        <w:sz w:val="20"/>
+      </w:rPr>
+    </w:lvl>
+  </w:abstractNum>
+  <w:abstractNum w:abstractNumId="9" w15:restartNumberingAfterBreak="0">
+    <w:nsid w:val="21846E50"/>
+    <w:multiLevelType w:val="hybridMultilevel"/>
+    <w:tmpl w:val="31F03AD2"/>
+    <w:lvl w:ilvl="0" w:tplc="1C0A0001">
+      <w:start w:val="1"/>
+      <w:numFmt w:val="bullet"/>
+      <w:lvlText w:val=""/>
+      <w:lvlJc w:val="left"/>
+      <w:pPr>
+        <w:ind w:left="720" w:hanging="360"/>
+      </w:pPr>
+      <w:rPr>
+        <w:rFonts w:ascii="Symbol" w:hAnsi="Symbol" w:hint="default"/>
+      </w:rPr>
+    </w:lvl>
+    <w:lvl w:ilvl="1" w:tplc="FFFFFFFF" w:tentative="1">
+      <w:start w:val="1"/>
+      <w:numFmt w:val="bullet"/>
+      <w:lvlText w:val="o"/>
+      <w:lvlJc w:val="left"/>
+      <w:pPr>
+        <w:ind w:left="1440" w:hanging="360"/>
+      </w:pPr>
+      <w:rPr>
+        <w:rFonts w:ascii="Courier New" w:hAnsi="Courier New" w:cs="Courier New" w:hint="default"/>
+      </w:rPr>
+    </w:lvl>
+    <w:lvl w:ilvl="2" w:tplc="FFFFFFFF" w:tentative="1">
+      <w:start w:val="1"/>
+      <w:numFmt w:val="bullet"/>
+      <w:lvlText w:val=""/>
+      <w:lvlJc w:val="left"/>
+      <w:pPr>
+        <w:ind w:left="2160" w:hanging="360"/>
+      </w:pPr>
+      <w:rPr>
+        <w:rFonts w:ascii="Wingdings" w:hAnsi="Wingdings" w:hint="default"/>
+      </w:rPr>
+    </w:lvl>
+    <w:lvl w:ilvl="3" w:tplc="FFFFFFFF" w:tentative="1">
+      <w:start w:val="1"/>
+      <w:numFmt w:val="bullet"/>
+      <w:lvlText w:val=""/>
+      <w:lvlJc w:val="left"/>
+      <w:pPr>
+        <w:ind w:left="2880" w:hanging="360"/>
+      </w:pPr>
+      <w:rPr>
+        <w:rFonts w:ascii="Symbol" w:hAnsi="Symbol" w:hint="default"/>
+      </w:rPr>
+    </w:lvl>
+    <w:lvl w:ilvl="4" w:tplc="FFFFFFFF" w:tentative="1">
+      <w:start w:val="1"/>
+      <w:numFmt w:val="bullet"/>
+      <w:lvlText w:val="o"/>
+      <w:lvlJc w:val="left"/>
+      <w:pPr>
+        <w:ind w:left="3600" w:hanging="360"/>
+      </w:pPr>
+      <w:rPr>
+        <w:rFonts w:ascii="Courier New" w:hAnsi="Courier New" w:cs="Courier New" w:hint="default"/>
+      </w:rPr>
+    </w:lvl>
+    <w:lvl w:ilvl="5" w:tplc="FFFFFFFF" w:tentative="1">
+      <w:start w:val="1"/>
+      <w:numFmt w:val="bullet"/>
+      <w:lvlText w:val=""/>
+      <w:lvlJc w:val="left"/>
+      <w:pPr>
+        <w:ind w:left="4320" w:hanging="360"/>
+      </w:pPr>
+      <w:rPr>
+        <w:rFonts w:ascii="Wingdings" w:hAnsi="Wingdings" w:hint="default"/>
+      </w:rPr>
+    </w:lvl>
+    <w:lvl w:ilvl="6" w:tplc="FFFFFFFF" w:tentative="1">
+      <w:start w:val="1"/>
+      <w:numFmt w:val="bullet"/>
+      <w:lvlText w:val=""/>
+      <w:lvlJc w:val="left"/>
+      <w:pPr>
+        <w:ind w:left="5040" w:hanging="360"/>
+      </w:pPr>
+      <w:rPr>
+        <w:rFonts w:ascii="Symbol" w:hAnsi="Symbol" w:hint="default"/>
+      </w:rPr>
+    </w:lvl>
+    <w:lvl w:ilvl="7" w:tplc="FFFFFFFF" w:tentative="1">
+      <w:start w:val="1"/>
+      <w:numFmt w:val="bullet"/>
+      <w:lvlText w:val="o"/>
+      <w:lvlJc w:val="left"/>
+      <w:pPr>
+        <w:ind w:left="5760" w:hanging="360"/>
+      </w:pPr>
+      <w:rPr>
+        <w:rFonts w:ascii="Courier New" w:hAnsi="Courier New" w:cs="Courier New" w:hint="default"/>
+      </w:rPr>
+    </w:lvl>
+    <w:lvl w:ilvl="8" w:tplc="FFFFFFFF" w:tentative="1">
+      <w:start w:val="1"/>
+      <w:numFmt w:val="bullet"/>
+      <w:lvlText w:val=""/>
+      <w:lvlJc w:val="left"/>
+      <w:pPr>
+        <w:ind w:left="6480" w:hanging="360"/>
+      </w:pPr>
+      <w:rPr>
+        <w:rFonts w:ascii="Wingdings" w:hAnsi="Wingdings" w:hint="default"/>
+      </w:rPr>
+    </w:lvl>
+  </w:abstractNum>
+  <w:abstractNum w:abstractNumId="10" w15:restartNumberingAfterBreak="0">
+    <w:nsid w:val="233A1C90"/>
+    <w:multiLevelType w:val="multilevel"/>
+    <w:tmpl w:val="F306E786"/>
+    <w:lvl w:ilvl="0">
+      <w:start w:val="1"/>
+      <w:numFmt w:val="bullet"/>
+      <w:lvlText w:val=""/>
+      <w:lvlJc w:val="left"/>
+      <w:pPr>
+        <w:tabs>
+          <w:tab w:val="num" w:pos="720"/>
+        </w:tabs>
+        <w:ind w:left="720" w:hanging="360"/>
+      </w:pPr>
+      <w:rPr>
+        <w:rFonts w:ascii="Symbol" w:hAnsi="Symbol" w:hint="default"/>
+        <w:sz w:val="20"/>
+      </w:rPr>
+    </w:lvl>
+    <w:lvl w:ilvl="1" w:tentative="1">
+      <w:start w:val="1"/>
+      <w:numFmt w:val="bullet"/>
+      <w:lvlText w:val="o"/>
+      <w:lvlJc w:val="left"/>
+      <w:pPr>
+        <w:tabs>
+          <w:tab w:val="num" w:pos="1440"/>
+        </w:tabs>
+        <w:ind w:left="1440" w:hanging="360"/>
+      </w:pPr>
+      <w:rPr>
+        <w:rFonts w:ascii="Courier New" w:hAnsi="Courier New" w:hint="default"/>
+        <w:sz w:val="20"/>
+      </w:rPr>
+    </w:lvl>
+    <w:lvl w:ilvl="2" w:tentative="1">
+      <w:start w:val="1"/>
+      <w:numFmt w:val="bullet"/>
+      <w:lvlText w:val=""/>
+      <w:lvlJc w:val="left"/>
+      <w:pPr>
+        <w:tabs>
+          <w:tab w:val="num" w:pos="2160"/>
+        </w:tabs>
+        <w:ind w:left="2160" w:hanging="360"/>
+      </w:pPr>
+      <w:rPr>
+        <w:rFonts w:ascii="Wingdings" w:hAnsi="Wingdings" w:hint="default"/>
+        <w:sz w:val="20"/>
+      </w:rPr>
+    </w:lvl>
+    <w:lvl w:ilvl="3" w:tentative="1">
+      <w:start w:val="1"/>
+      <w:numFmt w:val="bullet"/>
+      <w:lvlText w:val=""/>
+      <w:lvlJc w:val="left"/>
+      <w:pPr>
+        <w:tabs>
+          <w:tab w:val="num" w:pos="2880"/>
+        </w:tabs>
+        <w:ind w:left="2880" w:hanging="360"/>
+      </w:pPr>
+      <w:rPr>
+        <w:rFonts w:ascii="Wingdings" w:hAnsi="Wingdings" w:hint="default"/>
+        <w:sz w:val="20"/>
+      </w:rPr>
+    </w:lvl>
+    <w:lvl w:ilvl="4" w:tentative="1">
+      <w:start w:val="1"/>
+      <w:numFmt w:val="bullet"/>
+      <w:lvlText w:val=""/>
+      <w:lvlJc w:val="left"/>
+      <w:pPr>
+        <w:tabs>
+          <w:tab w:val="num" w:pos="3600"/>
+        </w:tabs>
+        <w:ind w:left="3600" w:hanging="360"/>
+      </w:pPr>
+      <w:rPr>
+        <w:rFonts w:ascii="Wingdings" w:hAnsi="Wingdings" w:hint="default"/>
+        <w:sz w:val="20"/>
+      </w:rPr>
+    </w:lvl>
+    <w:lvl w:ilvl="5" w:tentative="1">
+      <w:start w:val="1"/>
+      <w:numFmt w:val="bullet"/>
+      <w:lvlText w:val=""/>
+      <w:lvlJc w:val="left"/>
+      <w:pPr>
+        <w:tabs>
+          <w:tab w:val="num" w:pos="4320"/>
+        </w:tabs>
+        <w:ind w:left="4320" w:hanging="360"/>
+      </w:pPr>
+      <w:rPr>
+        <w:rFonts w:ascii="Wingdings" w:hAnsi="Wingdings" w:hint="default"/>
+        <w:sz w:val="20"/>
+      </w:rPr>
+    </w:lvl>
+    <w:lvl w:ilvl="6" w:tentative="1">
+      <w:start w:val="1"/>
+      <w:numFmt w:val="bullet"/>
+      <w:lvlText w:val=""/>
+      <w:lvlJc w:val="left"/>
+      <w:pPr>
+        <w:tabs>
+          <w:tab w:val="num" w:pos="5040"/>
+        </w:tabs>
+        <w:ind w:left="5040" w:hanging="360"/>
+      </w:pPr>
+      <w:rPr>
+        <w:rFonts w:ascii="Wingdings" w:hAnsi="Wingdings" w:hint="default"/>
+        <w:sz w:val="20"/>
+      </w:rPr>
+    </w:lvl>
+    <w:lvl w:ilvl="7" w:tentative="1">
+      <w:start w:val="1"/>
+      <w:numFmt w:val="bullet"/>
+      <w:lvlText w:val=""/>
+      <w:lvlJc w:val="left"/>
+      <w:pPr>
+        <w:tabs>
+          <w:tab w:val="num" w:pos="5760"/>
+        </w:tabs>
+        <w:ind w:left="5760" w:hanging="360"/>
+      </w:pPr>
+      <w:rPr>
+        <w:rFonts w:ascii="Wingdings" w:hAnsi="Wingdings" w:hint="default"/>
+        <w:sz w:val="20"/>
+      </w:rPr>
+    </w:lvl>
+    <w:lvl w:ilvl="8" w:tentative="1">
+      <w:start w:val="1"/>
+      <w:numFmt w:val="bullet"/>
+      <w:lvlText w:val=""/>
+      <w:lvlJc w:val="left"/>
+      <w:pPr>
+        <w:tabs>
+          <w:tab w:val="num" w:pos="6480"/>
+        </w:tabs>
+        <w:ind w:left="6480" w:hanging="360"/>
+      </w:pPr>
+      <w:rPr>
+        <w:rFonts w:ascii="Wingdings" w:hAnsi="Wingdings" w:hint="default"/>
+        <w:sz w:val="20"/>
+      </w:rPr>
+    </w:lvl>
+  </w:abstractNum>
+  <w:abstractNum w:abstractNumId="11" w15:restartNumberingAfterBreak="0">
+    <w:nsid w:val="249C317C"/>
+    <w:multiLevelType w:val="multilevel"/>
+    <w:tmpl w:val="33B2C346"/>
+    <w:lvl w:ilvl="0">
+      <w:start w:val="1"/>
+      <w:numFmt w:val="bullet"/>
+      <w:lvlText w:val=""/>
+      <w:lvlJc w:val="left"/>
+      <w:pPr>
+        <w:tabs>
+          <w:tab w:val="num" w:pos="720"/>
+        </w:tabs>
+        <w:ind w:left="720" w:hanging="360"/>
+      </w:pPr>
+      <w:rPr>
+        <w:rFonts w:ascii="Symbol" w:hAnsi="Symbol" w:hint="default"/>
+        <w:sz w:val="20"/>
+      </w:rPr>
+    </w:lvl>
+    <w:lvl w:ilvl="1" w:tentative="1">
+      <w:start w:val="1"/>
+      <w:numFmt w:val="bullet"/>
+      <w:lvlText w:val="o"/>
+      <w:lvlJc w:val="left"/>
+      <w:pPr>
+        <w:tabs>
+          <w:tab w:val="num" w:pos="1440"/>
+        </w:tabs>
+        <w:ind w:left="1440" w:hanging="360"/>
+      </w:pPr>
+      <w:rPr>
+        <w:rFonts w:ascii="Courier New" w:hAnsi="Courier New" w:hint="default"/>
+        <w:sz w:val="20"/>
+      </w:rPr>
+    </w:lvl>
+    <w:lvl w:ilvl="2" w:tentative="1">
+      <w:start w:val="1"/>
+      <w:numFmt w:val="bullet"/>
+      <w:lvlText w:val=""/>
+      <w:lvlJc w:val="left"/>
+      <w:pPr>
+        <w:tabs>
+          <w:tab w:val="num" w:pos="2160"/>
+        </w:tabs>
+        <w:ind w:left="2160" w:hanging="360"/>
+      </w:pPr>
+      <w:rPr>
+        <w:rFonts w:ascii="Wingdings" w:hAnsi="Wingdings" w:hint="default"/>
+        <w:sz w:val="20"/>
+      </w:rPr>
+    </w:lvl>
+    <w:lvl w:ilvl="3" w:tentative="1">
+      <w:start w:val="1"/>
+      <w:numFmt w:val="bullet"/>
+      <w:lvlText w:val=""/>
+      <w:lvlJc w:val="left"/>
+      <w:pPr>
+        <w:tabs>
+          <w:tab w:val="num" w:pos="2880"/>
+        </w:tabs>
+        <w:ind w:left="2880" w:hanging="360"/>
+      </w:pPr>
+      <w:rPr>
+        <w:rFonts w:ascii="Wingdings" w:hAnsi="Wingdings" w:hint="default"/>
+        <w:sz w:val="20"/>
+      </w:rPr>
+    </w:lvl>
+    <w:lvl w:ilvl="4" w:tentative="1">
+      <w:start w:val="1"/>
+      <w:numFmt w:val="bullet"/>
+      <w:lvlText w:val=""/>
+      <w:lvlJc w:val="left"/>
+      <w:pPr>
+        <w:tabs>
+          <w:tab w:val="num" w:pos="3600"/>
+        </w:tabs>
+        <w:ind w:left="3600" w:hanging="360"/>
+      </w:pPr>
+      <w:rPr>
+        <w:rFonts w:ascii="Wingdings" w:hAnsi="Wingdings" w:hint="default"/>
+        <w:sz w:val="20"/>
+      </w:rPr>
+    </w:lvl>
+    <w:lvl w:ilvl="5" w:tentative="1">
+      <w:start w:val="1"/>
+      <w:numFmt w:val="bullet"/>
+      <w:lvlText w:val=""/>
+      <w:lvlJc w:val="left"/>
+      <w:pPr>
+        <w:tabs>
+          <w:tab w:val="num" w:pos="4320"/>
+        </w:tabs>
+        <w:ind w:left="4320" w:hanging="360"/>
+      </w:pPr>
+      <w:rPr>
+        <w:rFonts w:ascii="Wingdings" w:hAnsi="Wingdings" w:hint="default"/>
+        <w:sz w:val="20"/>
+      </w:rPr>
+    </w:lvl>
+    <w:lvl w:ilvl="6" w:tentative="1">
+      <w:start w:val="1"/>
+      <w:numFmt w:val="bullet"/>
+      <w:lvlText w:val=""/>
+      <w:lvlJc w:val="left"/>
+      <w:pPr>
+        <w:tabs>
+          <w:tab w:val="num" w:pos="5040"/>
+        </w:tabs>
+        <w:ind w:left="5040" w:hanging="360"/>
+      </w:pPr>
+      <w:rPr>
+        <w:rFonts w:ascii="Wingdings" w:hAnsi="Wingdings" w:hint="default"/>
+        <w:sz w:val="20"/>
+      </w:rPr>
+    </w:lvl>
+    <w:lvl w:ilvl="7" w:tentative="1">
+      <w:start w:val="1"/>
+      <w:numFmt w:val="bullet"/>
+      <w:lvlText w:val=""/>
+      <w:lvlJc w:val="left"/>
+      <w:pPr>
+        <w:tabs>
+          <w:tab w:val="num" w:pos="5760"/>
+        </w:tabs>
+        <w:ind w:left="5760" w:hanging="360"/>
+      </w:pPr>
+      <w:rPr>
+        <w:rFonts w:ascii="Wingdings" w:hAnsi="Wingdings" w:hint="default"/>
+        <w:sz w:val="20"/>
+      </w:rPr>
+    </w:lvl>
+    <w:lvl w:ilvl="8" w:tentative="1">
+      <w:start w:val="1"/>
+      <w:numFmt w:val="bullet"/>
+      <w:lvlText w:val=""/>
+      <w:lvlJc w:val="left"/>
+      <w:pPr>
+        <w:tabs>
+          <w:tab w:val="num" w:pos="6480"/>
+        </w:tabs>
+        <w:ind w:left="6480" w:hanging="360"/>
+      </w:pPr>
+      <w:rPr>
+        <w:rFonts w:ascii="Wingdings" w:hAnsi="Wingdings" w:hint="default"/>
+        <w:sz w:val="20"/>
+      </w:rPr>
+    </w:lvl>
+  </w:abstractNum>
+  <w:abstractNum w:abstractNumId="12" w15:restartNumberingAfterBreak="0">
+    <w:nsid w:val="260A7C4F"/>
+    <w:multiLevelType w:val="multilevel"/>
+    <w:tmpl w:val="5908DD0E"/>
+    <w:lvl w:ilvl="0">
+      <w:start w:val="1"/>
+      <w:numFmt w:val="bullet"/>
+      <w:lvlText w:val=""/>
+      <w:lvlJc w:val="left"/>
+      <w:pPr>
+        <w:tabs>
+          <w:tab w:val="num" w:pos="720"/>
+        </w:tabs>
+        <w:ind w:left="720" w:hanging="360"/>
+      </w:pPr>
+      <w:rPr>
+        <w:rFonts w:ascii="Symbol" w:hAnsi="Symbol" w:hint="default"/>
+        <w:sz w:val="20"/>
+      </w:rPr>
+    </w:lvl>
+    <w:lvl w:ilvl="1" w:tentative="1">
+      <w:start w:val="1"/>
+      <w:numFmt w:val="bullet"/>
+      <w:lvlText w:val="o"/>
+      <w:lvlJc w:val="left"/>
+      <w:pPr>
+        <w:tabs>
+          <w:tab w:val="num" w:pos="1440"/>
+        </w:tabs>
+        <w:ind w:left="1440" w:hanging="360"/>
+      </w:pPr>
+      <w:rPr>
+        <w:rFonts w:ascii="Courier New" w:hAnsi="Courier New" w:hint="default"/>
+        <w:sz w:val="20"/>
+      </w:rPr>
+    </w:lvl>
+    <w:lvl w:ilvl="2" w:tentative="1">
+      <w:start w:val="1"/>
+      <w:numFmt w:val="bullet"/>
+      <w:lvlText w:val=""/>
+      <w:lvlJc w:val="left"/>
+      <w:pPr>
+        <w:tabs>
+          <w:tab w:val="num" w:pos="2160"/>
+        </w:tabs>
+        <w:ind w:left="2160" w:hanging="360"/>
+      </w:pPr>
+      <w:rPr>
+        <w:rFonts w:ascii="Wingdings" w:hAnsi="Wingdings" w:hint="default"/>
+        <w:sz w:val="20"/>
+      </w:rPr>
+    </w:lvl>
+    <w:lvl w:ilvl="3" w:tentative="1">
+      <w:start w:val="1"/>
+      <w:numFmt w:val="bullet"/>
+      <w:lvlText w:val=""/>
+      <w:lvlJc w:val="left"/>
+      <w:pPr>
+        <w:tabs>
+          <w:tab w:val="num" w:pos="2880"/>
+        </w:tabs>
+        <w:ind w:left="2880" w:hanging="360"/>
+      </w:pPr>
+      <w:rPr>
+        <w:rFonts w:ascii="Wingdings" w:hAnsi="Wingdings" w:hint="default"/>
+        <w:sz w:val="20"/>
+      </w:rPr>
+    </w:lvl>
+    <w:lvl w:ilvl="4" w:tentative="1">
+      <w:start w:val="1"/>
+      <w:numFmt w:val="bullet"/>
+      <w:lvlText w:val=""/>
+      <w:lvlJc w:val="left"/>
+      <w:pPr>
+        <w:tabs>
+          <w:tab w:val="num" w:pos="3600"/>
+        </w:tabs>
+        <w:ind w:left="3600" w:hanging="360"/>
+      </w:pPr>
+      <w:rPr>
+        <w:rFonts w:ascii="Wingdings" w:hAnsi="Wingdings" w:hint="default"/>
+        <w:sz w:val="20"/>
+      </w:rPr>
+    </w:lvl>
+    <w:lvl w:ilvl="5" w:tentative="1">
+      <w:start w:val="1"/>
+      <w:numFmt w:val="bullet"/>
+      <w:lvlText w:val=""/>
+      <w:lvlJc w:val="left"/>
+      <w:pPr>
+        <w:tabs>
+          <w:tab w:val="num" w:pos="4320"/>
+        </w:tabs>
+        <w:ind w:left="4320" w:hanging="360"/>
+      </w:pPr>
+      <w:rPr>
+        <w:rFonts w:ascii="Wingdings" w:hAnsi="Wingdings" w:hint="default"/>
+        <w:sz w:val="20"/>
+      </w:rPr>
+    </w:lvl>
+    <w:lvl w:ilvl="6" w:tentative="1">
+      <w:start w:val="1"/>
+      <w:numFmt w:val="bullet"/>
+      <w:lvlText w:val=""/>
+      <w:lvlJc w:val="left"/>
+      <w:pPr>
+        <w:tabs>
+          <w:tab w:val="num" w:pos="5040"/>
+        </w:tabs>
+        <w:ind w:left="5040" w:hanging="360"/>
+      </w:pPr>
+      <w:rPr>
+        <w:rFonts w:ascii="Wingdings" w:hAnsi="Wingdings" w:hint="default"/>
+        <w:sz w:val="20"/>
+      </w:rPr>
+    </w:lvl>
+    <w:lvl w:ilvl="7" w:tentative="1">
+      <w:start w:val="1"/>
+      <w:numFmt w:val="bullet"/>
+      <w:lvlText w:val=""/>
+      <w:lvlJc w:val="left"/>
+      <w:pPr>
+        <w:tabs>
+          <w:tab w:val="num" w:pos="5760"/>
+        </w:tabs>
+        <w:ind w:left="5760" w:hanging="360"/>
+      </w:pPr>
+      <w:rPr>
+        <w:rFonts w:ascii="Wingdings" w:hAnsi="Wingdings" w:hint="default"/>
+        <w:sz w:val="20"/>
+      </w:rPr>
+    </w:lvl>
+    <w:lvl w:ilvl="8" w:tentative="1">
+      <w:start w:val="1"/>
+      <w:numFmt w:val="bullet"/>
+      <w:lvlText w:val=""/>
+      <w:lvlJc w:val="left"/>
+      <w:pPr>
+        <w:tabs>
+          <w:tab w:val="num" w:pos="6480"/>
+        </w:tabs>
+        <w:ind w:left="6480" w:hanging="360"/>
+      </w:pPr>
+      <w:rPr>
+        <w:rFonts w:ascii="Wingdings" w:hAnsi="Wingdings" w:hint="default"/>
+        <w:sz w:val="20"/>
+      </w:rPr>
+    </w:lvl>
+  </w:abstractNum>
+  <w:abstractNum w:abstractNumId="13" w15:restartNumberingAfterBreak="0">
+    <w:nsid w:val="267624B8"/>
+    <w:multiLevelType w:val="hybridMultilevel"/>
+    <w:tmpl w:val="B4F237CC"/>
+    <w:lvl w:ilvl="0" w:tplc="1C0A0001">
+      <w:start w:val="1"/>
+      <w:numFmt w:val="bullet"/>
+      <w:lvlText w:val=""/>
+      <w:lvlJc w:val="left"/>
+      <w:pPr>
+        <w:ind w:left="1080" w:hanging="360"/>
+      </w:pPr>
+      <w:rPr>
+        <w:rFonts w:ascii="Symbol" w:hAnsi="Symbol" w:hint="default"/>
+      </w:rPr>
+    </w:lvl>
+    <w:lvl w:ilvl="1" w:tplc="1C0A0003" w:tentative="1">
+      <w:start w:val="1"/>
+      <w:numFmt w:val="bullet"/>
+      <w:lvlText w:val="o"/>
+      <w:lvlJc w:val="left"/>
+      <w:pPr>
+        <w:ind w:left="1800" w:hanging="360"/>
+      </w:pPr>
+      <w:rPr>
+        <w:rFonts w:ascii="Courier New" w:hAnsi="Courier New" w:cs="Courier New" w:hint="default"/>
+      </w:rPr>
+    </w:lvl>
+    <w:lvl w:ilvl="2" w:tplc="1C0A0005" w:tentative="1">
+      <w:start w:val="1"/>
+      <w:numFmt w:val="bullet"/>
+      <w:lvlText w:val=""/>
+      <w:lvlJc w:val="left"/>
+      <w:pPr>
+        <w:ind w:left="2520" w:hanging="360"/>
+      </w:pPr>
+      <w:rPr>
+        <w:rFonts w:ascii="Wingdings" w:hAnsi="Wingdings" w:hint="default"/>
+      </w:rPr>
+    </w:lvl>
+    <w:lvl w:ilvl="3" w:tplc="1C0A0001" w:tentative="1">
+      <w:start w:val="1"/>
+      <w:numFmt w:val="bullet"/>
+      <w:lvlText w:val=""/>
+      <w:lvlJc w:val="left"/>
+      <w:pPr>
+        <w:ind w:left="3240" w:hanging="360"/>
+      </w:pPr>
+      <w:rPr>
+        <w:rFonts w:ascii="Symbol" w:hAnsi="Symbol" w:hint="default"/>
+      </w:rPr>
+    </w:lvl>
+    <w:lvl w:ilvl="4" w:tplc="1C0A0003" w:tentative="1">
+      <w:start w:val="1"/>
+      <w:numFmt w:val="bullet"/>
+      <w:lvlText w:val="o"/>
+      <w:lvlJc w:val="left"/>
+      <w:pPr>
+        <w:ind w:left="3960" w:hanging="360"/>
+      </w:pPr>
+      <w:rPr>
+        <w:rFonts w:ascii="Courier New" w:hAnsi="Courier New" w:cs="Courier New" w:hint="default"/>
+      </w:rPr>
+    </w:lvl>
+    <w:lvl w:ilvl="5" w:tplc="1C0A0005" w:tentative="1">
+      <w:start w:val="1"/>
+      <w:numFmt w:val="bullet"/>
+      <w:lvlText w:val=""/>
+      <w:lvlJc w:val="left"/>
+      <w:pPr>
+        <w:ind w:left="4680" w:hanging="360"/>
+      </w:pPr>
+      <w:rPr>
+        <w:rFonts w:ascii="Wingdings" w:hAnsi="Wingdings" w:hint="default"/>
+      </w:rPr>
+    </w:lvl>
+    <w:lvl w:ilvl="6" w:tplc="1C0A0001" w:tentative="1">
+      <w:start w:val="1"/>
+      <w:numFmt w:val="bullet"/>
+      <w:lvlText w:val=""/>
+      <w:lvlJc w:val="left"/>
+      <w:pPr>
+        <w:ind w:left="5400" w:hanging="360"/>
+      </w:pPr>
+      <w:rPr>
+        <w:rFonts w:ascii="Symbol" w:hAnsi="Symbol" w:hint="default"/>
+      </w:rPr>
+    </w:lvl>
+    <w:lvl w:ilvl="7" w:tplc="1C0A0003" w:tentative="1">
+      <w:start w:val="1"/>
+      <w:numFmt w:val="bullet"/>
+      <w:lvlText w:val="o"/>
+      <w:lvlJc w:val="left"/>
+      <w:pPr>
+        <w:ind w:left="6120" w:hanging="360"/>
+      </w:pPr>
+      <w:rPr>
+        <w:rFonts w:ascii="Courier New" w:hAnsi="Courier New" w:cs="Courier New" w:hint="default"/>
+      </w:rPr>
+    </w:lvl>
+    <w:lvl w:ilvl="8" w:tplc="1C0A0005" w:tentative="1">
+      <w:start w:val="1"/>
+      <w:numFmt w:val="bullet"/>
+      <w:lvlText w:val=""/>
+      <w:lvlJc w:val="left"/>
+      <w:pPr>
+        <w:ind w:left="6840" w:hanging="360"/>
+      </w:pPr>
+      <w:rPr>
+        <w:rFonts w:ascii="Wingdings" w:hAnsi="Wingdings" w:hint="default"/>
+      </w:rPr>
+    </w:lvl>
+  </w:abstractNum>
+  <w:abstractNum w:abstractNumId="14" w15:restartNumberingAfterBreak="0">
+    <w:nsid w:val="270A6295"/>
+    <w:multiLevelType w:val="multilevel"/>
+    <w:tmpl w:val="33B2C346"/>
+    <w:lvl w:ilvl="0">
+      <w:start w:val="1"/>
+      <w:numFmt w:val="bullet"/>
+      <w:lvlText w:val=""/>
+      <w:lvlJc w:val="left"/>
+      <w:pPr>
+        <w:tabs>
+          <w:tab w:val="num" w:pos="720"/>
+        </w:tabs>
+        <w:ind w:left="720" w:hanging="360"/>
+      </w:pPr>
+      <w:rPr>
+        <w:rFonts w:ascii="Symbol" w:hAnsi="Symbol" w:hint="default"/>
+        <w:sz w:val="20"/>
+      </w:rPr>
+    </w:lvl>
+    <w:lvl w:ilvl="1" w:tentative="1">
+      <w:start w:val="1"/>
+      <w:numFmt w:val="bullet"/>
+      <w:lvlText w:val="o"/>
+      <w:lvlJc w:val="left"/>
+      <w:pPr>
+        <w:tabs>
+          <w:tab w:val="num" w:pos="1440"/>
+        </w:tabs>
+        <w:ind w:left="1440" w:hanging="360"/>
+      </w:pPr>
+      <w:rPr>
+        <w:rFonts w:ascii="Courier New" w:hAnsi="Courier New" w:hint="default"/>
+        <w:sz w:val="20"/>
+      </w:rPr>
+    </w:lvl>
+    <w:lvl w:ilvl="2" w:tentative="1">
+      <w:start w:val="1"/>
+      <w:numFmt w:val="bullet"/>
+      <w:lvlText w:val=""/>
+      <w:lvlJc w:val="left"/>
+      <w:pPr>
+        <w:tabs>
+          <w:tab w:val="num" w:pos="2160"/>
+        </w:tabs>
+        <w:ind w:left="2160" w:hanging="360"/>
+      </w:pPr>
+      <w:rPr>
+        <w:rFonts w:ascii="Wingdings" w:hAnsi="Wingdings" w:hint="default"/>
+        <w:sz w:val="20"/>
+      </w:rPr>
+    </w:lvl>
+    <w:lvl w:ilvl="3" w:tentative="1">
+      <w:start w:val="1"/>
+      <w:numFmt w:val="bullet"/>
+      <w:lvlText w:val=""/>
+      <w:lvlJc w:val="left"/>
+      <w:pPr>
+        <w:tabs>
+          <w:tab w:val="num" w:pos="2880"/>
+        </w:tabs>
+        <w:ind w:left="2880" w:hanging="360"/>
+      </w:pPr>
+      <w:rPr>
+        <w:rFonts w:ascii="Wingdings" w:hAnsi="Wingdings" w:hint="default"/>
+        <w:sz w:val="20"/>
+      </w:rPr>
+    </w:lvl>
+    <w:lvl w:ilvl="4" w:tentative="1">
+      <w:start w:val="1"/>
+      <w:numFmt w:val="bullet"/>
+      <w:lvlText w:val=""/>
+      <w:lvlJc w:val="left"/>
+      <w:pPr>
+        <w:tabs>
+          <w:tab w:val="num" w:pos="3600"/>
+        </w:tabs>
+        <w:ind w:left="3600" w:hanging="360"/>
+      </w:pPr>
+      <w:rPr>
+        <w:rFonts w:ascii="Wingdings" w:hAnsi="Wingdings" w:hint="default"/>
+        <w:sz w:val="20"/>
+      </w:rPr>
+    </w:lvl>
+    <w:lvl w:ilvl="5" w:tentative="1">
+      <w:start w:val="1"/>
+      <w:numFmt w:val="bullet"/>
+      <w:lvlText w:val=""/>
+      <w:lvlJc w:val="left"/>
+      <w:pPr>
+        <w:tabs>
+          <w:tab w:val="num" w:pos="4320"/>
+        </w:tabs>
+        <w:ind w:left="4320" w:hanging="360"/>
+      </w:pPr>
+      <w:rPr>
+        <w:rFonts w:ascii="Wingdings" w:hAnsi="Wingdings" w:hint="default"/>
+        <w:sz w:val="20"/>
+      </w:rPr>
+    </w:lvl>
+    <w:lvl w:ilvl="6" w:tentative="1">
+      <w:start w:val="1"/>
+      <w:numFmt w:val="bullet"/>
+      <w:lvlText w:val=""/>
+      <w:lvlJc w:val="left"/>
+      <w:pPr>
+        <w:tabs>
+          <w:tab w:val="num" w:pos="5040"/>
+        </w:tabs>
+        <w:ind w:left="5040" w:hanging="360"/>
+      </w:pPr>
+      <w:rPr>
+        <w:rFonts w:ascii="Wingdings" w:hAnsi="Wingdings" w:hint="default"/>
+        <w:sz w:val="20"/>
+      </w:rPr>
+    </w:lvl>
+    <w:lvl w:ilvl="7" w:tentative="1">
+      <w:start w:val="1"/>
+      <w:numFmt w:val="bullet"/>
+      <w:lvlText w:val=""/>
+      <w:lvlJc w:val="left"/>
+      <w:pPr>
+        <w:tabs>
+          <w:tab w:val="num" w:pos="5760"/>
+        </w:tabs>
+        <w:ind w:left="5760" w:hanging="360"/>
+      </w:pPr>
+      <w:rPr>
+        <w:rFonts w:ascii="Wingdings" w:hAnsi="Wingdings" w:hint="default"/>
+        <w:sz w:val="20"/>
+      </w:rPr>
+    </w:lvl>
+    <w:lvl w:ilvl="8" w:tentative="1">
+      <w:start w:val="1"/>
+      <w:numFmt w:val="bullet"/>
+      <w:lvlText w:val=""/>
+      <w:lvlJc w:val="left"/>
+      <w:pPr>
+        <w:tabs>
+          <w:tab w:val="num" w:pos="6480"/>
+        </w:tabs>
+        <w:ind w:left="6480" w:hanging="360"/>
+      </w:pPr>
+      <w:rPr>
+        <w:rFonts w:ascii="Wingdings" w:hAnsi="Wingdings" w:hint="default"/>
+        <w:sz w:val="20"/>
+      </w:rPr>
+    </w:lvl>
+  </w:abstractNum>
+  <w:abstractNum w:abstractNumId="15" w15:restartNumberingAfterBreak="0">
+    <w:nsid w:val="28824C14"/>
+    <w:multiLevelType w:val="hybridMultilevel"/>
+    <w:tmpl w:val="11FE7B9A"/>
+    <w:lvl w:ilvl="0" w:tplc="0409000F">
+      <w:start w:val="1"/>
+      <w:numFmt w:val="decimal"/>
+      <w:lvlText w:val="%1."/>
+      <w:lvlJc w:val="left"/>
+      <w:pPr>
+        <w:ind w:left="720" w:hanging="360"/>
+      </w:pPr>
+      <w:rPr>
+        <w:rFonts w:hint="default"/>
+      </w:rPr>
+    </w:lvl>
+    <w:lvl w:ilvl="1" w:tplc="04090019" w:tentative="1">
+      <w:start w:val="1"/>
+      <w:numFmt w:val="lowerLetter"/>
+      <w:lvlText w:val="%2."/>
+      <w:lvlJc w:val="left"/>
+      <w:pPr>
+        <w:ind w:left="1440" w:hanging="360"/>
+      </w:pPr>
+    </w:lvl>
+    <w:lvl w:ilvl="2" w:tplc="0409001B" w:tentative="1">
+      <w:start w:val="1"/>
+      <w:numFmt w:val="lowerRoman"/>
+      <w:lvlText w:val="%3."/>
+      <w:lvlJc w:val="right"/>
+      <w:pPr>
+        <w:ind w:left="2160" w:hanging="180"/>
+      </w:pPr>
+    </w:lvl>
+    <w:lvl w:ilvl="3" w:tplc="0409000F" w:tentative="1">
+      <w:start w:val="1"/>
+      <w:numFmt w:val="decimal"/>
+      <w:lvlText w:val="%4."/>
+      <w:lvlJc w:val="left"/>
+      <w:pPr>
+        <w:ind w:left="2880" w:hanging="360"/>
+      </w:pPr>
+    </w:lvl>
+    <w:lvl w:ilvl="4" w:tplc="04090019" w:tentative="1">
+      <w:start w:val="1"/>
+      <w:numFmt w:val="lowerLetter"/>
+      <w:lvlText w:val="%5."/>
+      <w:lvlJc w:val="left"/>
+      <w:pPr>
+        <w:ind w:left="3600" w:hanging="360"/>
+      </w:pPr>
+    </w:lvl>
+    <w:lvl w:ilvl="5" w:tplc="0409001B" w:tentative="1">
+      <w:start w:val="1"/>
+      <w:numFmt w:val="lowerRoman"/>
+      <w:lvlText w:val="%6."/>
+      <w:lvlJc w:val="right"/>
+      <w:pPr>
+        <w:ind w:left="4320" w:hanging="180"/>
+      </w:pPr>
+    </w:lvl>
+    <w:lvl w:ilvl="6" w:tplc="0409000F" w:tentative="1">
+      <w:start w:val="1"/>
+      <w:numFmt w:val="decimal"/>
+      <w:lvlText w:val="%7."/>
+      <w:lvlJc w:val="left"/>
+      <w:pPr>
+        <w:ind w:left="5040" w:hanging="360"/>
+      </w:pPr>
+    </w:lvl>
+    <w:lvl w:ilvl="7" w:tplc="04090019" w:tentative="1">
+      <w:start w:val="1"/>
+      <w:numFmt w:val="lowerLetter"/>
+      <w:lvlText w:val="%8."/>
+      <w:lvlJc w:val="left"/>
+      <w:pPr>
+        <w:ind w:left="5760" w:hanging="360"/>
+      </w:pPr>
+    </w:lvl>
+    <w:lvl w:ilvl="8" w:tplc="0409001B" w:tentative="1">
+      <w:start w:val="1"/>
+      <w:numFmt w:val="lowerRoman"/>
+      <w:lvlText w:val="%9."/>
+      <w:lvlJc w:val="right"/>
+      <w:pPr>
+        <w:ind w:left="6480" w:hanging="180"/>
+      </w:pPr>
+    </w:lvl>
+  </w:abstractNum>
+  <w:abstractNum w:abstractNumId="16" w15:restartNumberingAfterBreak="0">
+    <w:nsid w:val="2AD621A9"/>
+    <w:multiLevelType w:val="multilevel"/>
+    <w:tmpl w:val="35625C7E"/>
+    <w:lvl w:ilvl="0">
+      <w:start w:val="1"/>
+      <w:numFmt w:val="bullet"/>
+      <w:lvlText w:val=""/>
+      <w:lvlJc w:val="left"/>
+      <w:pPr>
+        <w:tabs>
+          <w:tab w:val="num" w:pos="720"/>
+        </w:tabs>
+        <w:ind w:left="720" w:hanging="360"/>
+      </w:pPr>
+      <w:rPr>
+        <w:rFonts w:ascii="Symbol" w:hAnsi="Symbol" w:hint="default"/>
+        <w:sz w:val="20"/>
+      </w:rPr>
+    </w:lvl>
+    <w:lvl w:ilvl="1" w:tentative="1">
+      <w:start w:val="1"/>
+      <w:numFmt w:val="bullet"/>
+      <w:lvlText w:val="o"/>
+      <w:lvlJc w:val="left"/>
+      <w:pPr>
+        <w:tabs>
+          <w:tab w:val="num" w:pos="1440"/>
+        </w:tabs>
+        <w:ind w:left="1440" w:hanging="360"/>
+      </w:pPr>
+      <w:rPr>
+        <w:rFonts w:ascii="Courier New" w:hAnsi="Courier New" w:hint="default"/>
+        <w:sz w:val="20"/>
+      </w:rPr>
+    </w:lvl>
+    <w:lvl w:ilvl="2" w:tentative="1">
+      <w:start w:val="1"/>
+      <w:numFmt w:val="bullet"/>
+      <w:lvlText w:val=""/>
+      <w:lvlJc w:val="left"/>
+      <w:pPr>
+        <w:tabs>
+          <w:tab w:val="num" w:pos="2160"/>
+        </w:tabs>
+        <w:ind w:left="2160" w:hanging="360"/>
+      </w:pPr>
+      <w:rPr>
+        <w:rFonts w:ascii="Wingdings" w:hAnsi="Wingdings" w:hint="default"/>
+        <w:sz w:val="20"/>
+      </w:rPr>
+    </w:lvl>
+    <w:lvl w:ilvl="3" w:tentative="1">
+      <w:start w:val="1"/>
+      <w:numFmt w:val="bullet"/>
+      <w:lvlText w:val=""/>
+      <w:lvlJc w:val="left"/>
+      <w:pPr>
+        <w:tabs>
+          <w:tab w:val="num" w:pos="2880"/>
+        </w:tabs>
+        <w:ind w:left="2880" w:hanging="360"/>
+      </w:pPr>
+      <w:rPr>
+        <w:rFonts w:ascii="Wingdings" w:hAnsi="Wingdings" w:hint="default"/>
+        <w:sz w:val="20"/>
+      </w:rPr>
+    </w:lvl>
+    <w:lvl w:ilvl="4" w:tentative="1">
+      <w:start w:val="1"/>
+      <w:numFmt w:val="bullet"/>
+      <w:lvlText w:val=""/>
+      <w:lvlJc w:val="left"/>
+      <w:pPr>
+        <w:tabs>
+          <w:tab w:val="num" w:pos="3600"/>
+        </w:tabs>
+        <w:ind w:left="3600" w:hanging="360"/>
+      </w:pPr>
+      <w:rPr>
+        <w:rFonts w:ascii="Wingdings" w:hAnsi="Wingdings" w:hint="default"/>
+        <w:sz w:val="20"/>
+      </w:rPr>
+    </w:lvl>
+    <w:lvl w:ilvl="5" w:tentative="1">
+      <w:start w:val="1"/>
+      <w:numFmt w:val="bullet"/>
+      <w:lvlText w:val=""/>
+      <w:lvlJc w:val="left"/>
+      <w:pPr>
+        <w:tabs>
+          <w:tab w:val="num" w:pos="4320"/>
+        </w:tabs>
+        <w:ind w:left="4320" w:hanging="360"/>
+      </w:pPr>
+      <w:rPr>
+        <w:rFonts w:ascii="Wingdings" w:hAnsi="Wingdings" w:hint="default"/>
+        <w:sz w:val="20"/>
+      </w:rPr>
+    </w:lvl>
+    <w:lvl w:ilvl="6" w:tentative="1">
+      <w:start w:val="1"/>
+      <w:numFmt w:val="bullet"/>
+      <w:lvlText w:val=""/>
+      <w:lvlJc w:val="left"/>
+      <w:pPr>
+        <w:tabs>
+          <w:tab w:val="num" w:pos="5040"/>
+        </w:tabs>
+        <w:ind w:left="5040" w:hanging="360"/>
+      </w:pPr>
+      <w:rPr>
+        <w:rFonts w:ascii="Wingdings" w:hAnsi="Wingdings" w:hint="default"/>
+        <w:sz w:val="20"/>
+      </w:rPr>
+    </w:lvl>
+    <w:lvl w:ilvl="7" w:tentative="1">
+      <w:start w:val="1"/>
+      <w:numFmt w:val="bullet"/>
+      <w:lvlText w:val=""/>
+      <w:lvlJc w:val="left"/>
+      <w:pPr>
+        <w:tabs>
+          <w:tab w:val="num" w:pos="5760"/>
+        </w:tabs>
+        <w:ind w:left="5760" w:hanging="360"/>
+      </w:pPr>
+      <w:rPr>
+        <w:rFonts w:ascii="Wingdings" w:hAnsi="Wingdings" w:hint="default"/>
+        <w:sz w:val="20"/>
+      </w:rPr>
+    </w:lvl>
+    <w:lvl w:ilvl="8" w:tentative="1">
+      <w:start w:val="1"/>
+      <w:numFmt w:val="bullet"/>
+      <w:lvlText w:val=""/>
+      <w:lvlJc w:val="left"/>
+      <w:pPr>
+        <w:tabs>
+          <w:tab w:val="num" w:pos="6480"/>
+        </w:tabs>
+        <w:ind w:left="6480" w:hanging="360"/>
+      </w:pPr>
+      <w:rPr>
+        <w:rFonts w:ascii="Wingdings" w:hAnsi="Wingdings" w:hint="default"/>
+        <w:sz w:val="20"/>
+      </w:rPr>
+    </w:lvl>
+  </w:abstractNum>
+  <w:abstractNum w:abstractNumId="17" w15:restartNumberingAfterBreak="0">
+    <w:nsid w:val="2B714AD8"/>
+    <w:multiLevelType w:val="multilevel"/>
+    <w:tmpl w:val="F84E8476"/>
+    <w:lvl w:ilvl="0">
+      <w:start w:val="1"/>
+      <w:numFmt w:val="bullet"/>
+      <w:lvlText w:val=""/>
+      <w:lvlJc w:val="left"/>
+      <w:pPr>
+        <w:tabs>
+          <w:tab w:val="num" w:pos="720"/>
+        </w:tabs>
+        <w:ind w:left="720" w:hanging="360"/>
+      </w:pPr>
+      <w:rPr>
+        <w:rFonts w:ascii="Symbol" w:hAnsi="Symbol" w:hint="default"/>
+        <w:sz w:val="20"/>
+      </w:rPr>
+    </w:lvl>
+    <w:lvl w:ilvl="1" w:tentative="1">
+      <w:start w:val="1"/>
+      <w:numFmt w:val="bullet"/>
+      <w:lvlText w:val="o"/>
+      <w:lvlJc w:val="left"/>
+      <w:pPr>
+        <w:tabs>
+          <w:tab w:val="num" w:pos="1440"/>
+        </w:tabs>
+        <w:ind w:left="1440" w:hanging="360"/>
+      </w:pPr>
+      <w:rPr>
+        <w:rFonts w:ascii="Courier New" w:hAnsi="Courier New" w:hint="default"/>
+        <w:sz w:val="20"/>
+      </w:rPr>
+    </w:lvl>
+    <w:lvl w:ilvl="2" w:tentative="1">
+      <w:start w:val="1"/>
+      <w:numFmt w:val="bullet"/>
+      <w:lvlText w:val=""/>
+      <w:lvlJc w:val="left"/>
+      <w:pPr>
+        <w:tabs>
+          <w:tab w:val="num" w:pos="2160"/>
+        </w:tabs>
+        <w:ind w:left="2160" w:hanging="360"/>
+      </w:pPr>
+      <w:rPr>
+        <w:rFonts w:ascii="Wingdings" w:hAnsi="Wingdings" w:hint="default"/>
+        <w:sz w:val="20"/>
+      </w:rPr>
+    </w:lvl>
+    <w:lvl w:ilvl="3" w:tentative="1">
+      <w:start w:val="1"/>
+      <w:numFmt w:val="bullet"/>
+      <w:lvlText w:val=""/>
+      <w:lvlJc w:val="left"/>
+      <w:pPr>
+        <w:tabs>
+          <w:tab w:val="num" w:pos="2880"/>
+        </w:tabs>
+        <w:ind w:left="2880" w:hanging="360"/>
+      </w:pPr>
+      <w:rPr>
+        <w:rFonts w:ascii="Wingdings" w:hAnsi="Wingdings" w:hint="default"/>
+        <w:sz w:val="20"/>
+      </w:rPr>
+    </w:lvl>
+    <w:lvl w:ilvl="4" w:tentative="1">
+      <w:start w:val="1"/>
+      <w:numFmt w:val="bullet"/>
+      <w:lvlText w:val=""/>
+      <w:lvlJc w:val="left"/>
+      <w:pPr>
+        <w:tabs>
+          <w:tab w:val="num" w:pos="3600"/>
+        </w:tabs>
+        <w:ind w:left="3600" w:hanging="360"/>
+      </w:pPr>
+      <w:rPr>
+        <w:rFonts w:ascii="Wingdings" w:hAnsi="Wingdings" w:hint="default"/>
+        <w:sz w:val="20"/>
+      </w:rPr>
+    </w:lvl>
+    <w:lvl w:ilvl="5" w:tentative="1">
+      <w:start w:val="1"/>
+      <w:numFmt w:val="bullet"/>
+      <w:lvlText w:val=""/>
+      <w:lvlJc w:val="left"/>
+      <w:pPr>
+        <w:tabs>
+          <w:tab w:val="num" w:pos="4320"/>
+        </w:tabs>
+        <w:ind w:left="4320" w:hanging="360"/>
+      </w:pPr>
+      <w:rPr>
+        <w:rFonts w:ascii="Wingdings" w:hAnsi="Wingdings" w:hint="default"/>
+        <w:sz w:val="20"/>
+      </w:rPr>
+    </w:lvl>
+    <w:lvl w:ilvl="6" w:tentative="1">
+      <w:start w:val="1"/>
+      <w:numFmt w:val="bullet"/>
+      <w:lvlText w:val=""/>
+      <w:lvlJc w:val="left"/>
+      <w:pPr>
+        <w:tabs>
+          <w:tab w:val="num" w:pos="5040"/>
+        </w:tabs>
+        <w:ind w:left="5040" w:hanging="360"/>
+      </w:pPr>
+      <w:rPr>
+        <w:rFonts w:ascii="Wingdings" w:hAnsi="Wingdings" w:hint="default"/>
+        <w:sz w:val="20"/>
+      </w:rPr>
+    </w:lvl>
+    <w:lvl w:ilvl="7" w:tentative="1">
+      <w:start w:val="1"/>
+      <w:numFmt w:val="bullet"/>
+      <w:lvlText w:val=""/>
+      <w:lvlJc w:val="left"/>
+      <w:pPr>
+        <w:tabs>
+          <w:tab w:val="num" w:pos="5760"/>
+        </w:tabs>
+        <w:ind w:left="5760" w:hanging="360"/>
+      </w:pPr>
+      <w:rPr>
+        <w:rFonts w:ascii="Wingdings" w:hAnsi="Wingdings" w:hint="default"/>
+        <w:sz w:val="20"/>
+      </w:rPr>
+    </w:lvl>
+    <w:lvl w:ilvl="8" w:tentative="1">
+      <w:start w:val="1"/>
+      <w:numFmt w:val="bullet"/>
+      <w:lvlText w:val=""/>
+      <w:lvlJc w:val="left"/>
+      <w:pPr>
+        <w:tabs>
+          <w:tab w:val="num" w:pos="6480"/>
+        </w:tabs>
+        <w:ind w:left="6480" w:hanging="360"/>
+      </w:pPr>
+      <w:rPr>
+        <w:rFonts w:ascii="Wingdings" w:hAnsi="Wingdings" w:hint="default"/>
+        <w:sz w:val="20"/>
+      </w:rPr>
+    </w:lvl>
+  </w:abstractNum>
+  <w:abstractNum w:abstractNumId="18" w15:restartNumberingAfterBreak="0">
+    <w:nsid w:val="32BF7B95"/>
+    <w:multiLevelType w:val="multilevel"/>
+    <w:tmpl w:val="AEEAF138"/>
+    <w:lvl w:ilvl="0">
+      <w:start w:val="1"/>
+      <w:numFmt w:val="bullet"/>
+      <w:lvlText w:val=""/>
+      <w:lvlJc w:val="left"/>
+      <w:pPr>
+        <w:tabs>
+          <w:tab w:val="num" w:pos="720"/>
+        </w:tabs>
+        <w:ind w:left="720" w:hanging="360"/>
+      </w:pPr>
+      <w:rPr>
+        <w:rFonts w:ascii="Symbol" w:hAnsi="Symbol" w:hint="default"/>
+        <w:sz w:val="20"/>
+      </w:rPr>
+    </w:lvl>
+    <w:lvl w:ilvl="1" w:tentative="1">
+      <w:start w:val="1"/>
+      <w:numFmt w:val="bullet"/>
+      <w:lvlText w:val="o"/>
+      <w:lvlJc w:val="left"/>
+      <w:pPr>
+        <w:tabs>
+          <w:tab w:val="num" w:pos="1440"/>
+        </w:tabs>
+        <w:ind w:left="1440" w:hanging="360"/>
+      </w:pPr>
+      <w:rPr>
+        <w:rFonts w:ascii="Courier New" w:hAnsi="Courier New" w:hint="default"/>
+        <w:sz w:val="20"/>
+      </w:rPr>
+    </w:lvl>
+    <w:lvl w:ilvl="2" w:tentative="1">
+      <w:start w:val="1"/>
+      <w:numFmt w:val="bullet"/>
+      <w:lvlText w:val=""/>
+      <w:lvlJc w:val="left"/>
+      <w:pPr>
+        <w:tabs>
+          <w:tab w:val="num" w:pos="2160"/>
+        </w:tabs>
+        <w:ind w:left="2160" w:hanging="360"/>
+      </w:pPr>
+      <w:rPr>
+        <w:rFonts w:ascii="Wingdings" w:hAnsi="Wingdings" w:hint="default"/>
+        <w:sz w:val="20"/>
+      </w:rPr>
+    </w:lvl>
+    <w:lvl w:ilvl="3" w:tentative="1">
+      <w:start w:val="1"/>
+      <w:numFmt w:val="bullet"/>
+      <w:lvlText w:val=""/>
+      <w:lvlJc w:val="left"/>
+      <w:pPr>
+        <w:tabs>
+          <w:tab w:val="num" w:pos="2880"/>
+        </w:tabs>
+        <w:ind w:left="2880" w:hanging="360"/>
+      </w:pPr>
+      <w:rPr>
+        <w:rFonts w:ascii="Wingdings" w:hAnsi="Wingdings" w:hint="default"/>
+        <w:sz w:val="20"/>
+      </w:rPr>
+    </w:lvl>
+    <w:lvl w:ilvl="4" w:tentative="1">
+      <w:start w:val="1"/>
+      <w:numFmt w:val="bullet"/>
+      <w:lvlText w:val=""/>
+      <w:lvlJc w:val="left"/>
+      <w:pPr>
+        <w:tabs>
+          <w:tab w:val="num" w:pos="3600"/>
+        </w:tabs>
+        <w:ind w:left="3600" w:hanging="360"/>
+      </w:pPr>
+      <w:rPr>
+        <w:rFonts w:ascii="Wingdings" w:hAnsi="Wingdings" w:hint="default"/>
+        <w:sz w:val="20"/>
+      </w:rPr>
+    </w:lvl>
+    <w:lvl w:ilvl="5" w:tentative="1">
+      <w:start w:val="1"/>
+      <w:numFmt w:val="bullet"/>
+      <w:lvlText w:val=""/>
+      <w:lvlJc w:val="left"/>
+      <w:pPr>
+        <w:tabs>
+          <w:tab w:val="num" w:pos="4320"/>
+        </w:tabs>
+        <w:ind w:left="4320" w:hanging="360"/>
+      </w:pPr>
+      <w:rPr>
+        <w:rFonts w:ascii="Wingdings" w:hAnsi="Wingdings" w:hint="default"/>
+        <w:sz w:val="20"/>
+      </w:rPr>
+    </w:lvl>
+    <w:lvl w:ilvl="6" w:tentative="1">
+      <w:start w:val="1"/>
+      <w:numFmt w:val="bullet"/>
+      <w:lvlText w:val=""/>
+      <w:lvlJc w:val="left"/>
+      <w:pPr>
+        <w:tabs>
+          <w:tab w:val="num" w:pos="5040"/>
+        </w:tabs>
+        <w:ind w:left="5040" w:hanging="360"/>
+      </w:pPr>
+      <w:rPr>
+        <w:rFonts w:ascii="Wingdings" w:hAnsi="Wingdings" w:hint="default"/>
+        <w:sz w:val="20"/>
+      </w:rPr>
+    </w:lvl>
+    <w:lvl w:ilvl="7" w:tentative="1">
+      <w:start w:val="1"/>
+      <w:numFmt w:val="bullet"/>
+      <w:lvlText w:val=""/>
+      <w:lvlJc w:val="left"/>
+      <w:pPr>
+        <w:tabs>
+          <w:tab w:val="num" w:pos="5760"/>
+        </w:tabs>
+        <w:ind w:left="5760" w:hanging="360"/>
+      </w:pPr>
+      <w:rPr>
+        <w:rFonts w:ascii="Wingdings" w:hAnsi="Wingdings" w:hint="default"/>
+        <w:sz w:val="20"/>
+      </w:rPr>
+    </w:lvl>
+    <w:lvl w:ilvl="8" w:tentative="1">
+      <w:start w:val="1"/>
+      <w:numFmt w:val="bullet"/>
+      <w:lvlText w:val=""/>
+      <w:lvlJc w:val="left"/>
+      <w:pPr>
+        <w:tabs>
+          <w:tab w:val="num" w:pos="6480"/>
+        </w:tabs>
+        <w:ind w:left="6480" w:hanging="360"/>
+      </w:pPr>
+      <w:rPr>
+        <w:rFonts w:ascii="Wingdings" w:hAnsi="Wingdings" w:hint="default"/>
+        <w:sz w:val="20"/>
+      </w:rPr>
+    </w:lvl>
+  </w:abstractNum>
+  <w:abstractNum w:abstractNumId="19" w15:restartNumberingAfterBreak="0">
+    <w:nsid w:val="3DB04860"/>
+    <w:multiLevelType w:val="multilevel"/>
+    <w:tmpl w:val="A990A134"/>
+    <w:lvl w:ilvl="0">
+      <w:start w:val="1"/>
+      <w:numFmt w:val="bullet"/>
+      <w:lvlText w:val=""/>
+      <w:lvlJc w:val="left"/>
+      <w:pPr>
+        <w:tabs>
+          <w:tab w:val="num" w:pos="720"/>
+        </w:tabs>
+        <w:ind w:left="720" w:hanging="360"/>
+      </w:pPr>
+      <w:rPr>
+        <w:rFonts w:ascii="Symbol" w:hAnsi="Symbol" w:hint="default"/>
+        <w:sz w:val="20"/>
+      </w:rPr>
+    </w:lvl>
+    <w:lvl w:ilvl="1" w:tentative="1">
+      <w:start w:val="1"/>
+      <w:numFmt w:val="bullet"/>
+      <w:lvlText w:val="o"/>
+      <w:lvlJc w:val="left"/>
+      <w:pPr>
+        <w:tabs>
+          <w:tab w:val="num" w:pos="1440"/>
+        </w:tabs>
+        <w:ind w:left="1440" w:hanging="360"/>
+      </w:pPr>
+      <w:rPr>
+        <w:rFonts w:ascii="Courier New" w:hAnsi="Courier New" w:hint="default"/>
+        <w:sz w:val="20"/>
+      </w:rPr>
+    </w:lvl>
+    <w:lvl w:ilvl="2" w:tentative="1">
+      <w:start w:val="1"/>
+      <w:numFmt w:val="bullet"/>
+      <w:lvlText w:val=""/>
+      <w:lvlJc w:val="left"/>
+      <w:pPr>
+        <w:tabs>
+          <w:tab w:val="num" w:pos="2160"/>
+        </w:tabs>
+        <w:ind w:left="2160" w:hanging="360"/>
+      </w:pPr>
+      <w:rPr>
+        <w:rFonts w:ascii="Wingdings" w:hAnsi="Wingdings" w:hint="default"/>
+        <w:sz w:val="20"/>
+      </w:rPr>
+    </w:lvl>
+    <w:lvl w:ilvl="3" w:tentative="1">
+      <w:start w:val="1"/>
+      <w:numFmt w:val="bullet"/>
+      <w:lvlText w:val=""/>
+      <w:lvlJc w:val="left"/>
+      <w:pPr>
+        <w:tabs>
+          <w:tab w:val="num" w:pos="2880"/>
+        </w:tabs>
+        <w:ind w:left="2880" w:hanging="360"/>
+      </w:pPr>
+      <w:rPr>
+        <w:rFonts w:ascii="Wingdings" w:hAnsi="Wingdings" w:hint="default"/>
+        <w:sz w:val="20"/>
+      </w:rPr>
+    </w:lvl>
+    <w:lvl w:ilvl="4" w:tentative="1">
+      <w:start w:val="1"/>
+      <w:numFmt w:val="bullet"/>
+      <w:lvlText w:val=""/>
+      <w:lvlJc w:val="left"/>
+      <w:pPr>
+        <w:tabs>
+          <w:tab w:val="num" w:pos="3600"/>
+        </w:tabs>
+        <w:ind w:left="3600" w:hanging="360"/>
+      </w:pPr>
+      <w:rPr>
+        <w:rFonts w:ascii="Wingdings" w:hAnsi="Wingdings" w:hint="default"/>
+        <w:sz w:val="20"/>
+      </w:rPr>
+    </w:lvl>
+    <w:lvl w:ilvl="5" w:tentative="1">
+      <w:start w:val="1"/>
+      <w:numFmt w:val="bullet"/>
+      <w:lvlText w:val=""/>
+      <w:lvlJc w:val="left"/>
+      <w:pPr>
+        <w:tabs>
+          <w:tab w:val="num" w:pos="4320"/>
+        </w:tabs>
+        <w:ind w:left="4320" w:hanging="360"/>
+      </w:pPr>
+      <w:rPr>
+        <w:rFonts w:ascii="Wingdings" w:hAnsi="Wingdings" w:hint="default"/>
+        <w:sz w:val="20"/>
+      </w:rPr>
+    </w:lvl>
+    <w:lvl w:ilvl="6" w:tentative="1">
+      <w:start w:val="1"/>
+      <w:numFmt w:val="bullet"/>
+      <w:lvlText w:val=""/>
+      <w:lvlJc w:val="left"/>
+      <w:pPr>
+        <w:tabs>
+          <w:tab w:val="num" w:pos="5040"/>
+        </w:tabs>
+        <w:ind w:left="5040" w:hanging="360"/>
+      </w:pPr>
+      <w:rPr>
+        <w:rFonts w:ascii="Wingdings" w:hAnsi="Wingdings" w:hint="default"/>
+        <w:sz w:val="20"/>
+      </w:rPr>
+    </w:lvl>
+    <w:lvl w:ilvl="7" w:tentative="1">
+      <w:start w:val="1"/>
+      <w:numFmt w:val="bullet"/>
+      <w:lvlText w:val=""/>
+      <w:lvlJc w:val="left"/>
+      <w:pPr>
+        <w:tabs>
+          <w:tab w:val="num" w:pos="5760"/>
+        </w:tabs>
+        <w:ind w:left="5760" w:hanging="360"/>
+      </w:pPr>
+      <w:rPr>
+        <w:rFonts w:ascii="Wingdings" w:hAnsi="Wingdings" w:hint="default"/>
+        <w:sz w:val="20"/>
+      </w:rPr>
+    </w:lvl>
+    <w:lvl w:ilvl="8" w:tentative="1">
+      <w:start w:val="1"/>
+      <w:numFmt w:val="bullet"/>
+      <w:lvlText w:val=""/>
+      <w:lvlJc w:val="left"/>
+      <w:pPr>
+        <w:tabs>
+          <w:tab w:val="num" w:pos="6480"/>
+        </w:tabs>
+        <w:ind w:left="6480" w:hanging="360"/>
+      </w:pPr>
+      <w:rPr>
+        <w:rFonts w:ascii="Wingdings" w:hAnsi="Wingdings" w:hint="default"/>
+        <w:sz w:val="20"/>
+      </w:rPr>
+    </w:lvl>
+  </w:abstractNum>
+  <w:abstractNum w:abstractNumId="20" w15:restartNumberingAfterBreak="0">
+    <w:nsid w:val="3DBA5809"/>
+    <w:multiLevelType w:val="multilevel"/>
+    <w:tmpl w:val="56A67106"/>
+    <w:lvl w:ilvl="0">
+      <w:start w:val="1"/>
+      <w:numFmt w:val="bullet"/>
+      <w:lvlText w:val=""/>
+      <w:lvlJc w:val="left"/>
+      <w:pPr>
+        <w:tabs>
+          <w:tab w:val="num" w:pos="720"/>
+        </w:tabs>
+        <w:ind w:left="720" w:hanging="360"/>
+      </w:pPr>
+      <w:rPr>
+        <w:rFonts w:ascii="Symbol" w:hAnsi="Symbol" w:hint="default"/>
+        <w:sz w:val="20"/>
+      </w:rPr>
+    </w:lvl>
+    <w:lvl w:ilvl="1" w:tentative="1">
+      <w:start w:val="1"/>
+      <w:numFmt w:val="bullet"/>
+      <w:lvlText w:val="o"/>
+      <w:lvlJc w:val="left"/>
+      <w:pPr>
+        <w:tabs>
+          <w:tab w:val="num" w:pos="1440"/>
+        </w:tabs>
+        <w:ind w:left="1440" w:hanging="360"/>
+      </w:pPr>
+      <w:rPr>
+        <w:rFonts w:ascii="Courier New" w:hAnsi="Courier New" w:hint="default"/>
+        <w:sz w:val="20"/>
+      </w:rPr>
+    </w:lvl>
+    <w:lvl w:ilvl="2" w:tentative="1">
+      <w:start w:val="1"/>
+      <w:numFmt w:val="bullet"/>
+      <w:lvlText w:val=""/>
+      <w:lvlJc w:val="left"/>
+      <w:pPr>
+        <w:tabs>
+          <w:tab w:val="num" w:pos="2160"/>
+        </w:tabs>
+        <w:ind w:left="2160" w:hanging="360"/>
+      </w:pPr>
+      <w:rPr>
+        <w:rFonts w:ascii="Wingdings" w:hAnsi="Wingdings" w:hint="default"/>
+        <w:sz w:val="20"/>
+      </w:rPr>
+    </w:lvl>
+    <w:lvl w:ilvl="3" w:tentative="1">
+      <w:start w:val="1"/>
+      <w:numFmt w:val="bullet"/>
+      <w:lvlText w:val=""/>
+      <w:lvlJc w:val="left"/>
+      <w:pPr>
+        <w:tabs>
+          <w:tab w:val="num" w:pos="2880"/>
+        </w:tabs>
+        <w:ind w:left="2880" w:hanging="360"/>
+      </w:pPr>
+      <w:rPr>
+        <w:rFonts w:ascii="Wingdings" w:hAnsi="Wingdings" w:hint="default"/>
+        <w:sz w:val="20"/>
+      </w:rPr>
+    </w:lvl>
+    <w:lvl w:ilvl="4" w:tentative="1">
+      <w:start w:val="1"/>
+      <w:numFmt w:val="bullet"/>
+      <w:lvlText w:val=""/>
+      <w:lvlJc w:val="left"/>
+      <w:pPr>
+        <w:tabs>
+          <w:tab w:val="num" w:pos="3600"/>
+        </w:tabs>
+        <w:ind w:left="3600" w:hanging="360"/>
+      </w:pPr>
+      <w:rPr>
+        <w:rFonts w:ascii="Wingdings" w:hAnsi="Wingdings" w:hint="default"/>
+        <w:sz w:val="20"/>
+      </w:rPr>
+    </w:lvl>
+    <w:lvl w:ilvl="5" w:tentative="1">
+      <w:start w:val="1"/>
+      <w:numFmt w:val="bullet"/>
+      <w:lvlText w:val=""/>
+      <w:lvlJc w:val="left"/>
+      <w:pPr>
+        <w:tabs>
+          <w:tab w:val="num" w:pos="4320"/>
+        </w:tabs>
+        <w:ind w:left="4320" w:hanging="360"/>
+      </w:pPr>
+      <w:rPr>
+        <w:rFonts w:ascii="Wingdings" w:hAnsi="Wingdings" w:hint="default"/>
+        <w:sz w:val="20"/>
+      </w:rPr>
+    </w:lvl>
+    <w:lvl w:ilvl="6" w:tentative="1">
+      <w:start w:val="1"/>
+      <w:numFmt w:val="bullet"/>
+      <w:lvlText w:val=""/>
+      <w:lvlJc w:val="left"/>
+      <w:pPr>
+        <w:tabs>
+          <w:tab w:val="num" w:pos="5040"/>
+        </w:tabs>
+        <w:ind w:left="5040" w:hanging="360"/>
+      </w:pPr>
+      <w:rPr>
+        <w:rFonts w:ascii="Wingdings" w:hAnsi="Wingdings" w:hint="default"/>
+        <w:sz w:val="20"/>
+      </w:rPr>
+    </w:lvl>
+    <w:lvl w:ilvl="7" w:tentative="1">
+      <w:start w:val="1"/>
+      <w:numFmt w:val="bullet"/>
+      <w:lvlText w:val=""/>
+      <w:lvlJc w:val="left"/>
+      <w:pPr>
+        <w:tabs>
+          <w:tab w:val="num" w:pos="5760"/>
+        </w:tabs>
+        <w:ind w:left="5760" w:hanging="360"/>
+      </w:pPr>
+      <w:rPr>
+        <w:rFonts w:ascii="Wingdings" w:hAnsi="Wingdings" w:hint="default"/>
+        <w:sz w:val="20"/>
+      </w:rPr>
+    </w:lvl>
+    <w:lvl w:ilvl="8" w:tentative="1">
+      <w:start w:val="1"/>
+      <w:numFmt w:val="bullet"/>
+      <w:lvlText w:val=""/>
+      <w:lvlJc w:val="left"/>
+      <w:pPr>
+        <w:tabs>
+          <w:tab w:val="num" w:pos="6480"/>
+        </w:tabs>
+        <w:ind w:left="6480" w:hanging="360"/>
+      </w:pPr>
+      <w:rPr>
+        <w:rFonts w:ascii="Wingdings" w:hAnsi="Wingdings" w:hint="default"/>
+        <w:sz w:val="20"/>
+      </w:rPr>
+    </w:lvl>
+  </w:abstractNum>
+  <w:abstractNum w:abstractNumId="21" w15:restartNumberingAfterBreak="0">
+    <w:nsid w:val="45686130"/>
+    <w:multiLevelType w:val="multilevel"/>
+    <w:tmpl w:val="33B2C346"/>
+    <w:lvl w:ilvl="0">
+      <w:start w:val="1"/>
+      <w:numFmt w:val="bullet"/>
+      <w:lvlText w:val=""/>
+      <w:lvlJc w:val="left"/>
+      <w:pPr>
+        <w:tabs>
+          <w:tab w:val="num" w:pos="720"/>
+        </w:tabs>
+        <w:ind w:left="720" w:hanging="360"/>
+      </w:pPr>
+      <w:rPr>
+        <w:rFonts w:ascii="Symbol" w:hAnsi="Symbol" w:hint="default"/>
+        <w:sz w:val="20"/>
+      </w:rPr>
+    </w:lvl>
+    <w:lvl w:ilvl="1" w:tentative="1">
+      <w:start w:val="1"/>
+      <w:numFmt w:val="bullet"/>
+      <w:lvlText w:val="o"/>
+      <w:lvlJc w:val="left"/>
+      <w:pPr>
+        <w:tabs>
+          <w:tab w:val="num" w:pos="1440"/>
+        </w:tabs>
+        <w:ind w:left="1440" w:hanging="360"/>
+      </w:pPr>
+      <w:rPr>
+        <w:rFonts w:ascii="Courier New" w:hAnsi="Courier New" w:hint="default"/>
+        <w:sz w:val="20"/>
+      </w:rPr>
+    </w:lvl>
+    <w:lvl w:ilvl="2" w:tentative="1">
+      <w:start w:val="1"/>
+      <w:numFmt w:val="bullet"/>
+      <w:lvlText w:val=""/>
+      <w:lvlJc w:val="left"/>
+      <w:pPr>
+        <w:tabs>
+          <w:tab w:val="num" w:pos="2160"/>
+        </w:tabs>
+        <w:ind w:left="2160" w:hanging="360"/>
+      </w:pPr>
+      <w:rPr>
+        <w:rFonts w:ascii="Wingdings" w:hAnsi="Wingdings" w:hint="default"/>
+        <w:sz w:val="20"/>
+      </w:rPr>
+    </w:lvl>
+    <w:lvl w:ilvl="3" w:tentative="1">
+      <w:start w:val="1"/>
+      <w:numFmt w:val="bullet"/>
+      <w:lvlText w:val=""/>
+      <w:lvlJc w:val="left"/>
+      <w:pPr>
+        <w:tabs>
+          <w:tab w:val="num" w:pos="2880"/>
+        </w:tabs>
+        <w:ind w:left="2880" w:hanging="360"/>
+      </w:pPr>
+      <w:rPr>
+        <w:rFonts w:ascii="Wingdings" w:hAnsi="Wingdings" w:hint="default"/>
+        <w:sz w:val="20"/>
+      </w:rPr>
+    </w:lvl>
+    <w:lvl w:ilvl="4" w:tentative="1">
+      <w:start w:val="1"/>
+      <w:numFmt w:val="bullet"/>
+      <w:lvlText w:val=""/>
+      <w:lvlJc w:val="left"/>
+      <w:pPr>
+        <w:tabs>
+          <w:tab w:val="num" w:pos="3600"/>
+        </w:tabs>
+        <w:ind w:left="3600" w:hanging="360"/>
+      </w:pPr>
+      <w:rPr>
+        <w:rFonts w:ascii="Wingdings" w:hAnsi="Wingdings" w:hint="default"/>
+        <w:sz w:val="20"/>
+      </w:rPr>
+    </w:lvl>
+    <w:lvl w:ilvl="5" w:tentative="1">
+      <w:start w:val="1"/>
+      <w:numFmt w:val="bullet"/>
+      <w:lvlText w:val=""/>
+      <w:lvlJc w:val="left"/>
+      <w:pPr>
+        <w:tabs>
+          <w:tab w:val="num" w:pos="4320"/>
+        </w:tabs>
+        <w:ind w:left="4320" w:hanging="360"/>
+      </w:pPr>
+      <w:rPr>
+        <w:rFonts w:ascii="Wingdings" w:hAnsi="Wingdings" w:hint="default"/>
+        <w:sz w:val="20"/>
+      </w:rPr>
+    </w:lvl>
+    <w:lvl w:ilvl="6" w:tentative="1">
+      <w:start w:val="1"/>
+      <w:numFmt w:val="bullet"/>
+      <w:lvlText w:val=""/>
+      <w:lvlJc w:val="left"/>
+      <w:pPr>
+        <w:tabs>
+          <w:tab w:val="num" w:pos="5040"/>
+        </w:tabs>
+        <w:ind w:left="5040" w:hanging="360"/>
+      </w:pPr>
+      <w:rPr>
+        <w:rFonts w:ascii="Wingdings" w:hAnsi="Wingdings" w:hint="default"/>
+        <w:sz w:val="20"/>
+      </w:rPr>
+    </w:lvl>
+    <w:lvl w:ilvl="7" w:tentative="1">
+      <w:start w:val="1"/>
+      <w:numFmt w:val="bullet"/>
+      <w:lvlText w:val=""/>
+      <w:lvlJc w:val="left"/>
+      <w:pPr>
+        <w:tabs>
+          <w:tab w:val="num" w:pos="5760"/>
+        </w:tabs>
+        <w:ind w:left="5760" w:hanging="360"/>
+      </w:pPr>
+      <w:rPr>
+        <w:rFonts w:ascii="Wingdings" w:hAnsi="Wingdings" w:hint="default"/>
+        <w:sz w:val="20"/>
+      </w:rPr>
+    </w:lvl>
+    <w:lvl w:ilvl="8" w:tentative="1">
+      <w:start w:val="1"/>
+      <w:numFmt w:val="bullet"/>
+      <w:lvlText w:val=""/>
+      <w:lvlJc w:val="left"/>
+      <w:pPr>
+        <w:tabs>
+          <w:tab w:val="num" w:pos="6480"/>
+        </w:tabs>
+        <w:ind w:left="6480" w:hanging="360"/>
+      </w:pPr>
+      <w:rPr>
+        <w:rFonts w:ascii="Wingdings" w:hAnsi="Wingdings" w:hint="default"/>
+        <w:sz w:val="20"/>
+      </w:rPr>
+    </w:lvl>
+  </w:abstractNum>
+  <w:abstractNum w:abstractNumId="22" w15:restartNumberingAfterBreak="0">
+    <w:nsid w:val="458C4FCD"/>
+    <w:multiLevelType w:val="hybridMultilevel"/>
+    <w:tmpl w:val="7E4C970A"/>
+    <w:lvl w:ilvl="0" w:tplc="1C0A0001">
+      <w:start w:val="1"/>
+      <w:numFmt w:val="bullet"/>
+      <w:lvlText w:val=""/>
+      <w:lvlJc w:val="left"/>
+      <w:pPr>
+        <w:ind w:left="1080" w:hanging="360"/>
+      </w:pPr>
+      <w:rPr>
+        <w:rFonts w:ascii="Symbol" w:hAnsi="Symbol" w:hint="default"/>
+      </w:rPr>
+    </w:lvl>
+    <w:lvl w:ilvl="1" w:tplc="1C0A0003" w:tentative="1">
+      <w:start w:val="1"/>
+      <w:numFmt w:val="bullet"/>
+      <w:lvlText w:val="o"/>
+      <w:lvlJc w:val="left"/>
+      <w:pPr>
+        <w:ind w:left="1800" w:hanging="360"/>
+      </w:pPr>
+      <w:rPr>
+        <w:rFonts w:ascii="Courier New" w:hAnsi="Courier New" w:cs="Courier New" w:hint="default"/>
+      </w:rPr>
+    </w:lvl>
+    <w:lvl w:ilvl="2" w:tplc="1C0A0005" w:tentative="1">
+      <w:start w:val="1"/>
+      <w:numFmt w:val="bullet"/>
+      <w:lvlText w:val=""/>
+      <w:lvlJc w:val="left"/>
+      <w:pPr>
+        <w:ind w:left="2520" w:hanging="360"/>
+      </w:pPr>
+      <w:rPr>
+        <w:rFonts w:ascii="Wingdings" w:hAnsi="Wingdings" w:hint="default"/>
+      </w:rPr>
+    </w:lvl>
+    <w:lvl w:ilvl="3" w:tplc="1C0A0001" w:tentative="1">
+      <w:start w:val="1"/>
+      <w:numFmt w:val="bullet"/>
+      <w:lvlText w:val=""/>
+      <w:lvlJc w:val="left"/>
+      <w:pPr>
+        <w:ind w:left="3240" w:hanging="360"/>
+      </w:pPr>
+      <w:rPr>
+        <w:rFonts w:ascii="Symbol" w:hAnsi="Symbol" w:hint="default"/>
+      </w:rPr>
+    </w:lvl>
+    <w:lvl w:ilvl="4" w:tplc="1C0A0003" w:tentative="1">
+      <w:start w:val="1"/>
+      <w:numFmt w:val="bullet"/>
+      <w:lvlText w:val="o"/>
+      <w:lvlJc w:val="left"/>
+      <w:pPr>
+        <w:ind w:left="3960" w:hanging="360"/>
+      </w:pPr>
+      <w:rPr>
+        <w:rFonts w:ascii="Courier New" w:hAnsi="Courier New" w:cs="Courier New" w:hint="default"/>
+      </w:rPr>
+    </w:lvl>
+    <w:lvl w:ilvl="5" w:tplc="1C0A0005" w:tentative="1">
+      <w:start w:val="1"/>
+      <w:numFmt w:val="bullet"/>
+      <w:lvlText w:val=""/>
+      <w:lvlJc w:val="left"/>
+      <w:pPr>
+        <w:ind w:left="4680" w:hanging="360"/>
+      </w:pPr>
+      <w:rPr>
+        <w:rFonts w:ascii="Wingdings" w:hAnsi="Wingdings" w:hint="default"/>
+      </w:rPr>
+    </w:lvl>
+    <w:lvl w:ilvl="6" w:tplc="1C0A0001" w:tentative="1">
+      <w:start w:val="1"/>
+      <w:numFmt w:val="bullet"/>
+      <w:lvlText w:val=""/>
+      <w:lvlJc w:val="left"/>
+      <w:pPr>
+        <w:ind w:left="5400" w:hanging="360"/>
+      </w:pPr>
+      <w:rPr>
+        <w:rFonts w:ascii="Symbol" w:hAnsi="Symbol" w:hint="default"/>
+      </w:rPr>
+    </w:lvl>
+    <w:lvl w:ilvl="7" w:tplc="1C0A0003" w:tentative="1">
+      <w:start w:val="1"/>
+      <w:numFmt w:val="bullet"/>
+      <w:lvlText w:val="o"/>
+      <w:lvlJc w:val="left"/>
+      <w:pPr>
+        <w:ind w:left="6120" w:hanging="360"/>
+      </w:pPr>
+      <w:rPr>
+        <w:rFonts w:ascii="Courier New" w:hAnsi="Courier New" w:cs="Courier New" w:hint="default"/>
+      </w:rPr>
+    </w:lvl>
+    <w:lvl w:ilvl="8" w:tplc="1C0A0005" w:tentative="1">
+      <w:start w:val="1"/>
+      <w:numFmt w:val="bullet"/>
+      <w:lvlText w:val=""/>
+      <w:lvlJc w:val="left"/>
+      <w:pPr>
+        <w:ind w:left="6840" w:hanging="360"/>
+      </w:pPr>
+      <w:rPr>
+        <w:rFonts w:ascii="Wingdings" w:hAnsi="Wingdings" w:hint="default"/>
+      </w:rPr>
+    </w:lvl>
+  </w:abstractNum>
+  <w:abstractNum w:abstractNumId="23" w15:restartNumberingAfterBreak="0">
+    <w:nsid w:val="46184CCF"/>
+    <w:multiLevelType w:val="multilevel"/>
+    <w:tmpl w:val="33B2C346"/>
+    <w:lvl w:ilvl="0">
+      <w:start w:val="1"/>
+      <w:numFmt w:val="bullet"/>
+      <w:lvlText w:val=""/>
+      <w:lvlJc w:val="left"/>
+      <w:pPr>
+        <w:tabs>
+          <w:tab w:val="num" w:pos="720"/>
+        </w:tabs>
+        <w:ind w:left="720" w:hanging="360"/>
+      </w:pPr>
+      <w:rPr>
+        <w:rFonts w:ascii="Symbol" w:hAnsi="Symbol" w:hint="default"/>
+        <w:sz w:val="20"/>
+      </w:rPr>
+    </w:lvl>
+    <w:lvl w:ilvl="1" w:tentative="1">
+      <w:start w:val="1"/>
+      <w:numFmt w:val="bullet"/>
+      <w:lvlText w:val="o"/>
+      <w:lvlJc w:val="left"/>
+      <w:pPr>
+        <w:tabs>
+          <w:tab w:val="num" w:pos="1440"/>
+        </w:tabs>
+        <w:ind w:left="1440" w:hanging="360"/>
+      </w:pPr>
+      <w:rPr>
+        <w:rFonts w:ascii="Courier New" w:hAnsi="Courier New" w:hint="default"/>
+        <w:sz w:val="20"/>
+      </w:rPr>
+    </w:lvl>
+    <w:lvl w:ilvl="2" w:tentative="1">
+      <w:start w:val="1"/>
+      <w:numFmt w:val="bullet"/>
+      <w:lvlText w:val=""/>
+      <w:lvlJc w:val="left"/>
+      <w:pPr>
+        <w:tabs>
+          <w:tab w:val="num" w:pos="2160"/>
+        </w:tabs>
+        <w:ind w:left="2160" w:hanging="360"/>
+      </w:pPr>
+      <w:rPr>
+        <w:rFonts w:ascii="Wingdings" w:hAnsi="Wingdings" w:hint="default"/>
+        <w:sz w:val="20"/>
+      </w:rPr>
+    </w:lvl>
+    <w:lvl w:ilvl="3" w:tentative="1">
+      <w:start w:val="1"/>
+      <w:numFmt w:val="bullet"/>
+      <w:lvlText w:val=""/>
+      <w:lvlJc w:val="left"/>
+      <w:pPr>
+        <w:tabs>
+          <w:tab w:val="num" w:pos="2880"/>
+        </w:tabs>
+        <w:ind w:left="2880" w:hanging="360"/>
+      </w:pPr>
+      <w:rPr>
+        <w:rFonts w:ascii="Wingdings" w:hAnsi="Wingdings" w:hint="default"/>
+        <w:sz w:val="20"/>
+      </w:rPr>
+    </w:lvl>
+    <w:lvl w:ilvl="4" w:tentative="1">
+      <w:start w:val="1"/>
+      <w:numFmt w:val="bullet"/>
+      <w:lvlText w:val=""/>
+      <w:lvlJc w:val="left"/>
+      <w:pPr>
+        <w:tabs>
+          <w:tab w:val="num" w:pos="3600"/>
+        </w:tabs>
+        <w:ind w:left="3600" w:hanging="360"/>
+      </w:pPr>
+      <w:rPr>
+        <w:rFonts w:ascii="Wingdings" w:hAnsi="Wingdings" w:hint="default"/>
+        <w:sz w:val="20"/>
+      </w:rPr>
+    </w:lvl>
+    <w:lvl w:ilvl="5" w:tentative="1">
+      <w:start w:val="1"/>
+      <w:numFmt w:val="bullet"/>
+      <w:lvlText w:val=""/>
+      <w:lvlJc w:val="left"/>
+      <w:pPr>
+        <w:tabs>
+          <w:tab w:val="num" w:pos="4320"/>
+        </w:tabs>
+        <w:ind w:left="4320" w:hanging="360"/>
+      </w:pPr>
+      <w:rPr>
+        <w:rFonts w:ascii="Wingdings" w:hAnsi="Wingdings" w:hint="default"/>
+        <w:sz w:val="20"/>
+      </w:rPr>
+    </w:lvl>
+    <w:lvl w:ilvl="6" w:tentative="1">
+      <w:start w:val="1"/>
+      <w:numFmt w:val="bullet"/>
+      <w:lvlText w:val=""/>
+      <w:lvlJc w:val="left"/>
+      <w:pPr>
+        <w:tabs>
+          <w:tab w:val="num" w:pos="5040"/>
+        </w:tabs>
+        <w:ind w:left="5040" w:hanging="360"/>
+      </w:pPr>
+      <w:rPr>
+        <w:rFonts w:ascii="Wingdings" w:hAnsi="Wingdings" w:hint="default"/>
+        <w:sz w:val="20"/>
+      </w:rPr>
+    </w:lvl>
+    <w:lvl w:ilvl="7" w:tentative="1">
+      <w:start w:val="1"/>
+      <w:numFmt w:val="bullet"/>
+      <w:lvlText w:val=""/>
+      <w:lvlJc w:val="left"/>
+      <w:pPr>
+        <w:tabs>
+          <w:tab w:val="num" w:pos="5760"/>
+        </w:tabs>
+        <w:ind w:left="5760" w:hanging="360"/>
+      </w:pPr>
+      <w:rPr>
+        <w:rFonts w:ascii="Wingdings" w:hAnsi="Wingdings" w:hint="default"/>
+        <w:sz w:val="20"/>
+      </w:rPr>
+    </w:lvl>
+    <w:lvl w:ilvl="8" w:tentative="1">
+      <w:start w:val="1"/>
+      <w:numFmt w:val="bullet"/>
+      <w:lvlText w:val=""/>
+      <w:lvlJc w:val="left"/>
+      <w:pPr>
+        <w:tabs>
+          <w:tab w:val="num" w:pos="6480"/>
+        </w:tabs>
+        <w:ind w:left="6480" w:hanging="360"/>
+      </w:pPr>
+      <w:rPr>
+        <w:rFonts w:ascii="Wingdings" w:hAnsi="Wingdings" w:hint="default"/>
+        <w:sz w:val="20"/>
+      </w:rPr>
+    </w:lvl>
+  </w:abstractNum>
+  <w:abstractNum w:abstractNumId="24" w15:restartNumberingAfterBreak="0">
+    <w:nsid w:val="462A748E"/>
+    <w:multiLevelType w:val="multilevel"/>
+    <w:tmpl w:val="33B2C346"/>
+    <w:lvl w:ilvl="0">
+      <w:start w:val="1"/>
+      <w:numFmt w:val="bullet"/>
+      <w:lvlText w:val=""/>
+      <w:lvlJc w:val="left"/>
+      <w:pPr>
+        <w:tabs>
+          <w:tab w:val="num" w:pos="720"/>
+        </w:tabs>
+        <w:ind w:left="720" w:hanging="360"/>
+      </w:pPr>
+      <w:rPr>
+        <w:rFonts w:ascii="Symbol" w:hAnsi="Symbol" w:hint="default"/>
+        <w:sz w:val="20"/>
+      </w:rPr>
+    </w:lvl>
+    <w:lvl w:ilvl="1" w:tentative="1">
+      <w:start w:val="1"/>
+      <w:numFmt w:val="bullet"/>
+      <w:lvlText w:val="o"/>
+      <w:lvlJc w:val="left"/>
+      <w:pPr>
+        <w:tabs>
+          <w:tab w:val="num" w:pos="1440"/>
+        </w:tabs>
+        <w:ind w:left="1440" w:hanging="360"/>
+      </w:pPr>
+      <w:rPr>
+        <w:rFonts w:ascii="Courier New" w:hAnsi="Courier New" w:hint="default"/>
+        <w:sz w:val="20"/>
+      </w:rPr>
+    </w:lvl>
+    <w:lvl w:ilvl="2" w:tentative="1">
+      <w:start w:val="1"/>
+      <w:numFmt w:val="bullet"/>
+      <w:lvlText w:val=""/>
+      <w:lvlJc w:val="left"/>
+      <w:pPr>
+        <w:tabs>
+          <w:tab w:val="num" w:pos="2160"/>
+        </w:tabs>
+        <w:ind w:left="2160" w:hanging="360"/>
+      </w:pPr>
+      <w:rPr>
+        <w:rFonts w:ascii="Wingdings" w:hAnsi="Wingdings" w:hint="default"/>
+        <w:sz w:val="20"/>
+      </w:rPr>
+    </w:lvl>
+    <w:lvl w:ilvl="3" w:tentative="1">
+      <w:start w:val="1"/>
+      <w:numFmt w:val="bullet"/>
+      <w:lvlText w:val=""/>
+      <w:lvlJc w:val="left"/>
+      <w:pPr>
+        <w:tabs>
+          <w:tab w:val="num" w:pos="2880"/>
+        </w:tabs>
+        <w:ind w:left="2880" w:hanging="360"/>
+      </w:pPr>
+      <w:rPr>
+        <w:rFonts w:ascii="Wingdings" w:hAnsi="Wingdings" w:hint="default"/>
+        <w:sz w:val="20"/>
+      </w:rPr>
+    </w:lvl>
+    <w:lvl w:ilvl="4" w:tentative="1">
+      <w:start w:val="1"/>
+      <w:numFmt w:val="bullet"/>
+      <w:lvlText w:val=""/>
+      <w:lvlJc w:val="left"/>
+      <w:pPr>
+        <w:tabs>
+          <w:tab w:val="num" w:pos="3600"/>
+        </w:tabs>
+        <w:ind w:left="3600" w:hanging="360"/>
+      </w:pPr>
+      <w:rPr>
+        <w:rFonts w:ascii="Wingdings" w:hAnsi="Wingdings" w:hint="default"/>
+        <w:sz w:val="20"/>
+      </w:rPr>
+    </w:lvl>
+    <w:lvl w:ilvl="5" w:tentative="1">
+      <w:start w:val="1"/>
+      <w:numFmt w:val="bullet"/>
+      <w:lvlText w:val=""/>
+      <w:lvlJc w:val="left"/>
+      <w:pPr>
+        <w:tabs>
+          <w:tab w:val="num" w:pos="4320"/>
+        </w:tabs>
+        <w:ind w:left="4320" w:hanging="360"/>
+      </w:pPr>
+      <w:rPr>
+        <w:rFonts w:ascii="Wingdings" w:hAnsi="Wingdings" w:hint="default"/>
+        <w:sz w:val="20"/>
+      </w:rPr>
+    </w:lvl>
+    <w:lvl w:ilvl="6" w:tentative="1">
+      <w:start w:val="1"/>
+      <w:numFmt w:val="bullet"/>
+      <w:lvlText w:val=""/>
+      <w:lvlJc w:val="left"/>
+      <w:pPr>
+        <w:tabs>
+          <w:tab w:val="num" w:pos="5040"/>
+        </w:tabs>
+        <w:ind w:left="5040" w:hanging="360"/>
+      </w:pPr>
+      <w:rPr>
+        <w:rFonts w:ascii="Wingdings" w:hAnsi="Wingdings" w:hint="default"/>
+        <w:sz w:val="20"/>
+      </w:rPr>
+    </w:lvl>
+    <w:lvl w:ilvl="7" w:tentative="1">
+      <w:start w:val="1"/>
+      <w:numFmt w:val="bullet"/>
+      <w:lvlText w:val=""/>
+      <w:lvlJc w:val="left"/>
+      <w:pPr>
+        <w:tabs>
+          <w:tab w:val="num" w:pos="5760"/>
+        </w:tabs>
+        <w:ind w:left="5760" w:hanging="360"/>
+      </w:pPr>
+      <w:rPr>
+        <w:rFonts w:ascii="Wingdings" w:hAnsi="Wingdings" w:hint="default"/>
+        <w:sz w:val="20"/>
+      </w:rPr>
+    </w:lvl>
+    <w:lvl w:ilvl="8" w:tentative="1">
+      <w:start w:val="1"/>
+      <w:numFmt w:val="bullet"/>
+      <w:lvlText w:val=""/>
+      <w:lvlJc w:val="left"/>
+      <w:pPr>
+        <w:tabs>
+          <w:tab w:val="num" w:pos="6480"/>
+        </w:tabs>
+        <w:ind w:left="6480" w:hanging="360"/>
+      </w:pPr>
+      <w:rPr>
+        <w:rFonts w:ascii="Wingdings" w:hAnsi="Wingdings" w:hint="default"/>
+        <w:sz w:val="20"/>
+      </w:rPr>
+    </w:lvl>
+  </w:abstractNum>
+  <w:abstractNum w:abstractNumId="25" w15:restartNumberingAfterBreak="0">
+    <w:nsid w:val="49F6342F"/>
+    <w:multiLevelType w:val="multilevel"/>
+    <w:tmpl w:val="483474EC"/>
+    <w:lvl w:ilvl="0">
+      <w:start w:val="1"/>
+      <w:numFmt w:val="decimal"/>
+      <w:lvlText w:val="%1."/>
+      <w:lvlJc w:val="left"/>
+      <w:pPr>
+        <w:tabs>
+          <w:tab w:val="num" w:pos="720"/>
+        </w:tabs>
+        <w:ind w:left="720" w:hanging="360"/>
+      </w:pPr>
+    </w:lvl>
+    <w:lvl w:ilvl="1" w:tentative="1">
+      <w:start w:val="1"/>
+      <w:numFmt w:val="decimal"/>
+      <w:lvlText w:val="%2."/>
+      <w:lvlJc w:val="left"/>
+      <w:pPr>
+        <w:tabs>
+          <w:tab w:val="num" w:pos="1440"/>
+        </w:tabs>
+        <w:ind w:left="1440" w:hanging="360"/>
+      </w:pPr>
+    </w:lvl>
+    <w:lvl w:ilvl="2" w:tentative="1">
+      <w:start w:val="1"/>
+      <w:numFmt w:val="decimal"/>
+      <w:lvlText w:val="%3."/>
+      <w:lvlJc w:val="left"/>
+      <w:pPr>
+        <w:tabs>
+          <w:tab w:val="num" w:pos="2160"/>
+        </w:tabs>
+        <w:ind w:left="2160" w:hanging="360"/>
+      </w:pPr>
+    </w:lvl>
+    <w:lvl w:ilvl="3" w:tentative="1">
+      <w:start w:val="1"/>
+      <w:numFmt w:val="decimal"/>
+      <w:lvlText w:val="%4."/>
+      <w:lvlJc w:val="left"/>
+      <w:pPr>
+        <w:tabs>
+          <w:tab w:val="num" w:pos="2880"/>
+        </w:tabs>
+        <w:ind w:left="2880" w:hanging="360"/>
+      </w:pPr>
+    </w:lvl>
+    <w:lvl w:ilvl="4" w:tentative="1">
+      <w:start w:val="1"/>
+      <w:numFmt w:val="decimal"/>
+      <w:lvlText w:val="%5."/>
+      <w:lvlJc w:val="left"/>
+      <w:pPr>
+        <w:tabs>
+          <w:tab w:val="num" w:pos="3600"/>
+        </w:tabs>
+        <w:ind w:left="3600" w:hanging="360"/>
+      </w:pPr>
+    </w:lvl>
+    <w:lvl w:ilvl="5" w:tentative="1">
+      <w:start w:val="1"/>
+      <w:numFmt w:val="decimal"/>
+      <w:lvlText w:val="%6."/>
+      <w:lvlJc w:val="left"/>
+      <w:pPr>
+        <w:tabs>
+          <w:tab w:val="num" w:pos="4320"/>
+        </w:tabs>
+        <w:ind w:left="4320" w:hanging="360"/>
+      </w:pPr>
+    </w:lvl>
+    <w:lvl w:ilvl="6" w:tentative="1">
+      <w:start w:val="1"/>
+      <w:numFmt w:val="decimal"/>
+      <w:lvlText w:val="%7."/>
+      <w:lvlJc w:val="left"/>
+      <w:pPr>
+        <w:tabs>
+          <w:tab w:val="num" w:pos="5040"/>
+        </w:tabs>
+        <w:ind w:left="5040" w:hanging="360"/>
+      </w:pPr>
+    </w:lvl>
+    <w:lvl w:ilvl="7" w:tentative="1">
+      <w:start w:val="1"/>
+      <w:numFmt w:val="decimal"/>
+      <w:lvlText w:val="%8."/>
+      <w:lvlJc w:val="left"/>
+      <w:pPr>
+        <w:tabs>
+          <w:tab w:val="num" w:pos="5760"/>
+        </w:tabs>
+        <w:ind w:left="5760" w:hanging="360"/>
+      </w:pPr>
+    </w:lvl>
+    <w:lvl w:ilvl="8" w:tentative="1">
+      <w:start w:val="1"/>
+      <w:numFmt w:val="decimal"/>
+      <w:lvlText w:val="%9."/>
+      <w:lvlJc w:val="left"/>
+      <w:pPr>
+        <w:tabs>
+          <w:tab w:val="num" w:pos="6480"/>
+        </w:tabs>
+        <w:ind w:left="6480" w:hanging="360"/>
+      </w:pPr>
+    </w:lvl>
+  </w:abstractNum>
+  <w:abstractNum w:abstractNumId="26" w15:restartNumberingAfterBreak="0">
+    <w:nsid w:val="4CF34093"/>
+    <w:multiLevelType w:val="multilevel"/>
+    <w:tmpl w:val="EF3C90E8"/>
+    <w:lvl w:ilvl="0">
+      <w:start w:val="1"/>
+      <w:numFmt w:val="bullet"/>
+      <w:lvlText w:val=""/>
+      <w:lvlJc w:val="left"/>
+      <w:pPr>
+        <w:tabs>
+          <w:tab w:val="num" w:pos="720"/>
+        </w:tabs>
+        <w:ind w:left="720" w:hanging="360"/>
+      </w:pPr>
+      <w:rPr>
+        <w:rFonts w:ascii="Symbol" w:hAnsi="Symbol" w:hint="default"/>
+        <w:sz w:val="20"/>
+      </w:rPr>
+    </w:lvl>
+    <w:lvl w:ilvl="1" w:tentative="1">
+      <w:start w:val="1"/>
+      <w:numFmt w:val="bullet"/>
+      <w:lvlText w:val="o"/>
+      <w:lvlJc w:val="left"/>
+      <w:pPr>
+        <w:tabs>
+          <w:tab w:val="num" w:pos="1440"/>
+        </w:tabs>
+        <w:ind w:left="1440" w:hanging="360"/>
+      </w:pPr>
+      <w:rPr>
+        <w:rFonts w:ascii="Courier New" w:hAnsi="Courier New" w:hint="default"/>
+        <w:sz w:val="20"/>
+      </w:rPr>
+    </w:lvl>
+    <w:lvl w:ilvl="2" w:tentative="1">
+      <w:start w:val="1"/>
+      <w:numFmt w:val="bullet"/>
+      <w:lvlText w:val=""/>
+      <w:lvlJc w:val="left"/>
+      <w:pPr>
+        <w:tabs>
+          <w:tab w:val="num" w:pos="2160"/>
+        </w:tabs>
+        <w:ind w:left="2160" w:hanging="360"/>
+      </w:pPr>
+      <w:rPr>
+        <w:rFonts w:ascii="Wingdings" w:hAnsi="Wingdings" w:hint="default"/>
+        <w:sz w:val="20"/>
+      </w:rPr>
+    </w:lvl>
+    <w:lvl w:ilvl="3" w:tentative="1">
+      <w:start w:val="1"/>
+      <w:numFmt w:val="bullet"/>
+      <w:lvlText w:val=""/>
+      <w:lvlJc w:val="left"/>
+      <w:pPr>
+        <w:tabs>
+          <w:tab w:val="num" w:pos="2880"/>
+        </w:tabs>
+        <w:ind w:left="2880" w:hanging="360"/>
+      </w:pPr>
+      <w:rPr>
+        <w:rFonts w:ascii="Wingdings" w:hAnsi="Wingdings" w:hint="default"/>
+        <w:sz w:val="20"/>
+      </w:rPr>
+    </w:lvl>
+    <w:lvl w:ilvl="4" w:tentative="1">
+      <w:start w:val="1"/>
+      <w:numFmt w:val="bullet"/>
+      <w:lvlText w:val=""/>
+      <w:lvlJc w:val="left"/>
+      <w:pPr>
+        <w:tabs>
+          <w:tab w:val="num" w:pos="3600"/>
+        </w:tabs>
+        <w:ind w:left="3600" w:hanging="360"/>
+      </w:pPr>
+      <w:rPr>
+        <w:rFonts w:ascii="Wingdings" w:hAnsi="Wingdings" w:hint="default"/>
+        <w:sz w:val="20"/>
+      </w:rPr>
+    </w:lvl>
+    <w:lvl w:ilvl="5" w:tentative="1">
+      <w:start w:val="1"/>
+      <w:numFmt w:val="bullet"/>
+      <w:lvlText w:val=""/>
+      <w:lvlJc w:val="left"/>
+      <w:pPr>
+        <w:tabs>
+          <w:tab w:val="num" w:pos="4320"/>
+        </w:tabs>
+        <w:ind w:left="4320" w:hanging="360"/>
+      </w:pPr>
+      <w:rPr>
+        <w:rFonts w:ascii="Wingdings" w:hAnsi="Wingdings" w:hint="default"/>
+        <w:sz w:val="20"/>
+      </w:rPr>
+    </w:lvl>
+    <w:lvl w:ilvl="6" w:tentative="1">
+      <w:start w:val="1"/>
+      <w:numFmt w:val="bullet"/>
+      <w:lvlText w:val=""/>
+      <w:lvlJc w:val="left"/>
+      <w:pPr>
+        <w:tabs>
+          <w:tab w:val="num" w:pos="5040"/>
+        </w:tabs>
+        <w:ind w:left="5040" w:hanging="360"/>
+      </w:pPr>
+      <w:rPr>
+        <w:rFonts w:ascii="Wingdings" w:hAnsi="Wingdings" w:hint="default"/>
+        <w:sz w:val="20"/>
+      </w:rPr>
+    </w:lvl>
+    <w:lvl w:ilvl="7" w:tentative="1">
+      <w:start w:val="1"/>
+      <w:numFmt w:val="bullet"/>
+      <w:lvlText w:val=""/>
+      <w:lvlJc w:val="left"/>
+      <w:pPr>
+        <w:tabs>
+          <w:tab w:val="num" w:pos="5760"/>
+        </w:tabs>
+        <w:ind w:left="5760" w:hanging="360"/>
+      </w:pPr>
+      <w:rPr>
+        <w:rFonts w:ascii="Wingdings" w:hAnsi="Wingdings" w:hint="default"/>
+        <w:sz w:val="20"/>
+      </w:rPr>
+    </w:lvl>
+    <w:lvl w:ilvl="8" w:tentative="1">
+      <w:start w:val="1"/>
+      <w:numFmt w:val="bullet"/>
+      <w:lvlText w:val=""/>
+      <w:lvlJc w:val="left"/>
+      <w:pPr>
+        <w:tabs>
+          <w:tab w:val="num" w:pos="6480"/>
+        </w:tabs>
+        <w:ind w:left="6480" w:hanging="360"/>
+      </w:pPr>
+      <w:rPr>
+        <w:rFonts w:ascii="Wingdings" w:hAnsi="Wingdings" w:hint="default"/>
+        <w:sz w:val="20"/>
+      </w:rPr>
+    </w:lvl>
+  </w:abstractNum>
+  <w:abstractNum w:abstractNumId="27" w15:restartNumberingAfterBreak="0">
+    <w:nsid w:val="4D7545AF"/>
+    <w:multiLevelType w:val="multilevel"/>
+    <w:tmpl w:val="13CCCA26"/>
+    <w:lvl w:ilvl="0">
+      <w:start w:val="1"/>
+      <w:numFmt w:val="bullet"/>
+      <w:lvlText w:val=""/>
+      <w:lvlJc w:val="left"/>
+      <w:pPr>
+        <w:tabs>
+          <w:tab w:val="num" w:pos="720"/>
+        </w:tabs>
+        <w:ind w:left="720" w:hanging="360"/>
+      </w:pPr>
+      <w:rPr>
+        <w:rFonts w:ascii="Symbol" w:hAnsi="Symbol" w:hint="default"/>
+        <w:sz w:val="20"/>
+      </w:rPr>
+    </w:lvl>
+    <w:lvl w:ilvl="1" w:tentative="1">
+      <w:start w:val="1"/>
+      <w:numFmt w:val="bullet"/>
+      <w:lvlText w:val="o"/>
+      <w:lvlJc w:val="left"/>
+      <w:pPr>
+        <w:tabs>
+          <w:tab w:val="num" w:pos="1440"/>
+        </w:tabs>
+        <w:ind w:left="1440" w:hanging="360"/>
+      </w:pPr>
+      <w:rPr>
+        <w:rFonts w:ascii="Courier New" w:hAnsi="Courier New" w:hint="default"/>
+        <w:sz w:val="20"/>
+      </w:rPr>
+    </w:lvl>
+    <w:lvl w:ilvl="2" w:tentative="1">
+      <w:start w:val="1"/>
+      <w:numFmt w:val="bullet"/>
+      <w:lvlText w:val=""/>
+      <w:lvlJc w:val="left"/>
+      <w:pPr>
+        <w:tabs>
+          <w:tab w:val="num" w:pos="2160"/>
+        </w:tabs>
+        <w:ind w:left="2160" w:hanging="360"/>
+      </w:pPr>
+      <w:rPr>
+        <w:rFonts w:ascii="Wingdings" w:hAnsi="Wingdings" w:hint="default"/>
+        <w:sz w:val="20"/>
+      </w:rPr>
+    </w:lvl>
+    <w:lvl w:ilvl="3" w:tentative="1">
+      <w:start w:val="1"/>
+      <w:numFmt w:val="bullet"/>
+      <w:lvlText w:val=""/>
+      <w:lvlJc w:val="left"/>
+      <w:pPr>
+        <w:tabs>
+          <w:tab w:val="num" w:pos="2880"/>
+        </w:tabs>
+        <w:ind w:left="2880" w:hanging="360"/>
+      </w:pPr>
+      <w:rPr>
+        <w:rFonts w:ascii="Wingdings" w:hAnsi="Wingdings" w:hint="default"/>
+        <w:sz w:val="20"/>
+      </w:rPr>
+    </w:lvl>
+    <w:lvl w:ilvl="4" w:tentative="1">
+      <w:start w:val="1"/>
+      <w:numFmt w:val="bullet"/>
+      <w:lvlText w:val=""/>
+      <w:lvlJc w:val="left"/>
+      <w:pPr>
+        <w:tabs>
+          <w:tab w:val="num" w:pos="3600"/>
+        </w:tabs>
+        <w:ind w:left="3600" w:hanging="360"/>
+      </w:pPr>
+      <w:rPr>
+        <w:rFonts w:ascii="Wingdings" w:hAnsi="Wingdings" w:hint="default"/>
+        <w:sz w:val="20"/>
+      </w:rPr>
+    </w:lvl>
+    <w:lvl w:ilvl="5" w:tentative="1">
+      <w:start w:val="1"/>
+      <w:numFmt w:val="bullet"/>
+      <w:lvlText w:val=""/>
+      <w:lvlJc w:val="left"/>
+      <w:pPr>
+        <w:tabs>
+          <w:tab w:val="num" w:pos="4320"/>
+        </w:tabs>
+        <w:ind w:left="4320" w:hanging="360"/>
+      </w:pPr>
+      <w:rPr>
+        <w:rFonts w:ascii="Wingdings" w:hAnsi="Wingdings" w:hint="default"/>
+        <w:sz w:val="20"/>
+      </w:rPr>
+    </w:lvl>
+    <w:lvl w:ilvl="6" w:tentative="1">
+      <w:start w:val="1"/>
+      <w:numFmt w:val="bullet"/>
+      <w:lvlText w:val=""/>
+      <w:lvlJc w:val="left"/>
+      <w:pPr>
+        <w:tabs>
+          <w:tab w:val="num" w:pos="5040"/>
+        </w:tabs>
+        <w:ind w:left="5040" w:hanging="360"/>
+      </w:pPr>
+      <w:rPr>
+        <w:rFonts w:ascii="Wingdings" w:hAnsi="Wingdings" w:hint="default"/>
+        <w:sz w:val="20"/>
+      </w:rPr>
+    </w:lvl>
+    <w:lvl w:ilvl="7" w:tentative="1">
+      <w:start w:val="1"/>
+      <w:numFmt w:val="bullet"/>
+      <w:lvlText w:val=""/>
+      <w:lvlJc w:val="left"/>
+      <w:pPr>
+        <w:tabs>
+          <w:tab w:val="num" w:pos="5760"/>
+        </w:tabs>
+        <w:ind w:left="5760" w:hanging="360"/>
+      </w:pPr>
+      <w:rPr>
+        <w:rFonts w:ascii="Wingdings" w:hAnsi="Wingdings" w:hint="default"/>
+        <w:sz w:val="20"/>
+      </w:rPr>
+    </w:lvl>
+    <w:lvl w:ilvl="8" w:tentative="1">
+      <w:start w:val="1"/>
+      <w:numFmt w:val="bullet"/>
+      <w:lvlText w:val=""/>
+      <w:lvlJc w:val="left"/>
+      <w:pPr>
+        <w:tabs>
+          <w:tab w:val="num" w:pos="6480"/>
+        </w:tabs>
+        <w:ind w:left="6480" w:hanging="360"/>
+      </w:pPr>
+      <w:rPr>
+        <w:rFonts w:ascii="Wingdings" w:hAnsi="Wingdings" w:hint="default"/>
+        <w:sz w:val="20"/>
+      </w:rPr>
+    </w:lvl>
+  </w:abstractNum>
+  <w:abstractNum w:abstractNumId="28" w15:restartNumberingAfterBreak="0">
+    <w:nsid w:val="52C8780E"/>
+    <w:multiLevelType w:val="multilevel"/>
+    <w:tmpl w:val="33B2C346"/>
+    <w:lvl w:ilvl="0">
+      <w:start w:val="1"/>
+      <w:numFmt w:val="bullet"/>
+      <w:lvlText w:val=""/>
+      <w:lvlJc w:val="left"/>
+      <w:pPr>
+        <w:tabs>
+          <w:tab w:val="num" w:pos="720"/>
+        </w:tabs>
+        <w:ind w:left="720" w:hanging="360"/>
+      </w:pPr>
+      <w:rPr>
+        <w:rFonts w:ascii="Symbol" w:hAnsi="Symbol" w:hint="default"/>
+        <w:sz w:val="20"/>
+      </w:rPr>
+    </w:lvl>
+    <w:lvl w:ilvl="1" w:tentative="1">
+      <w:start w:val="1"/>
+      <w:numFmt w:val="bullet"/>
+      <w:lvlText w:val="o"/>
+      <w:lvlJc w:val="left"/>
+      <w:pPr>
+        <w:tabs>
+          <w:tab w:val="num" w:pos="1440"/>
+        </w:tabs>
+        <w:ind w:left="1440" w:hanging="360"/>
+      </w:pPr>
+      <w:rPr>
+        <w:rFonts w:ascii="Courier New" w:hAnsi="Courier New" w:hint="default"/>
+        <w:sz w:val="20"/>
+      </w:rPr>
+    </w:lvl>
+    <w:lvl w:ilvl="2" w:tentative="1">
+      <w:start w:val="1"/>
+      <w:numFmt w:val="bullet"/>
+      <w:lvlText w:val=""/>
+      <w:lvlJc w:val="left"/>
+      <w:pPr>
+        <w:tabs>
+          <w:tab w:val="num" w:pos="2160"/>
+        </w:tabs>
+        <w:ind w:left="2160" w:hanging="360"/>
+      </w:pPr>
+      <w:rPr>
+        <w:rFonts w:ascii="Wingdings" w:hAnsi="Wingdings" w:hint="default"/>
+        <w:sz w:val="20"/>
+      </w:rPr>
+    </w:lvl>
+    <w:lvl w:ilvl="3" w:tentative="1">
+      <w:start w:val="1"/>
+      <w:numFmt w:val="bullet"/>
+      <w:lvlText w:val=""/>
+      <w:lvlJc w:val="left"/>
+      <w:pPr>
+        <w:tabs>
+          <w:tab w:val="num" w:pos="2880"/>
+        </w:tabs>
+        <w:ind w:left="2880" w:hanging="360"/>
+      </w:pPr>
+      <w:rPr>
+        <w:rFonts w:ascii="Wingdings" w:hAnsi="Wingdings" w:hint="default"/>
+        <w:sz w:val="20"/>
+      </w:rPr>
+    </w:lvl>
+    <w:lvl w:ilvl="4" w:tentative="1">
+      <w:start w:val="1"/>
+      <w:numFmt w:val="bullet"/>
+      <w:lvlText w:val=""/>
+      <w:lvlJc w:val="left"/>
+      <w:pPr>
+        <w:tabs>
+          <w:tab w:val="num" w:pos="3600"/>
+        </w:tabs>
+        <w:ind w:left="3600" w:hanging="360"/>
+      </w:pPr>
+      <w:rPr>
+        <w:rFonts w:ascii="Wingdings" w:hAnsi="Wingdings" w:hint="default"/>
+        <w:sz w:val="20"/>
+      </w:rPr>
+    </w:lvl>
+    <w:lvl w:ilvl="5" w:tentative="1">
+      <w:start w:val="1"/>
+      <w:numFmt w:val="bullet"/>
+      <w:lvlText w:val=""/>
+      <w:lvlJc w:val="left"/>
+      <w:pPr>
+        <w:tabs>
+          <w:tab w:val="num" w:pos="4320"/>
+        </w:tabs>
+        <w:ind w:left="4320" w:hanging="360"/>
+      </w:pPr>
+      <w:rPr>
+        <w:rFonts w:ascii="Wingdings" w:hAnsi="Wingdings" w:hint="default"/>
+        <w:sz w:val="20"/>
+      </w:rPr>
+    </w:lvl>
+    <w:lvl w:ilvl="6" w:tentative="1">
+      <w:start w:val="1"/>
+      <w:numFmt w:val="bullet"/>
+      <w:lvlText w:val=""/>
+      <w:lvlJc w:val="left"/>
+      <w:pPr>
+        <w:tabs>
+          <w:tab w:val="num" w:pos="5040"/>
+        </w:tabs>
+        <w:ind w:left="5040" w:hanging="360"/>
+      </w:pPr>
+      <w:rPr>
+        <w:rFonts w:ascii="Wingdings" w:hAnsi="Wingdings" w:hint="default"/>
+        <w:sz w:val="20"/>
+      </w:rPr>
+    </w:lvl>
+    <w:lvl w:ilvl="7" w:tentative="1">
+      <w:start w:val="1"/>
+      <w:numFmt w:val="bullet"/>
+      <w:lvlText w:val=""/>
+      <w:lvlJc w:val="left"/>
+      <w:pPr>
+        <w:tabs>
+          <w:tab w:val="num" w:pos="5760"/>
+        </w:tabs>
+        <w:ind w:left="5760" w:hanging="360"/>
+      </w:pPr>
+      <w:rPr>
+        <w:rFonts w:ascii="Wingdings" w:hAnsi="Wingdings" w:hint="default"/>
+        <w:sz w:val="20"/>
+      </w:rPr>
+    </w:lvl>
+    <w:lvl w:ilvl="8" w:tentative="1">
+      <w:start w:val="1"/>
+      <w:numFmt w:val="bullet"/>
+      <w:lvlText w:val=""/>
+      <w:lvlJc w:val="left"/>
+      <w:pPr>
+        <w:tabs>
+          <w:tab w:val="num" w:pos="6480"/>
+        </w:tabs>
+        <w:ind w:left="6480" w:hanging="360"/>
+      </w:pPr>
+      <w:rPr>
+        <w:rFonts w:ascii="Wingdings" w:hAnsi="Wingdings" w:hint="default"/>
+        <w:sz w:val="20"/>
+      </w:rPr>
+    </w:lvl>
+  </w:abstractNum>
+  <w:abstractNum w:abstractNumId="29" w15:restartNumberingAfterBreak="0">
+    <w:nsid w:val="56235381"/>
+    <w:multiLevelType w:val="hybridMultilevel"/>
+    <w:tmpl w:val="81484A1C"/>
+    <w:lvl w:ilvl="0" w:tplc="C9E8886C">
+      <w:start w:val="1"/>
+      <w:numFmt w:val="upperRoman"/>
+      <w:lvlText w:val="%1."/>
+      <w:lvlJc w:val="left"/>
+      <w:pPr>
+        <w:ind w:left="720" w:hanging="360"/>
+      </w:pPr>
+      <w:rPr>
+        <w:rFonts w:hint="default"/>
+      </w:rPr>
+    </w:lvl>
+    <w:lvl w:ilvl="1" w:tplc="FFFFFFFF" w:tentative="1">
+      <w:start w:val="1"/>
+      <w:numFmt w:val="bullet"/>
+      <w:lvlText w:val="o"/>
+      <w:lvlJc w:val="left"/>
+      <w:pPr>
+        <w:ind w:left="1440" w:hanging="360"/>
+      </w:pPr>
+      <w:rPr>
+        <w:rFonts w:ascii="Courier New" w:hAnsi="Courier New" w:cs="Courier New" w:hint="default"/>
+      </w:rPr>
+    </w:lvl>
+    <w:lvl w:ilvl="2" w:tplc="FFFFFFFF" w:tentative="1">
+      <w:start w:val="1"/>
+      <w:numFmt w:val="bullet"/>
+      <w:lvlText w:val=""/>
+      <w:lvlJc w:val="left"/>
+      <w:pPr>
+        <w:ind w:left="2160" w:hanging="360"/>
+      </w:pPr>
+      <w:rPr>
+        <w:rFonts w:ascii="Wingdings" w:hAnsi="Wingdings" w:hint="default"/>
+      </w:rPr>
+    </w:lvl>
+    <w:lvl w:ilvl="3" w:tplc="FFFFFFFF" w:tentative="1">
+      <w:start w:val="1"/>
+      <w:numFmt w:val="bullet"/>
+      <w:lvlText w:val=""/>
+      <w:lvlJc w:val="left"/>
+      <w:pPr>
+        <w:ind w:left="2880" w:hanging="360"/>
+      </w:pPr>
+      <w:rPr>
+        <w:rFonts w:ascii="Symbol" w:hAnsi="Symbol" w:hint="default"/>
+      </w:rPr>
+    </w:lvl>
+    <w:lvl w:ilvl="4" w:tplc="FFFFFFFF" w:tentative="1">
+      <w:start w:val="1"/>
+      <w:numFmt w:val="bullet"/>
+      <w:lvlText w:val="o"/>
+      <w:lvlJc w:val="left"/>
+      <w:pPr>
+        <w:ind w:left="3600" w:hanging="360"/>
+      </w:pPr>
+      <w:rPr>
+        <w:rFonts w:ascii="Courier New" w:hAnsi="Courier New" w:cs="Courier New" w:hint="default"/>
+      </w:rPr>
+    </w:lvl>
+    <w:lvl w:ilvl="5" w:tplc="FFFFFFFF" w:tentative="1">
+      <w:start w:val="1"/>
+      <w:numFmt w:val="bullet"/>
+      <w:lvlText w:val=""/>
+      <w:lvlJc w:val="left"/>
+      <w:pPr>
+        <w:ind w:left="4320" w:hanging="360"/>
+      </w:pPr>
+      <w:rPr>
+        <w:rFonts w:ascii="Wingdings" w:hAnsi="Wingdings" w:hint="default"/>
+      </w:rPr>
+    </w:lvl>
+    <w:lvl w:ilvl="6" w:tplc="FFFFFFFF" w:tentative="1">
+      <w:start w:val="1"/>
+      <w:numFmt w:val="bullet"/>
+      <w:lvlText w:val=""/>
+      <w:lvlJc w:val="left"/>
+      <w:pPr>
+        <w:ind w:left="5040" w:hanging="360"/>
+      </w:pPr>
+      <w:rPr>
+        <w:rFonts w:ascii="Symbol" w:hAnsi="Symbol" w:hint="default"/>
+      </w:rPr>
+    </w:lvl>
+    <w:lvl w:ilvl="7" w:tplc="FFFFFFFF" w:tentative="1">
+      <w:start w:val="1"/>
+      <w:numFmt w:val="bullet"/>
+      <w:lvlText w:val="o"/>
+      <w:lvlJc w:val="left"/>
+      <w:pPr>
+        <w:ind w:left="5760" w:hanging="360"/>
+      </w:pPr>
+      <w:rPr>
+        <w:rFonts w:ascii="Courier New" w:hAnsi="Courier New" w:cs="Courier New" w:hint="default"/>
+      </w:rPr>
+    </w:lvl>
+    <w:lvl w:ilvl="8" w:tplc="FFFFFFFF" w:tentative="1">
+      <w:start w:val="1"/>
+      <w:numFmt w:val="bullet"/>
+      <w:lvlText w:val=""/>
+      <w:lvlJc w:val="left"/>
+      <w:pPr>
+        <w:ind w:left="6480" w:hanging="360"/>
+      </w:pPr>
+      <w:rPr>
+        <w:rFonts w:ascii="Wingdings" w:hAnsi="Wingdings" w:hint="default"/>
+      </w:rPr>
+    </w:lvl>
+  </w:abstractNum>
+  <w:abstractNum w:abstractNumId="30" w15:restartNumberingAfterBreak="0">
+    <w:nsid w:val="5ACB5CC5"/>
+    <w:multiLevelType w:val="multilevel"/>
+    <w:tmpl w:val="8D9AC0BC"/>
+    <w:lvl w:ilvl="0">
+      <w:start w:val="1"/>
+      <w:numFmt w:val="bullet"/>
+      <w:lvlText w:val=""/>
+      <w:lvlJc w:val="left"/>
+      <w:pPr>
+        <w:tabs>
+          <w:tab w:val="num" w:pos="720"/>
+        </w:tabs>
+        <w:ind w:left="720" w:hanging="360"/>
+      </w:pPr>
+      <w:rPr>
+        <w:rFonts w:ascii="Symbol" w:hAnsi="Symbol" w:hint="default"/>
+        <w:sz w:val="20"/>
+      </w:rPr>
+    </w:lvl>
+    <w:lvl w:ilvl="1" w:tentative="1">
+      <w:start w:val="1"/>
+      <w:numFmt w:val="bullet"/>
+      <w:lvlText w:val="o"/>
+      <w:lvlJc w:val="left"/>
+      <w:pPr>
+        <w:tabs>
+          <w:tab w:val="num" w:pos="1440"/>
+        </w:tabs>
+        <w:ind w:left="1440" w:hanging="360"/>
+      </w:pPr>
+      <w:rPr>
+        <w:rFonts w:ascii="Courier New" w:hAnsi="Courier New" w:hint="default"/>
+        <w:sz w:val="20"/>
+      </w:rPr>
+    </w:lvl>
+    <w:lvl w:ilvl="2" w:tentative="1">
+      <w:start w:val="1"/>
+      <w:numFmt w:val="bullet"/>
+      <w:lvlText w:val=""/>
+      <w:lvlJc w:val="left"/>
+      <w:pPr>
+        <w:tabs>
+          <w:tab w:val="num" w:pos="2160"/>
+        </w:tabs>
+        <w:ind w:left="2160" w:hanging="360"/>
+      </w:pPr>
+      <w:rPr>
+        <w:rFonts w:ascii="Wingdings" w:hAnsi="Wingdings" w:hint="default"/>
+        <w:sz w:val="20"/>
+      </w:rPr>
+    </w:lvl>
+    <w:lvl w:ilvl="3" w:tentative="1">
+      <w:start w:val="1"/>
+      <w:numFmt w:val="bullet"/>
+      <w:lvlText w:val=""/>
+      <w:lvlJc w:val="left"/>
+      <w:pPr>
+        <w:tabs>
+          <w:tab w:val="num" w:pos="2880"/>
+        </w:tabs>
+        <w:ind w:left="2880" w:hanging="360"/>
+      </w:pPr>
+      <w:rPr>
+        <w:rFonts w:ascii="Wingdings" w:hAnsi="Wingdings" w:hint="default"/>
+        <w:sz w:val="20"/>
+      </w:rPr>
+    </w:lvl>
+    <w:lvl w:ilvl="4" w:tentative="1">
+      <w:start w:val="1"/>
+      <w:numFmt w:val="bullet"/>
+      <w:lvlText w:val=""/>
+      <w:lvlJc w:val="left"/>
+      <w:pPr>
+        <w:tabs>
+          <w:tab w:val="num" w:pos="3600"/>
+        </w:tabs>
+        <w:ind w:left="3600" w:hanging="360"/>
+      </w:pPr>
+      <w:rPr>
+        <w:rFonts w:ascii="Wingdings" w:hAnsi="Wingdings" w:hint="default"/>
+        <w:sz w:val="20"/>
+      </w:rPr>
+    </w:lvl>
+    <w:lvl w:ilvl="5" w:tentative="1">
+      <w:start w:val="1"/>
+      <w:numFmt w:val="bullet"/>
+      <w:lvlText w:val=""/>
+      <w:lvlJc w:val="left"/>
+      <w:pPr>
+        <w:tabs>
+          <w:tab w:val="num" w:pos="4320"/>
+        </w:tabs>
+        <w:ind w:left="4320" w:hanging="360"/>
+      </w:pPr>
+      <w:rPr>
+        <w:rFonts w:ascii="Wingdings" w:hAnsi="Wingdings" w:hint="default"/>
+        <w:sz w:val="20"/>
+      </w:rPr>
+    </w:lvl>
+    <w:lvl w:ilvl="6" w:tentative="1">
+      <w:start w:val="1"/>
+      <w:numFmt w:val="bullet"/>
+      <w:lvlText w:val=""/>
+      <w:lvlJc w:val="left"/>
+      <w:pPr>
+        <w:tabs>
+          <w:tab w:val="num" w:pos="5040"/>
+        </w:tabs>
+        <w:ind w:left="5040" w:hanging="360"/>
+      </w:pPr>
+      <w:rPr>
+        <w:rFonts w:ascii="Wingdings" w:hAnsi="Wingdings" w:hint="default"/>
+        <w:sz w:val="20"/>
+      </w:rPr>
+    </w:lvl>
+    <w:lvl w:ilvl="7" w:tentative="1">
+      <w:start w:val="1"/>
+      <w:numFmt w:val="bullet"/>
+      <w:lvlText w:val=""/>
+      <w:lvlJc w:val="left"/>
+      <w:pPr>
+        <w:tabs>
+          <w:tab w:val="num" w:pos="5760"/>
+        </w:tabs>
+        <w:ind w:left="5760" w:hanging="360"/>
+      </w:pPr>
+      <w:rPr>
+        <w:rFonts w:ascii="Wingdings" w:hAnsi="Wingdings" w:hint="default"/>
+        <w:sz w:val="20"/>
+      </w:rPr>
+    </w:lvl>
+    <w:lvl w:ilvl="8" w:tentative="1">
+      <w:start w:val="1"/>
+      <w:numFmt w:val="bullet"/>
+      <w:lvlText w:val=""/>
+      <w:lvlJc w:val="left"/>
+      <w:pPr>
+        <w:tabs>
+          <w:tab w:val="num" w:pos="6480"/>
+        </w:tabs>
+        <w:ind w:left="6480" w:hanging="360"/>
+      </w:pPr>
+      <w:rPr>
+        <w:rFonts w:ascii="Wingdings" w:hAnsi="Wingdings" w:hint="default"/>
+        <w:sz w:val="20"/>
+      </w:rPr>
+    </w:lvl>
+  </w:abstractNum>
+  <w:abstractNum w:abstractNumId="31" w15:restartNumberingAfterBreak="0">
+    <w:nsid w:val="603F1EB3"/>
+    <w:multiLevelType w:val="multilevel"/>
+    <w:tmpl w:val="D172BC0E"/>
+    <w:lvl w:ilvl="0">
+      <w:start w:val="1"/>
+      <w:numFmt w:val="bullet"/>
+      <w:lvlText w:val=""/>
+      <w:lvlJc w:val="left"/>
+      <w:pPr>
+        <w:tabs>
+          <w:tab w:val="num" w:pos="720"/>
+        </w:tabs>
+        <w:ind w:left="720" w:hanging="360"/>
+      </w:pPr>
+      <w:rPr>
+        <w:rFonts w:ascii="Symbol" w:hAnsi="Symbol" w:hint="default"/>
+        <w:sz w:val="20"/>
+      </w:rPr>
+    </w:lvl>
+    <w:lvl w:ilvl="1" w:tentative="1">
+      <w:start w:val="1"/>
+      <w:numFmt w:val="bullet"/>
+      <w:lvlText w:val="o"/>
+      <w:lvlJc w:val="left"/>
+      <w:pPr>
+        <w:tabs>
+          <w:tab w:val="num" w:pos="1440"/>
+        </w:tabs>
+        <w:ind w:left="1440" w:hanging="360"/>
+      </w:pPr>
+      <w:rPr>
+        <w:rFonts w:ascii="Courier New" w:hAnsi="Courier New" w:hint="default"/>
+        <w:sz w:val="20"/>
+      </w:rPr>
+    </w:lvl>
+    <w:lvl w:ilvl="2" w:tentative="1">
+      <w:start w:val="1"/>
+      <w:numFmt w:val="bullet"/>
+      <w:lvlText w:val=""/>
+      <w:lvlJc w:val="left"/>
+      <w:pPr>
+        <w:tabs>
+          <w:tab w:val="num" w:pos="2160"/>
+        </w:tabs>
+        <w:ind w:left="2160" w:hanging="360"/>
+      </w:pPr>
+      <w:rPr>
+        <w:rFonts w:ascii="Wingdings" w:hAnsi="Wingdings" w:hint="default"/>
+        <w:sz w:val="20"/>
+      </w:rPr>
+    </w:lvl>
+    <w:lvl w:ilvl="3" w:tentative="1">
+      <w:start w:val="1"/>
+      <w:numFmt w:val="bullet"/>
+      <w:lvlText w:val=""/>
+      <w:lvlJc w:val="left"/>
+      <w:pPr>
+        <w:tabs>
+          <w:tab w:val="num" w:pos="2880"/>
+        </w:tabs>
+        <w:ind w:left="2880" w:hanging="360"/>
+      </w:pPr>
+      <w:rPr>
+        <w:rFonts w:ascii="Wingdings" w:hAnsi="Wingdings" w:hint="default"/>
+        <w:sz w:val="20"/>
+      </w:rPr>
+    </w:lvl>
+    <w:lvl w:ilvl="4" w:tentative="1">
+      <w:start w:val="1"/>
+      <w:numFmt w:val="bullet"/>
+      <w:lvlText w:val=""/>
+      <w:lvlJc w:val="left"/>
+      <w:pPr>
+        <w:tabs>
+          <w:tab w:val="num" w:pos="3600"/>
+        </w:tabs>
+        <w:ind w:left="3600" w:hanging="360"/>
+      </w:pPr>
+      <w:rPr>
+        <w:rFonts w:ascii="Wingdings" w:hAnsi="Wingdings" w:hint="default"/>
+        <w:sz w:val="20"/>
+      </w:rPr>
+    </w:lvl>
+    <w:lvl w:ilvl="5" w:tentative="1">
+      <w:start w:val="1"/>
+      <w:numFmt w:val="bullet"/>
+      <w:lvlText w:val=""/>
+      <w:lvlJc w:val="left"/>
+      <w:pPr>
+        <w:tabs>
+          <w:tab w:val="num" w:pos="4320"/>
+        </w:tabs>
+        <w:ind w:left="4320" w:hanging="360"/>
+      </w:pPr>
+      <w:rPr>
+        <w:rFonts w:ascii="Wingdings" w:hAnsi="Wingdings" w:hint="default"/>
+        <w:sz w:val="20"/>
+      </w:rPr>
+    </w:lvl>
+    <w:lvl w:ilvl="6" w:tentative="1">
+      <w:start w:val="1"/>
+      <w:numFmt w:val="bullet"/>
+      <w:lvlText w:val=""/>
+      <w:lvlJc w:val="left"/>
+      <w:pPr>
+        <w:tabs>
+          <w:tab w:val="num" w:pos="5040"/>
+        </w:tabs>
+        <w:ind w:left="5040" w:hanging="360"/>
+      </w:pPr>
+      <w:rPr>
+        <w:rFonts w:ascii="Wingdings" w:hAnsi="Wingdings" w:hint="default"/>
+        <w:sz w:val="20"/>
+      </w:rPr>
+    </w:lvl>
+    <w:lvl w:ilvl="7" w:tentative="1">
+      <w:start w:val="1"/>
+      <w:numFmt w:val="bullet"/>
+      <w:lvlText w:val=""/>
+      <w:lvlJc w:val="left"/>
+      <w:pPr>
+        <w:tabs>
+          <w:tab w:val="num" w:pos="5760"/>
+        </w:tabs>
+        <w:ind w:left="5760" w:hanging="360"/>
+      </w:pPr>
+      <w:rPr>
+        <w:rFonts w:ascii="Wingdings" w:hAnsi="Wingdings" w:hint="default"/>
+        <w:sz w:val="20"/>
+      </w:rPr>
+    </w:lvl>
+    <w:lvl w:ilvl="8" w:tentative="1">
+      <w:start w:val="1"/>
+      <w:numFmt w:val="bullet"/>
+      <w:lvlText w:val=""/>
+      <w:lvlJc w:val="left"/>
+      <w:pPr>
+        <w:tabs>
+          <w:tab w:val="num" w:pos="6480"/>
+        </w:tabs>
+        <w:ind w:left="6480" w:hanging="360"/>
+      </w:pPr>
+      <w:rPr>
+        <w:rFonts w:ascii="Wingdings" w:hAnsi="Wingdings" w:hint="default"/>
+        <w:sz w:val="20"/>
+      </w:rPr>
+    </w:lvl>
+  </w:abstractNum>
+  <w:abstractNum w:abstractNumId="32" w15:restartNumberingAfterBreak="0">
+    <w:nsid w:val="60D64DEF"/>
+    <w:multiLevelType w:val="multilevel"/>
+    <w:tmpl w:val="57C21534"/>
+    <w:lvl w:ilvl="0">
+      <w:start w:val="1"/>
+      <w:numFmt w:val="bullet"/>
+      <w:lvlText w:val=""/>
+      <w:lvlJc w:val="left"/>
+      <w:pPr>
+        <w:tabs>
+          <w:tab w:val="num" w:pos="720"/>
+        </w:tabs>
+        <w:ind w:left="720" w:hanging="360"/>
+      </w:pPr>
+      <w:rPr>
+        <w:rFonts w:ascii="Symbol" w:hAnsi="Symbol" w:hint="default"/>
+        <w:sz w:val="20"/>
+      </w:rPr>
+    </w:lvl>
+    <w:lvl w:ilvl="1">
+      <w:start w:val="5"/>
+      <w:numFmt w:val="upperRoman"/>
+      <w:lvlText w:val="%2."/>
+      <w:lvlJc w:val="left"/>
+      <w:pPr>
+        <w:ind w:left="1800" w:hanging="720"/>
+      </w:pPr>
+      <w:rPr>
+        <w:rFonts w:hint="default"/>
+      </w:rPr>
+    </w:lvl>
+    <w:lvl w:ilvl="2" w:tentative="1">
+      <w:start w:val="1"/>
+      <w:numFmt w:val="bullet"/>
+      <w:lvlText w:val=""/>
+      <w:lvlJc w:val="left"/>
+      <w:pPr>
+        <w:tabs>
+          <w:tab w:val="num" w:pos="2160"/>
+        </w:tabs>
+        <w:ind w:left="2160" w:hanging="360"/>
+      </w:pPr>
+      <w:rPr>
+        <w:rFonts w:ascii="Wingdings" w:hAnsi="Wingdings" w:hint="default"/>
+        <w:sz w:val="20"/>
+      </w:rPr>
+    </w:lvl>
+    <w:lvl w:ilvl="3" w:tentative="1">
+      <w:start w:val="1"/>
+      <w:numFmt w:val="bullet"/>
+      <w:lvlText w:val=""/>
+      <w:lvlJc w:val="left"/>
+      <w:pPr>
+        <w:tabs>
+          <w:tab w:val="num" w:pos="2880"/>
+        </w:tabs>
+        <w:ind w:left="2880" w:hanging="360"/>
+      </w:pPr>
+      <w:rPr>
+        <w:rFonts w:ascii="Wingdings" w:hAnsi="Wingdings" w:hint="default"/>
+        <w:sz w:val="20"/>
+      </w:rPr>
+    </w:lvl>
+    <w:lvl w:ilvl="4" w:tentative="1">
+      <w:start w:val="1"/>
+      <w:numFmt w:val="bullet"/>
+      <w:lvlText w:val=""/>
+      <w:lvlJc w:val="left"/>
+      <w:pPr>
+        <w:tabs>
+          <w:tab w:val="num" w:pos="3600"/>
+        </w:tabs>
+        <w:ind w:left="3600" w:hanging="360"/>
+      </w:pPr>
+      <w:rPr>
+        <w:rFonts w:ascii="Wingdings" w:hAnsi="Wingdings" w:hint="default"/>
+        <w:sz w:val="20"/>
+      </w:rPr>
+    </w:lvl>
+    <w:lvl w:ilvl="5" w:tentative="1">
+      <w:start w:val="1"/>
+      <w:numFmt w:val="bullet"/>
+      <w:lvlText w:val=""/>
+      <w:lvlJc w:val="left"/>
+      <w:pPr>
+        <w:tabs>
+          <w:tab w:val="num" w:pos="4320"/>
+        </w:tabs>
+        <w:ind w:left="4320" w:hanging="360"/>
+      </w:pPr>
+      <w:rPr>
+        <w:rFonts w:ascii="Wingdings" w:hAnsi="Wingdings" w:hint="default"/>
+        <w:sz w:val="20"/>
+      </w:rPr>
+    </w:lvl>
+    <w:lvl w:ilvl="6" w:tentative="1">
+      <w:start w:val="1"/>
+      <w:numFmt w:val="bullet"/>
+      <w:lvlText w:val=""/>
+      <w:lvlJc w:val="left"/>
+      <w:pPr>
+        <w:tabs>
+          <w:tab w:val="num" w:pos="5040"/>
+        </w:tabs>
+        <w:ind w:left="5040" w:hanging="360"/>
+      </w:pPr>
+      <w:rPr>
+        <w:rFonts w:ascii="Wingdings" w:hAnsi="Wingdings" w:hint="default"/>
+        <w:sz w:val="20"/>
+      </w:rPr>
+    </w:lvl>
+    <w:lvl w:ilvl="7" w:tentative="1">
+      <w:start w:val="1"/>
+      <w:numFmt w:val="bullet"/>
+      <w:lvlText w:val=""/>
+      <w:lvlJc w:val="left"/>
+      <w:pPr>
+        <w:tabs>
+          <w:tab w:val="num" w:pos="5760"/>
+        </w:tabs>
+        <w:ind w:left="5760" w:hanging="360"/>
+      </w:pPr>
+      <w:rPr>
+        <w:rFonts w:ascii="Wingdings" w:hAnsi="Wingdings" w:hint="default"/>
+        <w:sz w:val="20"/>
+      </w:rPr>
+    </w:lvl>
+    <w:lvl w:ilvl="8" w:tentative="1">
+      <w:start w:val="1"/>
+      <w:numFmt w:val="bullet"/>
+      <w:lvlText w:val=""/>
+      <w:lvlJc w:val="left"/>
+      <w:pPr>
+        <w:tabs>
+          <w:tab w:val="num" w:pos="6480"/>
+        </w:tabs>
+        <w:ind w:left="6480" w:hanging="360"/>
+      </w:pPr>
+      <w:rPr>
+        <w:rFonts w:ascii="Wingdings" w:hAnsi="Wingdings" w:hint="default"/>
+        <w:sz w:val="20"/>
+      </w:rPr>
+    </w:lvl>
+  </w:abstractNum>
+  <w:abstractNum w:abstractNumId="33" w15:restartNumberingAfterBreak="0">
+    <w:nsid w:val="637724EA"/>
+    <w:multiLevelType w:val="hybridMultilevel"/>
+    <w:tmpl w:val="35B83A96"/>
+    <w:lvl w:ilvl="0" w:tplc="7356295C">
+      <w:start w:val="1"/>
+      <w:numFmt w:val="upperRoman"/>
+      <w:lvlText w:val="%1."/>
+      <w:lvlJc w:val="left"/>
+      <w:pPr>
+        <w:ind w:left="1080" w:hanging="720"/>
+      </w:pPr>
+      <w:rPr>
+        <w:rFonts w:hint="default"/>
+        <w:b/>
+      </w:rPr>
+    </w:lvl>
+    <w:lvl w:ilvl="1" w:tplc="1C0A0019" w:tentative="1">
+      <w:start w:val="1"/>
+      <w:numFmt w:val="lowerLetter"/>
+      <w:lvlText w:val="%2."/>
+      <w:lvlJc w:val="left"/>
+      <w:pPr>
+        <w:ind w:left="1440" w:hanging="360"/>
+      </w:pPr>
+    </w:lvl>
+    <w:lvl w:ilvl="2" w:tplc="1C0A001B" w:tentative="1">
+      <w:start w:val="1"/>
+      <w:numFmt w:val="lowerRoman"/>
+      <w:lvlText w:val="%3."/>
+      <w:lvlJc w:val="right"/>
+      <w:pPr>
+        <w:ind w:left="2160" w:hanging="180"/>
+      </w:pPr>
+    </w:lvl>
+    <w:lvl w:ilvl="3" w:tplc="1C0A000F" w:tentative="1">
+      <w:start w:val="1"/>
+      <w:numFmt w:val="decimal"/>
+      <w:lvlText w:val="%4."/>
+      <w:lvlJc w:val="left"/>
+      <w:pPr>
+        <w:ind w:left="2880" w:hanging="360"/>
+      </w:pPr>
+    </w:lvl>
+    <w:lvl w:ilvl="4" w:tplc="1C0A0019" w:tentative="1">
+      <w:start w:val="1"/>
+      <w:numFmt w:val="lowerLetter"/>
+      <w:lvlText w:val="%5."/>
+      <w:lvlJc w:val="left"/>
+      <w:pPr>
+        <w:ind w:left="3600" w:hanging="360"/>
+      </w:pPr>
+    </w:lvl>
+    <w:lvl w:ilvl="5" w:tplc="1C0A001B" w:tentative="1">
+      <w:start w:val="1"/>
+      <w:numFmt w:val="lowerRoman"/>
+      <w:lvlText w:val="%6."/>
+      <w:lvlJc w:val="right"/>
+      <w:pPr>
+        <w:ind w:left="4320" w:hanging="180"/>
+      </w:pPr>
+    </w:lvl>
+    <w:lvl w:ilvl="6" w:tplc="1C0A000F" w:tentative="1">
+      <w:start w:val="1"/>
+      <w:numFmt w:val="decimal"/>
+      <w:lvlText w:val="%7."/>
+      <w:lvlJc w:val="left"/>
+      <w:pPr>
+        <w:ind w:left="5040" w:hanging="360"/>
+      </w:pPr>
+    </w:lvl>
+    <w:lvl w:ilvl="7" w:tplc="1C0A0019" w:tentative="1">
+      <w:start w:val="1"/>
+      <w:numFmt w:val="lowerLetter"/>
+      <w:lvlText w:val="%8."/>
+      <w:lvlJc w:val="left"/>
+      <w:pPr>
+        <w:ind w:left="5760" w:hanging="360"/>
+      </w:pPr>
+    </w:lvl>
+    <w:lvl w:ilvl="8" w:tplc="1C0A001B" w:tentative="1">
+      <w:start w:val="1"/>
+      <w:numFmt w:val="lowerRoman"/>
+      <w:lvlText w:val="%9."/>
+      <w:lvlJc w:val="right"/>
+      <w:pPr>
+        <w:ind w:left="6480" w:hanging="180"/>
+      </w:pPr>
+    </w:lvl>
+  </w:abstractNum>
+  <w:abstractNum w:abstractNumId="34" w15:restartNumberingAfterBreak="0">
+    <w:nsid w:val="65705635"/>
+    <w:multiLevelType w:val="multilevel"/>
+    <w:tmpl w:val="33B2C346"/>
+    <w:lvl w:ilvl="0">
+      <w:start w:val="1"/>
+      <w:numFmt w:val="bullet"/>
+      <w:lvlText w:val=""/>
+      <w:lvlJc w:val="left"/>
+      <w:pPr>
+        <w:tabs>
+          <w:tab w:val="num" w:pos="720"/>
+        </w:tabs>
+        <w:ind w:left="720" w:hanging="360"/>
+      </w:pPr>
+      <w:rPr>
+        <w:rFonts w:ascii="Symbol" w:hAnsi="Symbol" w:hint="default"/>
+        <w:sz w:val="20"/>
+      </w:rPr>
+    </w:lvl>
+    <w:lvl w:ilvl="1" w:tentative="1">
+      <w:start w:val="1"/>
+      <w:numFmt w:val="bullet"/>
+      <w:lvlText w:val="o"/>
+      <w:lvlJc w:val="left"/>
+      <w:pPr>
+        <w:tabs>
+          <w:tab w:val="num" w:pos="1440"/>
+        </w:tabs>
+        <w:ind w:left="1440" w:hanging="360"/>
+      </w:pPr>
+      <w:rPr>
+        <w:rFonts w:ascii="Courier New" w:hAnsi="Courier New" w:hint="default"/>
+        <w:sz w:val="20"/>
+      </w:rPr>
+    </w:lvl>
+    <w:lvl w:ilvl="2" w:tentative="1">
+      <w:start w:val="1"/>
+      <w:numFmt w:val="bullet"/>
+      <w:lvlText w:val=""/>
+      <w:lvlJc w:val="left"/>
+      <w:pPr>
+        <w:tabs>
+          <w:tab w:val="num" w:pos="2160"/>
+        </w:tabs>
+        <w:ind w:left="2160" w:hanging="360"/>
+      </w:pPr>
+      <w:rPr>
+        <w:rFonts w:ascii="Wingdings" w:hAnsi="Wingdings" w:hint="default"/>
+        <w:sz w:val="20"/>
+      </w:rPr>
+    </w:lvl>
+    <w:lvl w:ilvl="3" w:tentative="1">
+      <w:start w:val="1"/>
+      <w:numFmt w:val="bullet"/>
+      <w:lvlText w:val=""/>
+      <w:lvlJc w:val="left"/>
+      <w:pPr>
+        <w:tabs>
+          <w:tab w:val="num" w:pos="2880"/>
+        </w:tabs>
+        <w:ind w:left="2880" w:hanging="360"/>
+      </w:pPr>
+      <w:rPr>
+        <w:rFonts w:ascii="Wingdings" w:hAnsi="Wingdings" w:hint="default"/>
+        <w:sz w:val="20"/>
+      </w:rPr>
+    </w:lvl>
+    <w:lvl w:ilvl="4" w:tentative="1">
+      <w:start w:val="1"/>
+      <w:numFmt w:val="bullet"/>
+      <w:lvlText w:val=""/>
+      <w:lvlJc w:val="left"/>
+      <w:pPr>
+        <w:tabs>
+          <w:tab w:val="num" w:pos="3600"/>
+        </w:tabs>
+        <w:ind w:left="3600" w:hanging="360"/>
+      </w:pPr>
+      <w:rPr>
+        <w:rFonts w:ascii="Wingdings" w:hAnsi="Wingdings" w:hint="default"/>
+        <w:sz w:val="20"/>
+      </w:rPr>
+    </w:lvl>
+    <w:lvl w:ilvl="5" w:tentative="1">
+      <w:start w:val="1"/>
+      <w:numFmt w:val="bullet"/>
+      <w:lvlText w:val=""/>
+      <w:lvlJc w:val="left"/>
+      <w:pPr>
+        <w:tabs>
+          <w:tab w:val="num" w:pos="4320"/>
+        </w:tabs>
+        <w:ind w:left="4320" w:hanging="360"/>
+      </w:pPr>
+      <w:rPr>
+        <w:rFonts w:ascii="Wingdings" w:hAnsi="Wingdings" w:hint="default"/>
+        <w:sz w:val="20"/>
+      </w:rPr>
+    </w:lvl>
+    <w:lvl w:ilvl="6" w:tentative="1">
+      <w:start w:val="1"/>
+      <w:numFmt w:val="bullet"/>
+      <w:lvlText w:val=""/>
+      <w:lvlJc w:val="left"/>
+      <w:pPr>
+        <w:tabs>
+          <w:tab w:val="num" w:pos="5040"/>
+        </w:tabs>
+        <w:ind w:left="5040" w:hanging="360"/>
+      </w:pPr>
+      <w:rPr>
+        <w:rFonts w:ascii="Wingdings" w:hAnsi="Wingdings" w:hint="default"/>
+        <w:sz w:val="20"/>
+      </w:rPr>
+    </w:lvl>
+    <w:lvl w:ilvl="7" w:tentative="1">
+      <w:start w:val="1"/>
+      <w:numFmt w:val="bullet"/>
+      <w:lvlText w:val=""/>
+      <w:lvlJc w:val="left"/>
+      <w:pPr>
+        <w:tabs>
+          <w:tab w:val="num" w:pos="5760"/>
+        </w:tabs>
+        <w:ind w:left="5760" w:hanging="360"/>
+      </w:pPr>
+      <w:rPr>
+        <w:rFonts w:ascii="Wingdings" w:hAnsi="Wingdings" w:hint="default"/>
+        <w:sz w:val="20"/>
+      </w:rPr>
+    </w:lvl>
+    <w:lvl w:ilvl="8" w:tentative="1">
+      <w:start w:val="1"/>
+      <w:numFmt w:val="bullet"/>
+      <w:lvlText w:val=""/>
+      <w:lvlJc w:val="left"/>
+      <w:pPr>
+        <w:tabs>
+          <w:tab w:val="num" w:pos="6480"/>
+        </w:tabs>
+        <w:ind w:left="6480" w:hanging="360"/>
+      </w:pPr>
+      <w:rPr>
+        <w:rFonts w:ascii="Wingdings" w:hAnsi="Wingdings" w:hint="default"/>
+        <w:sz w:val="20"/>
+      </w:rPr>
+    </w:lvl>
+  </w:abstractNum>
+  <w:abstractNum w:abstractNumId="35" w15:restartNumberingAfterBreak="0">
+    <w:nsid w:val="667C5FE2"/>
+    <w:multiLevelType w:val="hybridMultilevel"/>
+    <w:tmpl w:val="459A93DA"/>
+    <w:lvl w:ilvl="0" w:tplc="1C0A0001">
+      <w:start w:val="1"/>
+      <w:numFmt w:val="bullet"/>
+      <w:lvlText w:val=""/>
+      <w:lvlJc w:val="left"/>
+      <w:pPr>
+        <w:ind w:left="720" w:hanging="360"/>
+      </w:pPr>
+      <w:rPr>
+        <w:rFonts w:ascii="Symbol" w:hAnsi="Symbol" w:hint="default"/>
+      </w:rPr>
+    </w:lvl>
+    <w:lvl w:ilvl="1" w:tplc="1C0A0003" w:tentative="1">
+      <w:start w:val="1"/>
+      <w:numFmt w:val="bullet"/>
+      <w:lvlText w:val="o"/>
+      <w:lvlJc w:val="left"/>
+      <w:pPr>
+        <w:ind w:left="1440" w:hanging="360"/>
+      </w:pPr>
+      <w:rPr>
+        <w:rFonts w:ascii="Courier New" w:hAnsi="Courier New" w:cs="Courier New" w:hint="default"/>
+      </w:rPr>
+    </w:lvl>
+    <w:lvl w:ilvl="2" w:tplc="1C0A0005" w:tentative="1">
+      <w:start w:val="1"/>
+      <w:numFmt w:val="bullet"/>
+      <w:lvlText w:val=""/>
+      <w:lvlJc w:val="left"/>
+      <w:pPr>
+        <w:ind w:left="2160" w:hanging="360"/>
+      </w:pPr>
+      <w:rPr>
+        <w:rFonts w:ascii="Wingdings" w:hAnsi="Wingdings" w:hint="default"/>
+      </w:rPr>
+    </w:lvl>
+    <w:lvl w:ilvl="3" w:tplc="1C0A0001" w:tentative="1">
+      <w:start w:val="1"/>
+      <w:numFmt w:val="bullet"/>
+      <w:lvlText w:val=""/>
+      <w:lvlJc w:val="left"/>
+      <w:pPr>
+        <w:ind w:left="2880" w:hanging="360"/>
+      </w:pPr>
+      <w:rPr>
+        <w:rFonts w:ascii="Symbol" w:hAnsi="Symbol" w:hint="default"/>
+      </w:rPr>
+    </w:lvl>
+    <w:lvl w:ilvl="4" w:tplc="1C0A0003" w:tentative="1">
+      <w:start w:val="1"/>
+      <w:numFmt w:val="bullet"/>
+      <w:lvlText w:val="o"/>
+      <w:lvlJc w:val="left"/>
+      <w:pPr>
+        <w:ind w:left="3600" w:hanging="360"/>
+      </w:pPr>
+      <w:rPr>
+        <w:rFonts w:ascii="Courier New" w:hAnsi="Courier New" w:cs="Courier New" w:hint="default"/>
+      </w:rPr>
+    </w:lvl>
+    <w:lvl w:ilvl="5" w:tplc="1C0A0005" w:tentative="1">
+      <w:start w:val="1"/>
+      <w:numFmt w:val="bullet"/>
+      <w:lvlText w:val=""/>
+      <w:lvlJc w:val="left"/>
+      <w:pPr>
+        <w:ind w:left="4320" w:hanging="360"/>
+      </w:pPr>
+      <w:rPr>
+        <w:rFonts w:ascii="Wingdings" w:hAnsi="Wingdings" w:hint="default"/>
+      </w:rPr>
+    </w:lvl>
+    <w:lvl w:ilvl="6" w:tplc="1C0A0001" w:tentative="1">
+      <w:start w:val="1"/>
+      <w:numFmt w:val="bullet"/>
+      <w:lvlText w:val=""/>
+      <w:lvlJc w:val="left"/>
+      <w:pPr>
+        <w:ind w:left="5040" w:hanging="360"/>
+      </w:pPr>
+      <w:rPr>
+        <w:rFonts w:ascii="Symbol" w:hAnsi="Symbol" w:hint="default"/>
+      </w:rPr>
+    </w:lvl>
+    <w:lvl w:ilvl="7" w:tplc="1C0A0003" w:tentative="1">
+      <w:start w:val="1"/>
+      <w:numFmt w:val="bullet"/>
+      <w:lvlText w:val="o"/>
+      <w:lvlJc w:val="left"/>
+      <w:pPr>
+        <w:ind w:left="5760" w:hanging="360"/>
+      </w:pPr>
+      <w:rPr>
+        <w:rFonts w:ascii="Courier New" w:hAnsi="Courier New" w:cs="Courier New" w:hint="default"/>
+      </w:rPr>
+    </w:lvl>
+    <w:lvl w:ilvl="8" w:tplc="1C0A0005" w:tentative="1">
+      <w:start w:val="1"/>
+      <w:numFmt w:val="bullet"/>
+      <w:lvlText w:val=""/>
+      <w:lvlJc w:val="left"/>
+      <w:pPr>
+        <w:ind w:left="6480" w:hanging="360"/>
+      </w:pPr>
+      <w:rPr>
+        <w:rFonts w:ascii="Wingdings" w:hAnsi="Wingdings" w:hint="default"/>
+      </w:rPr>
+    </w:lvl>
+  </w:abstractNum>
+  <w:abstractNum w:abstractNumId="36" w15:restartNumberingAfterBreak="0">
+    <w:nsid w:val="6F3C0F28"/>
+    <w:multiLevelType w:val="multilevel"/>
+    <w:tmpl w:val="5908DD0E"/>
+    <w:lvl w:ilvl="0">
+      <w:start w:val="1"/>
+      <w:numFmt w:val="bullet"/>
+      <w:lvlText w:val=""/>
+      <w:lvlJc w:val="left"/>
+      <w:pPr>
+        <w:tabs>
+          <w:tab w:val="num" w:pos="720"/>
+        </w:tabs>
+        <w:ind w:left="720" w:hanging="360"/>
+      </w:pPr>
+      <w:rPr>
+        <w:rFonts w:ascii="Symbol" w:hAnsi="Symbol" w:hint="default"/>
+        <w:sz w:val="20"/>
+      </w:rPr>
+    </w:lvl>
+    <w:lvl w:ilvl="1" w:tentative="1">
+      <w:start w:val="1"/>
+      <w:numFmt w:val="bullet"/>
+      <w:lvlText w:val="o"/>
+      <w:lvlJc w:val="left"/>
+      <w:pPr>
+        <w:tabs>
+          <w:tab w:val="num" w:pos="1440"/>
+        </w:tabs>
+        <w:ind w:left="1440" w:hanging="360"/>
+      </w:pPr>
+      <w:rPr>
+        <w:rFonts w:ascii="Courier New" w:hAnsi="Courier New" w:hint="default"/>
+        <w:sz w:val="20"/>
+      </w:rPr>
+    </w:lvl>
+    <w:lvl w:ilvl="2" w:tentative="1">
+      <w:start w:val="1"/>
+      <w:numFmt w:val="bullet"/>
+      <w:lvlText w:val=""/>
+      <w:lvlJc w:val="left"/>
+      <w:pPr>
+        <w:tabs>
+          <w:tab w:val="num" w:pos="2160"/>
+        </w:tabs>
+        <w:ind w:left="2160" w:hanging="360"/>
+      </w:pPr>
+      <w:rPr>
+        <w:rFonts w:ascii="Wingdings" w:hAnsi="Wingdings" w:hint="default"/>
+        <w:sz w:val="20"/>
+      </w:rPr>
+    </w:lvl>
+    <w:lvl w:ilvl="3" w:tentative="1">
+      <w:start w:val="1"/>
+      <w:numFmt w:val="bullet"/>
+      <w:lvlText w:val=""/>
+      <w:lvlJc w:val="left"/>
+      <w:pPr>
+        <w:tabs>
+          <w:tab w:val="num" w:pos="2880"/>
+        </w:tabs>
+        <w:ind w:left="2880" w:hanging="360"/>
+      </w:pPr>
+      <w:rPr>
+        <w:rFonts w:ascii="Wingdings" w:hAnsi="Wingdings" w:hint="default"/>
+        <w:sz w:val="20"/>
+      </w:rPr>
+    </w:lvl>
+    <w:lvl w:ilvl="4" w:tentative="1">
+      <w:start w:val="1"/>
+      <w:numFmt w:val="bullet"/>
+      <w:lvlText w:val=""/>
+      <w:lvlJc w:val="left"/>
+      <w:pPr>
+        <w:tabs>
+          <w:tab w:val="num" w:pos="3600"/>
+        </w:tabs>
+        <w:ind w:left="3600" w:hanging="360"/>
+      </w:pPr>
+      <w:rPr>
+        <w:rFonts w:ascii="Wingdings" w:hAnsi="Wingdings" w:hint="default"/>
+        <w:sz w:val="20"/>
+      </w:rPr>
+    </w:lvl>
+    <w:lvl w:ilvl="5" w:tentative="1">
+      <w:start w:val="1"/>
+      <w:numFmt w:val="bullet"/>
+      <w:lvlText w:val=""/>
+      <w:lvlJc w:val="left"/>
+      <w:pPr>
+        <w:tabs>
+          <w:tab w:val="num" w:pos="4320"/>
+        </w:tabs>
+        <w:ind w:left="4320" w:hanging="360"/>
+      </w:pPr>
+      <w:rPr>
+        <w:rFonts w:ascii="Wingdings" w:hAnsi="Wingdings" w:hint="default"/>
+        <w:sz w:val="20"/>
+      </w:rPr>
+    </w:lvl>
+    <w:lvl w:ilvl="6" w:tentative="1">
+      <w:start w:val="1"/>
+      <w:numFmt w:val="bullet"/>
+      <w:lvlText w:val=""/>
+      <w:lvlJc w:val="left"/>
+      <w:pPr>
+        <w:tabs>
+          <w:tab w:val="num" w:pos="5040"/>
+        </w:tabs>
+        <w:ind w:left="5040" w:hanging="360"/>
+      </w:pPr>
+      <w:rPr>
+        <w:rFonts w:ascii="Wingdings" w:hAnsi="Wingdings" w:hint="default"/>
+        <w:sz w:val="20"/>
+      </w:rPr>
+    </w:lvl>
+    <w:lvl w:ilvl="7" w:tentative="1">
+      <w:start w:val="1"/>
+      <w:numFmt w:val="bullet"/>
+      <w:lvlText w:val=""/>
+      <w:lvlJc w:val="left"/>
+      <w:pPr>
+        <w:tabs>
+          <w:tab w:val="num" w:pos="5760"/>
+        </w:tabs>
+        <w:ind w:left="5760" w:hanging="360"/>
+      </w:pPr>
+      <w:rPr>
+        <w:rFonts w:ascii="Wingdings" w:hAnsi="Wingdings" w:hint="default"/>
+        <w:sz w:val="20"/>
+      </w:rPr>
+    </w:lvl>
+    <w:lvl w:ilvl="8" w:tentative="1">
+      <w:start w:val="1"/>
+      <w:numFmt w:val="bullet"/>
+      <w:lvlText w:val=""/>
+      <w:lvlJc w:val="left"/>
+      <w:pPr>
+        <w:tabs>
+          <w:tab w:val="num" w:pos="6480"/>
+        </w:tabs>
+        <w:ind w:left="6480" w:hanging="360"/>
+      </w:pPr>
+      <w:rPr>
+        <w:rFonts w:ascii="Wingdings" w:hAnsi="Wingdings" w:hint="default"/>
+        <w:sz w:val="20"/>
+      </w:rPr>
+    </w:lvl>
+  </w:abstractNum>
+  <w:abstractNum w:abstractNumId="37" w15:restartNumberingAfterBreak="0">
+    <w:nsid w:val="72AB6D29"/>
+    <w:multiLevelType w:val="hybridMultilevel"/>
+    <w:tmpl w:val="0AC20B0A"/>
+    <w:lvl w:ilvl="0" w:tplc="0409000F">
+      <w:start w:val="1"/>
+      <w:numFmt w:val="decimal"/>
+      <w:lvlText w:val="%1."/>
+      <w:lvlJc w:val="left"/>
+      <w:pPr>
+        <w:ind w:left="720" w:hanging="360"/>
+      </w:pPr>
+      <w:rPr>
+        <w:rFonts w:hint="default"/>
+      </w:rPr>
+    </w:lvl>
+    <w:lvl w:ilvl="1" w:tplc="04090019" w:tentative="1">
+      <w:start w:val="1"/>
+      <w:numFmt w:val="lowerLetter"/>
+      <w:lvlText w:val="%2."/>
+      <w:lvlJc w:val="left"/>
+      <w:pPr>
+        <w:ind w:left="1440" w:hanging="360"/>
+      </w:pPr>
+    </w:lvl>
+    <w:lvl w:ilvl="2" w:tplc="0409001B" w:tentative="1">
+      <w:start w:val="1"/>
+      <w:numFmt w:val="lowerRoman"/>
+      <w:lvlText w:val="%3."/>
+      <w:lvlJc w:val="right"/>
+      <w:pPr>
+        <w:ind w:left="2160" w:hanging="180"/>
+      </w:pPr>
+    </w:lvl>
+    <w:lvl w:ilvl="3" w:tplc="0409000F" w:tentative="1">
+      <w:start w:val="1"/>
+      <w:numFmt w:val="decimal"/>
+      <w:lvlText w:val="%4."/>
+      <w:lvlJc w:val="left"/>
+      <w:pPr>
+        <w:ind w:left="2880" w:hanging="360"/>
+      </w:pPr>
+    </w:lvl>
+    <w:lvl w:ilvl="4" w:tplc="04090019" w:tentative="1">
+      <w:start w:val="1"/>
+      <w:numFmt w:val="lowerLetter"/>
+      <w:lvlText w:val="%5."/>
+      <w:lvlJc w:val="left"/>
+      <w:pPr>
+        <w:ind w:left="3600" w:hanging="360"/>
+      </w:pPr>
+    </w:lvl>
+    <w:lvl w:ilvl="5" w:tplc="0409001B" w:tentative="1">
+      <w:start w:val="1"/>
+      <w:numFmt w:val="lowerRoman"/>
+      <w:lvlText w:val="%6."/>
+      <w:lvlJc w:val="right"/>
+      <w:pPr>
+        <w:ind w:left="4320" w:hanging="180"/>
+      </w:pPr>
+    </w:lvl>
+    <w:lvl w:ilvl="6" w:tplc="0409000F" w:tentative="1">
+      <w:start w:val="1"/>
+      <w:numFmt w:val="decimal"/>
+      <w:lvlText w:val="%7."/>
+      <w:lvlJc w:val="left"/>
+      <w:pPr>
+        <w:ind w:left="5040" w:hanging="360"/>
+      </w:pPr>
+    </w:lvl>
+    <w:lvl w:ilvl="7" w:tplc="04090019" w:tentative="1">
+      <w:start w:val="1"/>
+      <w:numFmt w:val="lowerLetter"/>
+      <w:lvlText w:val="%8."/>
+      <w:lvlJc w:val="left"/>
+      <w:pPr>
+        <w:ind w:left="5760" w:hanging="360"/>
+      </w:pPr>
+    </w:lvl>
+    <w:lvl w:ilvl="8" w:tplc="0409001B" w:tentative="1">
+      <w:start w:val="1"/>
+      <w:numFmt w:val="lowerRoman"/>
+      <w:lvlText w:val="%9."/>
+      <w:lvlJc w:val="right"/>
+      <w:pPr>
+        <w:ind w:left="6480" w:hanging="180"/>
+      </w:pPr>
+    </w:lvl>
+  </w:abstractNum>
+  <w:abstractNum w:abstractNumId="38" w15:restartNumberingAfterBreak="0">
+    <w:nsid w:val="73C7573F"/>
+    <w:multiLevelType w:val="multilevel"/>
+    <w:tmpl w:val="5908DD0E"/>
+    <w:lvl w:ilvl="0">
+      <w:start w:val="1"/>
+      <w:numFmt w:val="bullet"/>
+      <w:lvlText w:val=""/>
+      <w:lvlJc w:val="left"/>
+      <w:pPr>
+        <w:tabs>
+          <w:tab w:val="num" w:pos="720"/>
+        </w:tabs>
+        <w:ind w:left="720" w:hanging="360"/>
+      </w:pPr>
+      <w:rPr>
+        <w:rFonts w:ascii="Symbol" w:hAnsi="Symbol" w:hint="default"/>
+        <w:sz w:val="20"/>
+      </w:rPr>
+    </w:lvl>
+    <w:lvl w:ilvl="1" w:tentative="1">
+      <w:start w:val="1"/>
+      <w:numFmt w:val="bullet"/>
+      <w:lvlText w:val="o"/>
+      <w:lvlJc w:val="left"/>
+      <w:pPr>
+        <w:tabs>
+          <w:tab w:val="num" w:pos="1440"/>
+        </w:tabs>
+        <w:ind w:left="1440" w:hanging="360"/>
+      </w:pPr>
+      <w:rPr>
+        <w:rFonts w:ascii="Courier New" w:hAnsi="Courier New" w:hint="default"/>
+        <w:sz w:val="20"/>
+      </w:rPr>
+    </w:lvl>
+    <w:lvl w:ilvl="2" w:tentative="1">
+      <w:start w:val="1"/>
+      <w:numFmt w:val="bullet"/>
+      <w:lvlText w:val=""/>
+      <w:lvlJc w:val="left"/>
+      <w:pPr>
+        <w:tabs>
+          <w:tab w:val="num" w:pos="2160"/>
+        </w:tabs>
+        <w:ind w:left="2160" w:hanging="360"/>
+      </w:pPr>
+      <w:rPr>
+        <w:rFonts w:ascii="Wingdings" w:hAnsi="Wingdings" w:hint="default"/>
+        <w:sz w:val="20"/>
+      </w:rPr>
+    </w:lvl>
+    <w:lvl w:ilvl="3" w:tentative="1">
+      <w:start w:val="1"/>
+      <w:numFmt w:val="bullet"/>
+      <w:lvlText w:val=""/>
+      <w:lvlJc w:val="left"/>
+      <w:pPr>
+        <w:tabs>
+          <w:tab w:val="num" w:pos="2880"/>
+        </w:tabs>
+        <w:ind w:left="2880" w:hanging="360"/>
+      </w:pPr>
+      <w:rPr>
+        <w:rFonts w:ascii="Wingdings" w:hAnsi="Wingdings" w:hint="default"/>
+        <w:sz w:val="20"/>
+      </w:rPr>
+    </w:lvl>
+    <w:lvl w:ilvl="4" w:tentative="1">
+      <w:start w:val="1"/>
+      <w:numFmt w:val="bullet"/>
+      <w:lvlText w:val=""/>
+      <w:lvlJc w:val="left"/>
+      <w:pPr>
+        <w:tabs>
+          <w:tab w:val="num" w:pos="3600"/>
+        </w:tabs>
+        <w:ind w:left="3600" w:hanging="360"/>
+      </w:pPr>
+      <w:rPr>
+        <w:rFonts w:ascii="Wingdings" w:hAnsi="Wingdings" w:hint="default"/>
+        <w:sz w:val="20"/>
+      </w:rPr>
+    </w:lvl>
+    <w:lvl w:ilvl="5" w:tentative="1">
+      <w:start w:val="1"/>
+      <w:numFmt w:val="bullet"/>
+      <w:lvlText w:val=""/>
+      <w:lvlJc w:val="left"/>
+      <w:pPr>
+        <w:tabs>
+          <w:tab w:val="num" w:pos="4320"/>
+        </w:tabs>
+        <w:ind w:left="4320" w:hanging="360"/>
+      </w:pPr>
+      <w:rPr>
+        <w:rFonts w:ascii="Wingdings" w:hAnsi="Wingdings" w:hint="default"/>
+        <w:sz w:val="20"/>
+      </w:rPr>
+    </w:lvl>
+    <w:lvl w:ilvl="6" w:tentative="1">
+      <w:start w:val="1"/>
+      <w:numFmt w:val="bullet"/>
+      <w:lvlText w:val=""/>
+      <w:lvlJc w:val="left"/>
+      <w:pPr>
+        <w:tabs>
+          <w:tab w:val="num" w:pos="5040"/>
+        </w:tabs>
+        <w:ind w:left="5040" w:hanging="360"/>
+      </w:pPr>
+      <w:rPr>
+        <w:rFonts w:ascii="Wingdings" w:hAnsi="Wingdings" w:hint="default"/>
+        <w:sz w:val="20"/>
+      </w:rPr>
+    </w:lvl>
+    <w:lvl w:ilvl="7" w:tentative="1">
+      <w:start w:val="1"/>
+      <w:numFmt w:val="bullet"/>
+      <w:lvlText w:val=""/>
+      <w:lvlJc w:val="left"/>
+      <w:pPr>
+        <w:tabs>
+          <w:tab w:val="num" w:pos="5760"/>
+        </w:tabs>
+        <w:ind w:left="5760" w:hanging="360"/>
+      </w:pPr>
+      <w:rPr>
+        <w:rFonts w:ascii="Wingdings" w:hAnsi="Wingdings" w:hint="default"/>
+        <w:sz w:val="20"/>
+      </w:rPr>
+    </w:lvl>
+    <w:lvl w:ilvl="8" w:tentative="1">
+      <w:start w:val="1"/>
+      <w:numFmt w:val="bullet"/>
+      <w:lvlText w:val=""/>
+      <w:lvlJc w:val="left"/>
+      <w:pPr>
+        <w:tabs>
+          <w:tab w:val="num" w:pos="6480"/>
+        </w:tabs>
+        <w:ind w:left="6480" w:hanging="360"/>
+      </w:pPr>
+      <w:rPr>
+        <w:rFonts w:ascii="Wingdings" w:hAnsi="Wingdings" w:hint="default"/>
+        <w:sz w:val="20"/>
+      </w:rPr>
+    </w:lvl>
+  </w:abstractNum>
+  <w:abstractNum w:abstractNumId="39" w15:restartNumberingAfterBreak="0">
+    <w:nsid w:val="77D33EF4"/>
+    <w:multiLevelType w:val="multilevel"/>
+    <w:tmpl w:val="5908DD0E"/>
+    <w:lvl w:ilvl="0">
+      <w:start w:val="1"/>
+      <w:numFmt w:val="bullet"/>
+      <w:lvlText w:val=""/>
+      <w:lvlJc w:val="left"/>
+      <w:pPr>
+        <w:tabs>
+          <w:tab w:val="num" w:pos="720"/>
+        </w:tabs>
+        <w:ind w:left="720" w:hanging="360"/>
+      </w:pPr>
+      <w:rPr>
+        <w:rFonts w:ascii="Symbol" w:hAnsi="Symbol" w:hint="default"/>
+        <w:sz w:val="20"/>
+      </w:rPr>
+    </w:lvl>
+    <w:lvl w:ilvl="1" w:tentative="1">
+      <w:start w:val="1"/>
+      <w:numFmt w:val="bullet"/>
+      <w:lvlText w:val="o"/>
+      <w:lvlJc w:val="left"/>
+      <w:pPr>
+        <w:tabs>
+          <w:tab w:val="num" w:pos="1440"/>
+        </w:tabs>
+        <w:ind w:left="1440" w:hanging="360"/>
+      </w:pPr>
+      <w:rPr>
+        <w:rFonts w:ascii="Courier New" w:hAnsi="Courier New" w:hint="default"/>
+        <w:sz w:val="20"/>
+      </w:rPr>
+    </w:lvl>
+    <w:lvl w:ilvl="2" w:tentative="1">
+      <w:start w:val="1"/>
+      <w:numFmt w:val="bullet"/>
+      <w:lvlText w:val=""/>
+      <w:lvlJc w:val="left"/>
+      <w:pPr>
+        <w:tabs>
+          <w:tab w:val="num" w:pos="2160"/>
+        </w:tabs>
+        <w:ind w:left="2160" w:hanging="360"/>
+      </w:pPr>
+      <w:rPr>
+        <w:rFonts w:ascii="Wingdings" w:hAnsi="Wingdings" w:hint="default"/>
+        <w:sz w:val="20"/>
+      </w:rPr>
+    </w:lvl>
+    <w:lvl w:ilvl="3" w:tentative="1">
+      <w:start w:val="1"/>
+      <w:numFmt w:val="bullet"/>
+      <w:lvlText w:val=""/>
+      <w:lvlJc w:val="left"/>
+      <w:pPr>
+        <w:tabs>
+          <w:tab w:val="num" w:pos="2880"/>
+        </w:tabs>
+        <w:ind w:left="2880" w:hanging="360"/>
+      </w:pPr>
+      <w:rPr>
+        <w:rFonts w:ascii="Wingdings" w:hAnsi="Wingdings" w:hint="default"/>
+        <w:sz w:val="20"/>
+      </w:rPr>
+    </w:lvl>
+    <w:lvl w:ilvl="4" w:tentative="1">
+      <w:start w:val="1"/>
+      <w:numFmt w:val="bullet"/>
+      <w:lvlText w:val=""/>
+      <w:lvlJc w:val="left"/>
+      <w:pPr>
+        <w:tabs>
+          <w:tab w:val="num" w:pos="3600"/>
+        </w:tabs>
+        <w:ind w:left="3600" w:hanging="360"/>
+      </w:pPr>
+      <w:rPr>
+        <w:rFonts w:ascii="Wingdings" w:hAnsi="Wingdings" w:hint="default"/>
+        <w:sz w:val="20"/>
+      </w:rPr>
+    </w:lvl>
+    <w:lvl w:ilvl="5" w:tentative="1">
+      <w:start w:val="1"/>
+      <w:numFmt w:val="bullet"/>
+      <w:lvlText w:val=""/>
+      <w:lvlJc w:val="left"/>
+      <w:pPr>
+        <w:tabs>
+          <w:tab w:val="num" w:pos="4320"/>
+        </w:tabs>
+        <w:ind w:left="4320" w:hanging="360"/>
+      </w:pPr>
+      <w:rPr>
+        <w:rFonts w:ascii="Wingdings" w:hAnsi="Wingdings" w:hint="default"/>
+        <w:sz w:val="20"/>
+      </w:rPr>
+    </w:lvl>
+    <w:lvl w:ilvl="6" w:tentative="1">
+      <w:start w:val="1"/>
+      <w:numFmt w:val="bullet"/>
+      <w:lvlText w:val=""/>
+      <w:lvlJc w:val="left"/>
+      <w:pPr>
+        <w:tabs>
+          <w:tab w:val="num" w:pos="5040"/>
+        </w:tabs>
+        <w:ind w:left="5040" w:hanging="360"/>
+      </w:pPr>
+      <w:rPr>
+        <w:rFonts w:ascii="Wingdings" w:hAnsi="Wingdings" w:hint="default"/>
+        <w:sz w:val="20"/>
+      </w:rPr>
+    </w:lvl>
+    <w:lvl w:ilvl="7" w:tentative="1">
+      <w:start w:val="1"/>
+      <w:numFmt w:val="bullet"/>
+      <w:lvlText w:val=""/>
+      <w:lvlJc w:val="left"/>
+      <w:pPr>
+        <w:tabs>
+          <w:tab w:val="num" w:pos="5760"/>
+        </w:tabs>
+        <w:ind w:left="5760" w:hanging="360"/>
+      </w:pPr>
+      <w:rPr>
+        <w:rFonts w:ascii="Wingdings" w:hAnsi="Wingdings" w:hint="default"/>
+        <w:sz w:val="20"/>
+      </w:rPr>
+    </w:lvl>
+    <w:lvl w:ilvl="8" w:tentative="1">
+      <w:start w:val="1"/>
+      <w:numFmt w:val="bullet"/>
+      <w:lvlText w:val=""/>
+      <w:lvlJc w:val="left"/>
+      <w:pPr>
+        <w:tabs>
+          <w:tab w:val="num" w:pos="6480"/>
+        </w:tabs>
+        <w:ind w:left="6480" w:hanging="360"/>
+      </w:pPr>
+      <w:rPr>
+        <w:rFonts w:ascii="Wingdings" w:hAnsi="Wingdings" w:hint="default"/>
+        <w:sz w:val="20"/>
+      </w:rPr>
+    </w:lvl>
+  </w:abstractNum>
+  <w:abstractNum w:abstractNumId="40" w15:restartNumberingAfterBreak="0">
+    <w:nsid w:val="78DB2F65"/>
+    <w:multiLevelType w:val="multilevel"/>
+    <w:tmpl w:val="5908DD0E"/>
+    <w:lvl w:ilvl="0">
+      <w:start w:val="1"/>
+      <w:numFmt w:val="bullet"/>
+      <w:lvlText w:val=""/>
+      <w:lvlJc w:val="left"/>
+      <w:pPr>
+        <w:tabs>
+          <w:tab w:val="num" w:pos="720"/>
+        </w:tabs>
+        <w:ind w:left="720" w:hanging="360"/>
+      </w:pPr>
+      <w:rPr>
+        <w:rFonts w:ascii="Symbol" w:hAnsi="Symbol" w:hint="default"/>
+        <w:sz w:val="20"/>
+      </w:rPr>
+    </w:lvl>
+    <w:lvl w:ilvl="1" w:tentative="1">
+      <w:start w:val="1"/>
+      <w:numFmt w:val="bullet"/>
+      <w:lvlText w:val="o"/>
+      <w:lvlJc w:val="left"/>
+      <w:pPr>
+        <w:tabs>
+          <w:tab w:val="num" w:pos="1440"/>
+        </w:tabs>
+        <w:ind w:left="1440" w:hanging="360"/>
+      </w:pPr>
+      <w:rPr>
+        <w:rFonts w:ascii="Courier New" w:hAnsi="Courier New" w:hint="default"/>
+        <w:sz w:val="20"/>
+      </w:rPr>
+    </w:lvl>
+    <w:lvl w:ilvl="2" w:tentative="1">
+      <w:start w:val="1"/>
+      <w:numFmt w:val="bullet"/>
+      <w:lvlText w:val=""/>
+      <w:lvlJc w:val="left"/>
+      <w:pPr>
+        <w:tabs>
+          <w:tab w:val="num" w:pos="2160"/>
+        </w:tabs>
+        <w:ind w:left="2160" w:hanging="360"/>
+      </w:pPr>
+      <w:rPr>
+        <w:rFonts w:ascii="Wingdings" w:hAnsi="Wingdings" w:hint="default"/>
+        <w:sz w:val="20"/>
+      </w:rPr>
+    </w:lvl>
+    <w:lvl w:ilvl="3" w:tentative="1">
+      <w:start w:val="1"/>
+      <w:numFmt w:val="bullet"/>
+      <w:lvlText w:val=""/>
+      <w:lvlJc w:val="left"/>
+      <w:pPr>
+        <w:tabs>
+          <w:tab w:val="num" w:pos="2880"/>
+        </w:tabs>
+        <w:ind w:left="2880" w:hanging="360"/>
+      </w:pPr>
+      <w:rPr>
+        <w:rFonts w:ascii="Wingdings" w:hAnsi="Wingdings" w:hint="default"/>
+        <w:sz w:val="20"/>
+      </w:rPr>
+    </w:lvl>
+    <w:lvl w:ilvl="4" w:tentative="1">
+      <w:start w:val="1"/>
+      <w:numFmt w:val="bullet"/>
+      <w:lvlText w:val=""/>
+      <w:lvlJc w:val="left"/>
+      <w:pPr>
+        <w:tabs>
+          <w:tab w:val="num" w:pos="3600"/>
+        </w:tabs>
+        <w:ind w:left="3600" w:hanging="360"/>
+      </w:pPr>
+      <w:rPr>
+        <w:rFonts w:ascii="Wingdings" w:hAnsi="Wingdings" w:hint="default"/>
+        <w:sz w:val="20"/>
+      </w:rPr>
+    </w:lvl>
+    <w:lvl w:ilvl="5" w:tentative="1">
+      <w:start w:val="1"/>
+      <w:numFmt w:val="bullet"/>
+      <w:lvlText w:val=""/>
+      <w:lvlJc w:val="left"/>
+      <w:pPr>
+        <w:tabs>
+          <w:tab w:val="num" w:pos="4320"/>
+        </w:tabs>
+        <w:ind w:left="4320" w:hanging="360"/>
+      </w:pPr>
+      <w:rPr>
+        <w:rFonts w:ascii="Wingdings" w:hAnsi="Wingdings" w:hint="default"/>
+        <w:sz w:val="20"/>
+      </w:rPr>
+    </w:lvl>
+    <w:lvl w:ilvl="6" w:tentative="1">
+      <w:start w:val="1"/>
+      <w:numFmt w:val="bullet"/>
+      <w:lvlText w:val=""/>
+      <w:lvlJc w:val="left"/>
+      <w:pPr>
+        <w:tabs>
+          <w:tab w:val="num" w:pos="5040"/>
+        </w:tabs>
+        <w:ind w:left="5040" w:hanging="360"/>
+      </w:pPr>
+      <w:rPr>
+        <w:rFonts w:ascii="Wingdings" w:hAnsi="Wingdings" w:hint="default"/>
+        <w:sz w:val="20"/>
+      </w:rPr>
+    </w:lvl>
+    <w:lvl w:ilvl="7" w:tentative="1">
+      <w:start w:val="1"/>
+      <w:numFmt w:val="bullet"/>
+      <w:lvlText w:val=""/>
+      <w:lvlJc w:val="left"/>
+      <w:pPr>
+        <w:tabs>
+          <w:tab w:val="num" w:pos="5760"/>
+        </w:tabs>
+        <w:ind w:left="5760" w:hanging="360"/>
+      </w:pPr>
+      <w:rPr>
+        <w:rFonts w:ascii="Wingdings" w:hAnsi="Wingdings" w:hint="default"/>
+        <w:sz w:val="20"/>
+      </w:rPr>
+    </w:lvl>
+    <w:lvl w:ilvl="8" w:tentative="1">
+      <w:start w:val="1"/>
+      <w:numFmt w:val="bullet"/>
+      <w:lvlText w:val=""/>
+      <w:lvlJc w:val="left"/>
+      <w:pPr>
+        <w:tabs>
+          <w:tab w:val="num" w:pos="6480"/>
+        </w:tabs>
+        <w:ind w:left="6480" w:hanging="360"/>
+      </w:pPr>
+      <w:rPr>
+        <w:rFonts w:ascii="Wingdings" w:hAnsi="Wingdings" w:hint="default"/>
+        <w:sz w:val="20"/>
+      </w:rPr>
+    </w:lvl>
+  </w:abstractNum>
+  <w:abstractNum w:abstractNumId="41" w15:restartNumberingAfterBreak="0">
+    <w:nsid w:val="7A196844"/>
+    <w:multiLevelType w:val="multilevel"/>
+    <w:tmpl w:val="8E04A5A0"/>
+    <w:lvl w:ilvl="0">
+      <w:start w:val="1"/>
+      <w:numFmt w:val="bullet"/>
+      <w:lvlText w:val=""/>
+      <w:lvlJc w:val="left"/>
+      <w:pPr>
+        <w:tabs>
+          <w:tab w:val="num" w:pos="720"/>
+        </w:tabs>
+        <w:ind w:left="720" w:hanging="360"/>
+      </w:pPr>
+      <w:rPr>
+        <w:rFonts w:ascii="Symbol" w:hAnsi="Symbol" w:hint="default"/>
+        <w:sz w:val="20"/>
+      </w:rPr>
+    </w:lvl>
+    <w:lvl w:ilvl="1" w:tentative="1">
+      <w:start w:val="1"/>
+      <w:numFmt w:val="bullet"/>
+      <w:lvlText w:val="o"/>
+      <w:lvlJc w:val="left"/>
+      <w:pPr>
+        <w:tabs>
+          <w:tab w:val="num" w:pos="1440"/>
+        </w:tabs>
+        <w:ind w:left="1440" w:hanging="360"/>
+      </w:pPr>
+      <w:rPr>
+        <w:rFonts w:ascii="Courier New" w:hAnsi="Courier New" w:hint="default"/>
+        <w:sz w:val="20"/>
+      </w:rPr>
+    </w:lvl>
+    <w:lvl w:ilvl="2" w:tentative="1">
+      <w:start w:val="1"/>
+      <w:numFmt w:val="bullet"/>
+      <w:lvlText w:val=""/>
+      <w:lvlJc w:val="left"/>
+      <w:pPr>
+        <w:tabs>
+          <w:tab w:val="num" w:pos="2160"/>
+        </w:tabs>
+        <w:ind w:left="2160" w:hanging="360"/>
+      </w:pPr>
+      <w:rPr>
+        <w:rFonts w:ascii="Wingdings" w:hAnsi="Wingdings" w:hint="default"/>
+        <w:sz w:val="20"/>
+      </w:rPr>
+    </w:lvl>
+    <w:lvl w:ilvl="3" w:tentative="1">
+      <w:start w:val="1"/>
+      <w:numFmt w:val="bullet"/>
+      <w:lvlText w:val=""/>
+      <w:lvlJc w:val="left"/>
+      <w:pPr>
+        <w:tabs>
+          <w:tab w:val="num" w:pos="2880"/>
+        </w:tabs>
+        <w:ind w:left="2880" w:hanging="360"/>
+      </w:pPr>
+      <w:rPr>
+        <w:rFonts w:ascii="Wingdings" w:hAnsi="Wingdings" w:hint="default"/>
+        <w:sz w:val="20"/>
+      </w:rPr>
+    </w:lvl>
+    <w:lvl w:ilvl="4" w:tentative="1">
+      <w:start w:val="1"/>
+      <w:numFmt w:val="bullet"/>
+      <w:lvlText w:val=""/>
+      <w:lvlJc w:val="left"/>
+      <w:pPr>
+        <w:tabs>
+          <w:tab w:val="num" w:pos="3600"/>
+        </w:tabs>
+        <w:ind w:left="3600" w:hanging="360"/>
+      </w:pPr>
+      <w:rPr>
+        <w:rFonts w:ascii="Wingdings" w:hAnsi="Wingdings" w:hint="default"/>
+        <w:sz w:val="20"/>
+      </w:rPr>
+    </w:lvl>
+    <w:lvl w:ilvl="5" w:tentative="1">
+      <w:start w:val="1"/>
+      <w:numFmt w:val="bullet"/>
+      <w:lvlText w:val=""/>
+      <w:lvlJc w:val="left"/>
+      <w:pPr>
+        <w:tabs>
+          <w:tab w:val="num" w:pos="4320"/>
+        </w:tabs>
+        <w:ind w:left="4320" w:hanging="360"/>
+      </w:pPr>
+      <w:rPr>
+        <w:rFonts w:ascii="Wingdings" w:hAnsi="Wingdings" w:hint="default"/>
+        <w:sz w:val="20"/>
+      </w:rPr>
+    </w:lvl>
+    <w:lvl w:ilvl="6" w:tentative="1">
+      <w:start w:val="1"/>
+      <w:numFmt w:val="bullet"/>
+      <w:lvlText w:val=""/>
+      <w:lvlJc w:val="left"/>
+      <w:pPr>
+        <w:tabs>
+          <w:tab w:val="num" w:pos="5040"/>
+        </w:tabs>
+        <w:ind w:left="5040" w:hanging="360"/>
+      </w:pPr>
+      <w:rPr>
+        <w:rFonts w:ascii="Wingdings" w:hAnsi="Wingdings" w:hint="default"/>
+        <w:sz w:val="20"/>
+      </w:rPr>
+    </w:lvl>
+    <w:lvl w:ilvl="7" w:tentative="1">
+      <w:start w:val="1"/>
+      <w:numFmt w:val="bullet"/>
+      <w:lvlText w:val=""/>
+      <w:lvlJc w:val="left"/>
+      <w:pPr>
+        <w:tabs>
+          <w:tab w:val="num" w:pos="5760"/>
+        </w:tabs>
+        <w:ind w:left="5760" w:hanging="360"/>
+      </w:pPr>
+      <w:rPr>
+        <w:rFonts w:ascii="Wingdings" w:hAnsi="Wingdings" w:hint="default"/>
+        <w:sz w:val="20"/>
+      </w:rPr>
+    </w:lvl>
+    <w:lvl w:ilvl="8" w:tentative="1">
+      <w:start w:val="1"/>
+      <w:numFmt w:val="bullet"/>
+      <w:lvlText w:val=""/>
+      <w:lvlJc w:val="left"/>
+      <w:pPr>
+        <w:tabs>
+          <w:tab w:val="num" w:pos="6480"/>
+        </w:tabs>
+        <w:ind w:left="6480" w:hanging="360"/>
+      </w:pPr>
+      <w:rPr>
+        <w:rFonts w:ascii="Wingdings" w:hAnsi="Wingdings" w:hint="default"/>
+        <w:sz w:val="20"/>
+      </w:rPr>
+    </w:lvl>
+  </w:abstractNum>
+  <w:abstractNum w:abstractNumId="42" w15:restartNumberingAfterBreak="0">
+    <w:nsid w:val="7B9C5C84"/>
+    <w:multiLevelType w:val="hybridMultilevel"/>
+    <w:tmpl w:val="09206892"/>
+    <w:lvl w:ilvl="0" w:tplc="1C0A0001">
+      <w:start w:val="1"/>
+      <w:numFmt w:val="bullet"/>
+      <w:lvlText w:val=""/>
+      <w:lvlJc w:val="left"/>
+      <w:pPr>
+        <w:ind w:left="1080" w:hanging="360"/>
+      </w:pPr>
+      <w:rPr>
+        <w:rFonts w:ascii="Symbol" w:hAnsi="Symbol" w:hint="default"/>
+      </w:rPr>
+    </w:lvl>
+    <w:lvl w:ilvl="1" w:tplc="1C0A0003" w:tentative="1">
+      <w:start w:val="1"/>
+      <w:numFmt w:val="bullet"/>
+      <w:lvlText w:val="o"/>
+      <w:lvlJc w:val="left"/>
+      <w:pPr>
+        <w:ind w:left="1800" w:hanging="360"/>
+      </w:pPr>
+      <w:rPr>
+        <w:rFonts w:ascii="Courier New" w:hAnsi="Courier New" w:cs="Courier New" w:hint="default"/>
+      </w:rPr>
+    </w:lvl>
+    <w:lvl w:ilvl="2" w:tplc="1C0A0005" w:tentative="1">
+      <w:start w:val="1"/>
+      <w:numFmt w:val="bullet"/>
+      <w:lvlText w:val=""/>
+      <w:lvlJc w:val="left"/>
+      <w:pPr>
+        <w:ind w:left="2520" w:hanging="360"/>
+      </w:pPr>
+      <w:rPr>
+        <w:rFonts w:ascii="Wingdings" w:hAnsi="Wingdings" w:hint="default"/>
+      </w:rPr>
+    </w:lvl>
+    <w:lvl w:ilvl="3" w:tplc="1C0A0001" w:tentative="1">
+      <w:start w:val="1"/>
+      <w:numFmt w:val="bullet"/>
+      <w:lvlText w:val=""/>
+      <w:lvlJc w:val="left"/>
+      <w:pPr>
+        <w:ind w:left="3240" w:hanging="360"/>
+      </w:pPr>
+      <w:rPr>
+        <w:rFonts w:ascii="Symbol" w:hAnsi="Symbol" w:hint="default"/>
+      </w:rPr>
+    </w:lvl>
+    <w:lvl w:ilvl="4" w:tplc="1C0A0003" w:tentative="1">
+      <w:start w:val="1"/>
+      <w:numFmt w:val="bullet"/>
+      <w:lvlText w:val="o"/>
+      <w:lvlJc w:val="left"/>
+      <w:pPr>
+        <w:ind w:left="3960" w:hanging="360"/>
+      </w:pPr>
+      <w:rPr>
+        <w:rFonts w:ascii="Courier New" w:hAnsi="Courier New" w:cs="Courier New" w:hint="default"/>
+      </w:rPr>
+    </w:lvl>
+    <w:lvl w:ilvl="5" w:tplc="1C0A0005" w:tentative="1">
+      <w:start w:val="1"/>
+      <w:numFmt w:val="bullet"/>
+      <w:lvlText w:val=""/>
+      <w:lvlJc w:val="left"/>
+      <w:pPr>
+        <w:ind w:left="4680" w:hanging="360"/>
+      </w:pPr>
+      <w:rPr>
+        <w:rFonts w:ascii="Wingdings" w:hAnsi="Wingdings" w:hint="default"/>
+      </w:rPr>
+    </w:lvl>
+    <w:lvl w:ilvl="6" w:tplc="1C0A0001" w:tentative="1">
+      <w:start w:val="1"/>
+      <w:numFmt w:val="bullet"/>
+      <w:lvlText w:val=""/>
+      <w:lvlJc w:val="left"/>
+      <w:pPr>
+        <w:ind w:left="5400" w:hanging="360"/>
+      </w:pPr>
+      <w:rPr>
+        <w:rFonts w:ascii="Symbol" w:hAnsi="Symbol" w:hint="default"/>
+      </w:rPr>
+    </w:lvl>
+    <w:lvl w:ilvl="7" w:tplc="1C0A0003" w:tentative="1">
+      <w:start w:val="1"/>
+      <w:numFmt w:val="bullet"/>
+      <w:lvlText w:val="o"/>
+      <w:lvlJc w:val="left"/>
+      <w:pPr>
+        <w:ind w:left="6120" w:hanging="360"/>
+      </w:pPr>
+      <w:rPr>
+        <w:rFonts w:ascii="Courier New" w:hAnsi="Courier New" w:cs="Courier New" w:hint="default"/>
+      </w:rPr>
+    </w:lvl>
+    <w:lvl w:ilvl="8" w:tplc="1C0A0005" w:tentative="1">
+      <w:start w:val="1"/>
+      <w:numFmt w:val="bullet"/>
+      <w:lvlText w:val=""/>
+      <w:lvlJc w:val="left"/>
+      <w:pPr>
+        <w:ind w:left="6840" w:hanging="360"/>
+      </w:pPr>
+      <w:rPr>
+        <w:rFonts w:ascii="Wingdings" w:hAnsi="Wingdings" w:hint="default"/>
+      </w:rPr>
+    </w:lvl>
+  </w:abstractNum>
+  <w:abstractNum w:abstractNumId="43" w15:restartNumberingAfterBreak="0">
+    <w:nsid w:val="7EE56179"/>
+    <w:multiLevelType w:val="hybridMultilevel"/>
+    <w:tmpl w:val="68783D70"/>
+    <w:lvl w:ilvl="0" w:tplc="1C0A0001">
+      <w:start w:val="1"/>
+      <w:numFmt w:val="bullet"/>
+      <w:lvlText w:val=""/>
+      <w:lvlJc w:val="left"/>
+      <w:pPr>
+        <w:ind w:left="720" w:hanging="360"/>
+      </w:pPr>
+      <w:rPr>
+        <w:rFonts w:ascii="Symbol" w:hAnsi="Symbol" w:hint="default"/>
+      </w:rPr>
+    </w:lvl>
+    <w:lvl w:ilvl="1" w:tplc="1C0A0003" w:tentative="1">
+      <w:start w:val="1"/>
+      <w:numFmt w:val="bullet"/>
+      <w:lvlText w:val="o"/>
+      <w:lvlJc w:val="left"/>
+      <w:pPr>
+        <w:ind w:left="1440" w:hanging="360"/>
+      </w:pPr>
+      <w:rPr>
+        <w:rFonts w:ascii="Courier New" w:hAnsi="Courier New" w:cs="Courier New" w:hint="default"/>
+      </w:rPr>
+    </w:lvl>
+    <w:lvl w:ilvl="2" w:tplc="1C0A0005" w:tentative="1">
+      <w:start w:val="1"/>
+      <w:numFmt w:val="bullet"/>
+      <w:lvlText w:val=""/>
+      <w:lvlJc w:val="left"/>
+      <w:pPr>
+        <w:ind w:left="2160" w:hanging="360"/>
+      </w:pPr>
+      <w:rPr>
+        <w:rFonts w:ascii="Wingdings" w:hAnsi="Wingdings" w:hint="default"/>
+      </w:rPr>
+    </w:lvl>
+    <w:lvl w:ilvl="3" w:tplc="1C0A0001" w:tentative="1">
+      <w:start w:val="1"/>
+      <w:numFmt w:val="bullet"/>
+      <w:lvlText w:val=""/>
+      <w:lvlJc w:val="left"/>
+      <w:pPr>
+        <w:ind w:left="2880" w:hanging="360"/>
+      </w:pPr>
+      <w:rPr>
+        <w:rFonts w:ascii="Symbol" w:hAnsi="Symbol" w:hint="default"/>
+      </w:rPr>
+    </w:lvl>
+    <w:lvl w:ilvl="4" w:tplc="1C0A0003" w:tentative="1">
+      <w:start w:val="1"/>
+      <w:numFmt w:val="bullet"/>
+      <w:lvlText w:val="o"/>
+      <w:lvlJc w:val="left"/>
+      <w:pPr>
+        <w:ind w:left="3600" w:hanging="360"/>
+      </w:pPr>
+      <w:rPr>
+        <w:rFonts w:ascii="Courier New" w:hAnsi="Courier New" w:cs="Courier New" w:hint="default"/>
+      </w:rPr>
+    </w:lvl>
+    <w:lvl w:ilvl="5" w:tplc="1C0A0005" w:tentative="1">
+      <w:start w:val="1"/>
+      <w:numFmt w:val="bullet"/>
+      <w:lvlText w:val=""/>
+      <w:lvlJc w:val="left"/>
+      <w:pPr>
+        <w:ind w:left="4320" w:hanging="360"/>
+      </w:pPr>
+      <w:rPr>
+        <w:rFonts w:ascii="Wingdings" w:hAnsi="Wingdings" w:hint="default"/>
+      </w:rPr>
+    </w:lvl>
+    <w:lvl w:ilvl="6" w:tplc="1C0A0001" w:tentative="1">
+      <w:start w:val="1"/>
+      <w:numFmt w:val="bullet"/>
+      <w:lvlText w:val=""/>
+      <w:lvlJc w:val="left"/>
+      <w:pPr>
+        <w:ind w:left="5040" w:hanging="360"/>
+      </w:pPr>
+      <w:rPr>
+        <w:rFonts w:ascii="Symbol" w:hAnsi="Symbol" w:hint="default"/>
+      </w:rPr>
+    </w:lvl>
+    <w:lvl w:ilvl="7" w:tplc="1C0A0003" w:tentative="1">
+      <w:start w:val="1"/>
+      <w:numFmt w:val="bullet"/>
+      <w:lvlText w:val="o"/>
+      <w:lvlJc w:val="left"/>
+      <w:pPr>
+        <w:ind w:left="5760" w:hanging="360"/>
+      </w:pPr>
+      <w:rPr>
+        <w:rFonts w:ascii="Courier New" w:hAnsi="Courier New" w:cs="Courier New" w:hint="default"/>
+      </w:rPr>
+    </w:lvl>
+    <w:lvl w:ilvl="8" w:tplc="1C0A0005" w:tentative="1">
+      <w:start w:val="1"/>
+      <w:numFmt w:val="bullet"/>
+      <w:lvlText w:val=""/>
+      <w:lvlJc w:val="left"/>
+      <w:pPr>
+        <w:ind w:left="6480" w:hanging="360"/>
+      </w:pPr>
+      <w:rPr>
+        <w:rFonts w:ascii="Wingdings" w:hAnsi="Wingdings" w:hint="default"/>
+      </w:rPr>
+    </w:lvl>
+  </w:abstractNum>
+  <w:num w:numId="1" w16cid:durableId="1967422877">
+    <w:abstractNumId w:val="25"/>
+  </w:num>
+  <w:num w:numId="2" w16cid:durableId="1769812602">
+    <w:abstractNumId w:val="33"/>
+  </w:num>
+  <w:num w:numId="3" w16cid:durableId="1582065453">
+    <w:abstractNumId w:val="16"/>
+  </w:num>
+  <w:num w:numId="4" w16cid:durableId="1356032974">
+    <w:abstractNumId w:val="10"/>
+  </w:num>
+  <w:num w:numId="5" w16cid:durableId="1776632207">
+    <w:abstractNumId w:val="32"/>
+  </w:num>
+  <w:num w:numId="6" w16cid:durableId="1095596196">
+    <w:abstractNumId w:val="37"/>
+  </w:num>
+  <w:num w:numId="7" w16cid:durableId="559906530">
+    <w:abstractNumId w:val="15"/>
+  </w:num>
+  <w:num w:numId="8" w16cid:durableId="686368858">
+    <w:abstractNumId w:val="1"/>
+  </w:num>
+  <w:num w:numId="9" w16cid:durableId="2015257513">
+    <w:abstractNumId w:val="19"/>
+  </w:num>
+  <w:num w:numId="10" w16cid:durableId="1820881335">
+    <w:abstractNumId w:val="11"/>
+  </w:num>
+  <w:num w:numId="11" w16cid:durableId="1350260082">
+    <w:abstractNumId w:val="30"/>
+  </w:num>
+  <w:num w:numId="12" w16cid:durableId="321279819">
+    <w:abstractNumId w:val="17"/>
+  </w:num>
+  <w:num w:numId="13" w16cid:durableId="1446655364">
+    <w:abstractNumId w:val="23"/>
+  </w:num>
+  <w:num w:numId="14" w16cid:durableId="629215549">
+    <w:abstractNumId w:val="5"/>
+  </w:num>
+  <w:num w:numId="15" w16cid:durableId="1400202655">
+    <w:abstractNumId w:val="24"/>
+  </w:num>
+  <w:num w:numId="16" w16cid:durableId="141166103">
+    <w:abstractNumId w:val="28"/>
+  </w:num>
+  <w:num w:numId="17" w16cid:durableId="417214223">
+    <w:abstractNumId w:val="6"/>
+  </w:num>
+  <w:num w:numId="18" w16cid:durableId="761681913">
+    <w:abstractNumId w:val="14"/>
+  </w:num>
+  <w:num w:numId="19" w16cid:durableId="1425689422">
+    <w:abstractNumId w:val="21"/>
+  </w:num>
+  <w:num w:numId="20" w16cid:durableId="1736313385">
+    <w:abstractNumId w:val="34"/>
+  </w:num>
+  <w:num w:numId="21" w16cid:durableId="1960066291">
+    <w:abstractNumId w:val="4"/>
+  </w:num>
+  <w:num w:numId="22" w16cid:durableId="1407724785">
+    <w:abstractNumId w:val="35"/>
+  </w:num>
+  <w:num w:numId="23" w16cid:durableId="1067922686">
+    <w:abstractNumId w:val="29"/>
+  </w:num>
+  <w:num w:numId="24" w16cid:durableId="1087993911">
+    <w:abstractNumId w:val="9"/>
+  </w:num>
+  <w:num w:numId="25" w16cid:durableId="2019961258">
+    <w:abstractNumId w:val="2"/>
+  </w:num>
+  <w:num w:numId="26" w16cid:durableId="1923105856">
+    <w:abstractNumId w:val="43"/>
+  </w:num>
+  <w:num w:numId="27" w16cid:durableId="1171291215">
+    <w:abstractNumId w:val="41"/>
+  </w:num>
+  <w:num w:numId="28" w16cid:durableId="1204248522">
+    <w:abstractNumId w:val="18"/>
+  </w:num>
+  <w:num w:numId="29" w16cid:durableId="1049576595">
+    <w:abstractNumId w:val="7"/>
+  </w:num>
+  <w:num w:numId="30" w16cid:durableId="1695493193">
     <w:abstractNumId w:val="0"/>
   </w:num>
+  <w:num w:numId="31" w16cid:durableId="117183848">
+    <w:abstractNumId w:val="8"/>
+  </w:num>
+  <w:num w:numId="32" w16cid:durableId="1857501679">
+    <w:abstractNumId w:val="36"/>
+  </w:num>
+  <w:num w:numId="33" w16cid:durableId="1631475088">
+    <w:abstractNumId w:val="26"/>
+  </w:num>
+  <w:num w:numId="34" w16cid:durableId="1208372436">
+    <w:abstractNumId w:val="27"/>
+  </w:num>
+  <w:num w:numId="35" w16cid:durableId="999817915">
+    <w:abstractNumId w:val="20"/>
+  </w:num>
+  <w:num w:numId="36" w16cid:durableId="2118065494">
+    <w:abstractNumId w:val="31"/>
+  </w:num>
+  <w:num w:numId="37" w16cid:durableId="45032311">
+    <w:abstractNumId w:val="22"/>
+  </w:num>
+  <w:num w:numId="38" w16cid:durableId="298417927">
+    <w:abstractNumId w:val="42"/>
+  </w:num>
+  <w:num w:numId="39" w16cid:durableId="755518996">
+    <w:abstractNumId w:val="13"/>
+  </w:num>
+  <w:num w:numId="40" w16cid:durableId="1542091302">
+    <w:abstractNumId w:val="38"/>
+  </w:num>
+  <w:num w:numId="41" w16cid:durableId="834035257">
+    <w:abstractNumId w:val="39"/>
+  </w:num>
+  <w:num w:numId="42" w16cid:durableId="721172667">
+    <w:abstractNumId w:val="12"/>
+  </w:num>
+  <w:num w:numId="43" w16cid:durableId="1497452706">
+    <w:abstractNumId w:val="3"/>
+  </w:num>
+  <w:num w:numId="44" w16cid:durableId="1505049613">
+    <w:abstractNumId w:val="40"/>
+  </w:num>
+  <w:numIdMacAtCleanup w:val="5"/>
 </w:numbering>
 </file>
 
@@ -1114,10 +7341,35 @@
   <w:style w:type="paragraph" w:default="1" w:styleId="Normal">
     <w:name w:val="Normal"/>
     <w:qFormat/>
+    <w:rsid w:val="00F40A0C"/>
+  </w:style>
+  <w:style w:type="paragraph" w:styleId="Heading2">
+    <w:name w:val="heading 2"/>
+    <w:basedOn w:val="Normal"/>
+    <w:next w:val="Normal"/>
+    <w:link w:val="Heading2Char"/>
+    <w:uiPriority w:val="9"/>
+    <w:semiHidden/>
+    <w:unhideWhenUsed/>
+    <w:qFormat/>
+    <w:rsid w:val="00003F40"/>
+    <w:pPr>
+      <w:keepNext/>
+      <w:keepLines/>
+      <w:spacing w:before="40" w:after="0"/>
+      <w:outlineLvl w:val="1"/>
+    </w:pPr>
+    <w:rPr>
+      <w:rFonts w:asciiTheme="majorHAnsi" w:eastAsiaTheme="majorEastAsia" w:hAnsiTheme="majorHAnsi" w:cstheme="majorBidi"/>
+      <w:color w:val="0F4761" w:themeColor="accent1" w:themeShade="BF"/>
+      <w:sz w:val="26"/>
+      <w:szCs w:val="26"/>
+    </w:rPr>
   </w:style>
   <w:style w:type="character" w:default="1" w:styleId="DefaultParagraphFont">
     <w:name w:val="Default Paragraph Font"/>
     <w:uiPriority w:val="1"/>
+    <w:semiHidden/>
     <w:unhideWhenUsed/>
   </w:style>
   <w:style w:type="table" w:default="1" w:styleId="TableNormal">
@@ -1193,17 +7445,92 @@
     <w:basedOn w:val="Normal"/>
     <w:uiPriority w:val="34"/>
     <w:qFormat/>
-    <w:rsid w:val="007A37EA"/>
+    <w:rsid w:val="000C3483"/>
     <w:pPr>
       <w:ind w:left="720"/>
       <w:contextualSpacing/>
     </w:pPr>
   </w:style>
+  <w:style w:type="character" w:styleId="Hyperlink">
+    <w:name w:val="Hyperlink"/>
+    <w:basedOn w:val="DefaultParagraphFont"/>
+    <w:uiPriority w:val="99"/>
+    <w:unhideWhenUsed/>
+    <w:rsid w:val="00DB06A1"/>
+    <w:rPr>
+      <w:color w:val="467886" w:themeColor="hyperlink"/>
+      <w:u w:val="single"/>
+    </w:rPr>
+  </w:style>
+  <w:style w:type="character" w:styleId="UnresolvedMention">
+    <w:name w:val="Unresolved Mention"/>
+    <w:basedOn w:val="DefaultParagraphFont"/>
+    <w:uiPriority w:val="99"/>
+    <w:semiHidden/>
+    <w:unhideWhenUsed/>
+    <w:rsid w:val="00DB06A1"/>
+    <w:rPr>
+      <w:color w:val="605E5C"/>
+      <w:shd w:val="clear" w:color="auto" w:fill="E1DFDD"/>
+    </w:rPr>
+  </w:style>
+  <w:style w:type="paragraph" w:styleId="NormalWeb">
+    <w:name w:val="Normal (Web)"/>
+    <w:basedOn w:val="Normal"/>
+    <w:uiPriority w:val="99"/>
+    <w:unhideWhenUsed/>
+    <w:rsid w:val="009E6A1E"/>
+    <w:pPr>
+      <w:spacing w:before="100" w:beforeAutospacing="1" w:after="100" w:afterAutospacing="1" w:line="240" w:lineRule="auto"/>
+    </w:pPr>
+    <w:rPr>
+      <w:rFonts w:ascii="Times New Roman" w:eastAsia="Times New Roman" w:hAnsi="Times New Roman" w:cs="Times New Roman"/>
+      <w:lang w:val="es-DO" w:eastAsia="es-DO"/>
+    </w:rPr>
+  </w:style>
+  <w:style w:type="character" w:styleId="FollowedHyperlink">
+    <w:name w:val="FollowedHyperlink"/>
+    <w:basedOn w:val="DefaultParagraphFont"/>
+    <w:uiPriority w:val="99"/>
+    <w:semiHidden/>
+    <w:unhideWhenUsed/>
+    <w:rsid w:val="00C240FE"/>
+    <w:rPr>
+      <w:color w:val="96607D" w:themeColor="followedHyperlink"/>
+      <w:u w:val="single"/>
+    </w:rPr>
+  </w:style>
+  <w:style w:type="character" w:customStyle="1" w:styleId="Heading2Char">
+    <w:name w:val="Heading 2 Char"/>
+    <w:basedOn w:val="DefaultParagraphFont"/>
+    <w:link w:val="Heading2"/>
+    <w:uiPriority w:val="9"/>
+    <w:semiHidden/>
+    <w:rsid w:val="00003F40"/>
+    <w:rPr>
+      <w:rFonts w:asciiTheme="majorHAnsi" w:eastAsiaTheme="majorEastAsia" w:hAnsiTheme="majorHAnsi" w:cstheme="majorBidi"/>
+      <w:color w:val="0F4761" w:themeColor="accent1" w:themeShade="BF"/>
+      <w:sz w:val="26"/>
+      <w:szCs w:val="26"/>
+    </w:rPr>
+  </w:style>
+  <w:style w:type="paragraph" w:customStyle="1" w:styleId="pdq2pgselectionanchorcontainer">
+    <w:name w:val="pdq2pg_selectionanchorcontainer"/>
+    <w:basedOn w:val="Normal"/>
+    <w:rsid w:val="00935BF1"/>
+    <w:pPr>
+      <w:spacing w:before="100" w:beforeAutospacing="1" w:after="100" w:afterAutospacing="1" w:line="240" w:lineRule="auto"/>
+    </w:pPr>
+    <w:rPr>
+      <w:rFonts w:ascii="Times New Roman" w:eastAsia="Times New Roman" w:hAnsi="Times New Roman" w:cs="Times New Roman"/>
+      <w:lang w:val="es-DO" w:eastAsia="es-DO"/>
+    </w:rPr>
+  </w:style>
   <w:style w:type="table" w:styleId="PlainTable1">
     <w:name w:val="Plain Table 1"/>
     <w:basedOn w:val="TableNormal"/>
     <w:uiPriority w:val="41"/>
-    <w:rsid w:val="0063383B"/>
+    <w:rsid w:val="00EE4F25"/>
     <w:pPr>
       <w:spacing w:after="0" w:line="240" w:lineRule="auto"/>
     </w:pPr>
@@ -1527,54 +7854,42 @@
 </file>
 
 <file path=customXml/item1.xml><?xml version="1.0" encoding="utf-8"?>
-<?mso-contentType ?>
-<FormTemplates xmlns="http://schemas.microsoft.com/sharepoint/v3/contenttype/forms">
-  <Display>DocumentLibraryForm</Display>
-  <Edit>DocumentLibraryForm</Edit>
-  <New>DocumentLibraryForm</New>
-</FormTemplates>
-</file>
-
-<file path=customXml/item2.xml><?xml version="1.0" encoding="utf-8"?>
 <p:properties xmlns:p="http://schemas.microsoft.com/office/2006/metadata/properties" xmlns:xsi="http://www.w3.org/2001/XMLSchema-instance" xmlns:pc="http://schemas.microsoft.com/office/infopath/2007/PartnerControls">
   <documentManagement>
-    <_ip_UnifiedCompliancePolicyUIAction xmlns="http://schemas.microsoft.com/sharepoint/v3" xsi:nil="true"/>
-    <_ip_UnifiedCompliancePolicyProperties xmlns="http://schemas.microsoft.com/sharepoint/v3" xsi:nil="true"/>
-    <_activity xmlns="cdf66a73-c749-4573-9f67-b7b19931cf04" xsi:nil="true"/>
+    <TaxCatchAll xmlns="c6b7bef1-c9c8-4884-91f8-1eddf0084b92" xsi:nil="true"/>
+    <lcf76f155ced4ddcb4097134ff3c332f xmlns="dd88d104-f47b-44f0-98f6-8d266de16302">
+      <Terms xmlns="http://schemas.microsoft.com/office/infopath/2007/PartnerControls"/>
+    </lcf76f155ced4ddcb4097134ff3c332f>
   </documentManagement>
 </p:properties>
 </file>
 
+<file path=customXml/item2.xml><?xml version="1.0" encoding="utf-8"?>
+<b:Sources xmlns:b="http://schemas.openxmlformats.org/officeDocument/2006/bibliography" xmlns="http://schemas.openxmlformats.org/officeDocument/2006/bibliography" SelectedStyle="\APASixthEditionOfficeOnline.xsl" StyleName="APA" Version="6"/>
+</file>
+
 <file path=customXml/item3.xml><?xml version="1.0" encoding="utf-8"?>
-<ct:contentTypeSchema xmlns:ct="http://schemas.microsoft.com/office/2006/metadata/contentType" xmlns:ma="http://schemas.microsoft.com/office/2006/metadata/properties/metaAttributes" ct:_="" ma:_="" ma:contentTypeName="Documento" ma:contentTypeID="0x010100B33367498456BD4B8EA5471862F619EE" ma:contentTypeVersion="18" ma:contentTypeDescription="Crear nuevo documento." ma:contentTypeScope="" ma:versionID="03d2cfdcb046436f6356bcc95d8e1057">
-  <xsd:schema xmlns:xsd="http://www.w3.org/2001/XMLSchema" xmlns:xs="http://www.w3.org/2001/XMLSchema" xmlns:p="http://schemas.microsoft.com/office/2006/metadata/properties" xmlns:ns1="http://schemas.microsoft.com/sharepoint/v3" xmlns:ns3="cdf66a73-c749-4573-9f67-b7b19931cf04" xmlns:ns4="f8f56da6-9c1e-45d5-9217-907071b34ccf" targetNamespace="http://schemas.microsoft.com/office/2006/metadata/properties" ma:root="true" ma:fieldsID="b56ecd274982532918ed1dec3cad1deb" ns1:_="" ns3:_="" ns4:_="">
-    <xsd:import namespace="http://schemas.microsoft.com/sharepoint/v3"/>
-    <xsd:import namespace="cdf66a73-c749-4573-9f67-b7b19931cf04"/>
-    <xsd:import namespace="f8f56da6-9c1e-45d5-9217-907071b34ccf"/>
+<ct:contentTypeSchema xmlns:ct="http://schemas.microsoft.com/office/2006/metadata/contentType" xmlns:ma="http://schemas.microsoft.com/office/2006/metadata/properties/metaAttributes" ct:_="" ma:_="" ma:contentTypeName="Document" ma:contentTypeID="0x010100F7DBC59767ECEA45AE6A06EF9453757B" ma:contentTypeVersion="12" ma:contentTypeDescription="Create a new document." ma:contentTypeScope="" ma:versionID="4c5f4529e6735ca6bd74ba3eb1e8f6d2">
+  <xsd:schema xmlns:xsd="http://www.w3.org/2001/XMLSchema" xmlns:xs="http://www.w3.org/2001/XMLSchema" xmlns:p="http://schemas.microsoft.com/office/2006/metadata/properties" xmlns:ns2="dd88d104-f47b-44f0-98f6-8d266de16302" xmlns:ns3="c6b7bef1-c9c8-4884-91f8-1eddf0084b92" targetNamespace="http://schemas.microsoft.com/office/2006/metadata/properties" ma:root="true" ma:fieldsID="e80fd3a66d8ceb87d03b225f6b0850bd" ns2:_="" ns3:_="">
+    <xsd:import namespace="dd88d104-f47b-44f0-98f6-8d266de16302"/>
+    <xsd:import namespace="c6b7bef1-c9c8-4884-91f8-1eddf0084b92"/>
     <xsd:element name="properties">
       <xsd:complexType>
         <xsd:sequence>
           <xsd:element name="documentManagement">
             <xsd:complexType>
               <xsd:all>
-                <xsd:element ref="ns3:MediaServiceMetadata" minOccurs="0"/>
-                <xsd:element ref="ns3:MediaServiceFastMetadata" minOccurs="0"/>
-                <xsd:element ref="ns3:MediaServiceAutoTags" minOccurs="0"/>
-                <xsd:element ref="ns3:MediaServiceOCR" minOccurs="0"/>
-                <xsd:element ref="ns3:MediaServiceGenerationTime" minOccurs="0"/>
-                <xsd:element ref="ns3:MediaServiceEventHashCode" minOccurs="0"/>
-                <xsd:element ref="ns4:SharedWithUsers" minOccurs="0"/>
-                <xsd:element ref="ns4:SharedWithDetails" minOccurs="0"/>
-                <xsd:element ref="ns4:SharingHintHash" minOccurs="0"/>
-                <xsd:element ref="ns3:MediaServiceDateTaken" minOccurs="0"/>
-                <xsd:element ref="ns1:_ip_UnifiedCompliancePolicyProperties" minOccurs="0"/>
-                <xsd:element ref="ns1:_ip_UnifiedCompliancePolicyUIAction" minOccurs="0"/>
-                <xsd:element ref="ns3:_activity" minOccurs="0"/>
-                <xsd:element ref="ns3:MediaServiceLocation" minOccurs="0"/>
-                <xsd:element ref="ns3:MediaLengthInSeconds" minOccurs="0"/>
-                <xsd:element ref="ns3:MediaServiceObjectDetectorVersions" minOccurs="0"/>
-                <xsd:element ref="ns3:MediaServiceSearchProperties" minOccurs="0"/>
-                <xsd:element ref="ns3:MediaServiceSystemTags" minOccurs="0"/>
+                <xsd:element ref="ns2:MediaServiceMetadata" minOccurs="0"/>
+                <xsd:element ref="ns2:MediaServiceFastMetadata" minOccurs="0"/>
+                <xsd:element ref="ns2:MediaServiceSearchProperties" minOccurs="0"/>
+                <xsd:element ref="ns2:MediaServiceDateTaken" minOccurs="0"/>
+                <xsd:element ref="ns2:lcf76f155ced4ddcb4097134ff3c332f" minOccurs="0"/>
+                <xsd:element ref="ns3:TaxCatchAll" minOccurs="0"/>
+                <xsd:element ref="ns2:MediaServiceOCR" minOccurs="0"/>
+                <xsd:element ref="ns2:MediaServiceGenerationTime" minOccurs="0"/>
+                <xsd:element ref="ns2:MediaServiceEventHashCode" minOccurs="0"/>
+                <xsd:element ref="ns2:MediaLengthInSeconds" minOccurs="0"/>
+                <xsd:element ref="ns2:MediaServiceLocation" minOccurs="0"/>
               </xsd:all>
             </xsd:complexType>
           </xsd:element>
@@ -1582,21 +7897,7 @@
       </xsd:complexType>
     </xsd:element>
   </xsd:schema>
-  <xsd:schema xmlns:xsd="http://www.w3.org/2001/XMLSchema" xmlns:xs="http://www.w3.org/2001/XMLSchema" xmlns:dms="http://schemas.microsoft.com/office/2006/documentManagement/types" xmlns:pc="http://schemas.microsoft.com/office/infopath/2007/PartnerControls" targetNamespace="http://schemas.microsoft.com/sharepoint/v3" elementFormDefault="qualified">
-    <xsd:import namespace="http://schemas.microsoft.com/office/2006/documentManagement/types"/>
-    <xsd:import namespace="http://schemas.microsoft.com/office/infopath/2007/PartnerControls"/>
-    <xsd:element name="_ip_UnifiedCompliancePolicyProperties" ma:index="18" nillable="true" ma:displayName="Propiedades de la Directiva de cumplimiento unificado" ma:hidden="true" ma:internalName="_ip_UnifiedCompliancePolicyProperties">
-      <xsd:simpleType>
-        <xsd:restriction base="dms:Note"/>
-      </xsd:simpleType>
-    </xsd:element>
-    <xsd:element name="_ip_UnifiedCompliancePolicyUIAction" ma:index="19" nillable="true" ma:displayName="Acción de IU de la Directiva de cumplimiento unificado" ma:hidden="true" ma:internalName="_ip_UnifiedCompliancePolicyUIAction">
-      <xsd:simpleType>
-        <xsd:restriction base="dms:Text"/>
-      </xsd:simpleType>
-    </xsd:element>
-  </xsd:schema>
-  <xsd:schema xmlns:xsd="http://www.w3.org/2001/XMLSchema" xmlns:xs="http://www.w3.org/2001/XMLSchema" xmlns:dms="http://schemas.microsoft.com/office/2006/documentManagement/types" xmlns:pc="http://schemas.microsoft.com/office/infopath/2007/PartnerControls" targetNamespace="cdf66a73-c749-4573-9f67-b7b19931cf04" elementFormDefault="qualified">
+  <xsd:schema xmlns:xsd="http://www.w3.org/2001/XMLSchema" xmlns:xs="http://www.w3.org/2001/XMLSchema" xmlns:dms="http://schemas.microsoft.com/office/2006/documentManagement/types" xmlns:pc="http://schemas.microsoft.com/office/infopath/2007/PartnerControls" targetNamespace="dd88d104-f47b-44f0-98f6-8d266de16302" elementFormDefault="qualified">
     <xsd:import namespace="http://schemas.microsoft.com/office/2006/documentManagement/types"/>
     <xsd:import namespace="http://schemas.microsoft.com/office/infopath/2007/PartnerControls"/>
     <xsd:element name="MediaServiceMetadata" ma:index="8" nillable="true" ma:displayName="MediaServiceMetadata" ma:hidden="true" ma:internalName="MediaServiceMetadata" ma:readOnly="true">
@@ -1609,97 +7910,64 @@
         <xsd:restriction base="dms:Note"/>
       </xsd:simpleType>
     </xsd:element>
-    <xsd:element name="MediaServiceAutoTags" ma:index="10" nillable="true" ma:displayName="Tags" ma:internalName="MediaServiceAutoTags" ma:readOnly="true">
+    <xsd:element name="MediaServiceSearchProperties" ma:index="10" nillable="true" ma:displayName="MediaServiceSearchProperties" ma:hidden="true" ma:internalName="MediaServiceSearchProperties" ma:readOnly="true">
+      <xsd:simpleType>
+        <xsd:restriction base="dms:Note"/>
+      </xsd:simpleType>
+    </xsd:element>
+    <xsd:element name="MediaServiceDateTaken" ma:index="11" nillable="true" ma:displayName="MediaServiceDateTaken" ma:hidden="true" ma:indexed="true" ma:internalName="MediaServiceDateTaken" ma:readOnly="true">
       <xsd:simpleType>
         <xsd:restriction base="dms:Text"/>
       </xsd:simpleType>
     </xsd:element>
-    <xsd:element name="MediaServiceOCR" ma:index="11" nillable="true" ma:displayName="Extracted Text" ma:internalName="MediaServiceOCR" ma:readOnly="true">
+    <xsd:element name="lcf76f155ced4ddcb4097134ff3c332f" ma:index="13" nillable="true" ma:taxonomy="true" ma:internalName="lcf76f155ced4ddcb4097134ff3c332f" ma:taxonomyFieldName="MediaServiceImageTags" ma:displayName="Image Tags" ma:readOnly="false" ma:fieldId="{5cf76f15-5ced-4ddc-b409-7134ff3c332f}" ma:taxonomyMulti="true" ma:sspId="9b06cae2-dfd4-458a-ac4f-926a626b89f2" ma:termSetId="09814cd3-568e-fe90-9814-8d621ff8fb84" ma:anchorId="fba54fb3-c3e1-fe81-a776-ca4b69148c4d" ma:open="true" ma:isKeyword="false">
+      <xsd:complexType>
+        <xsd:sequence>
+          <xsd:element ref="pc:Terms" minOccurs="0" maxOccurs="1"/>
+        </xsd:sequence>
+      </xsd:complexType>
+    </xsd:element>
+    <xsd:element name="MediaServiceOCR" ma:index="15" nillable="true" ma:displayName="Extracted Text" ma:internalName="MediaServiceOCR" ma:readOnly="true">
       <xsd:simpleType>
         <xsd:restriction base="dms:Note">
           <xsd:maxLength value="255"/>
         </xsd:restriction>
       </xsd:simpleType>
     </xsd:element>
-    <xsd:element name="MediaServiceGenerationTime" ma:index="12" nillable="true" ma:displayName="MediaServiceGenerationTime" ma:hidden="true" ma:internalName="MediaServiceGenerationTime" ma:readOnly="true">
+    <xsd:element name="MediaServiceGenerationTime" ma:index="16" nillable="true" ma:displayName="MediaServiceGenerationTime" ma:hidden="true" ma:internalName="MediaServiceGenerationTime" ma:readOnly="true">
       <xsd:simpleType>
         <xsd:restriction base="dms:Text"/>
       </xsd:simpleType>
     </xsd:element>
-    <xsd:element name="MediaServiceEventHashCode" ma:index="13" nillable="true" ma:displayName="MediaServiceEventHashCode" ma:hidden="true" ma:internalName="MediaServiceEventHashCode" ma:readOnly="true">
+    <xsd:element name="MediaServiceEventHashCode" ma:index="17" nillable="true" ma:displayName="MediaServiceEventHashCode" ma:hidden="true" ma:internalName="MediaServiceEventHashCode" ma:readOnly="true">
       <xsd:simpleType>
         <xsd:restriction base="dms:Text"/>
       </xsd:simpleType>
     </xsd:element>
-    <xsd:element name="MediaServiceDateTaken" ma:index="17" nillable="true" ma:displayName="MediaServiceDateTaken" ma:hidden="true" ma:internalName="MediaServiceDateTaken" ma:readOnly="true">
+    <xsd:element name="MediaLengthInSeconds" ma:index="18" nillable="true" ma:displayName="MediaLengthInSeconds" ma:hidden="true" ma:internalName="MediaLengthInSeconds" ma:readOnly="true">
+      <xsd:simpleType>
+        <xsd:restriction base="dms:Unknown"/>
+      </xsd:simpleType>
+    </xsd:element>
+    <xsd:element name="MediaServiceLocation" ma:index="19" nillable="true" ma:displayName="Location" ma:indexed="true" ma:internalName="MediaServiceLocation" ma:readOnly="true">
       <xsd:simpleType>
         <xsd:restriction base="dms:Text"/>
       </xsd:simpleType>
     </xsd:element>
-    <xsd:element name="_activity" ma:index="20" nillable="true" ma:displayName="_activity" ma:hidden="true" ma:internalName="_activity">
-      <xsd:simpleType>
-        <xsd:restriction base="dms:Note"/>
-      </xsd:simpleType>
-    </xsd:element>
-    <xsd:element name="MediaServiceLocation" ma:index="21" nillable="true" ma:displayName="Location" ma:indexed="true" ma:internalName="MediaServiceLocation" ma:readOnly="true">
-      <xsd:simpleType>
-        <xsd:restriction base="dms:Text"/>
-      </xsd:simpleType>
-    </xsd:element>
-    <xsd:element name="MediaLengthInSeconds" ma:index="22" nillable="true" ma:displayName="MediaLengthInSeconds" ma:hidden="true" ma:internalName="MediaLengthInSeconds" ma:readOnly="true">
-      <xsd:simpleType>
-        <xsd:restriction base="dms:Unknown"/>
-      </xsd:simpleType>
-    </xsd:element>
-    <xsd:element name="MediaServiceObjectDetectorVersions" ma:index="23" nillable="true" ma:displayName="MediaServiceObjectDetectorVersions" ma:description="" ma:hidden="true" ma:indexed="true" ma:internalName="MediaServiceObjectDetectorVersions" ma:readOnly="true">
-      <xsd:simpleType>
-        <xsd:restriction base="dms:Text"/>
-      </xsd:simpleType>
-    </xsd:element>
-    <xsd:element name="MediaServiceSearchProperties" ma:index="24" nillable="true" ma:displayName="MediaServiceSearchProperties" ma:hidden="true" ma:internalName="MediaServiceSearchProperties" ma:readOnly="true">
-      <xsd:simpleType>
-        <xsd:restriction base="dms:Note"/>
-      </xsd:simpleType>
-    </xsd:element>
-    <xsd:element name="MediaServiceSystemTags" ma:index="25" nillable="true" ma:displayName="MediaServiceSystemTags" ma:hidden="true" ma:internalName="MediaServiceSystemTags" ma:readOnly="true">
-      <xsd:simpleType>
-        <xsd:restriction base="dms:Note"/>
-      </xsd:simpleType>
-    </xsd:element>
   </xsd:schema>
-  <xsd:schema xmlns:xsd="http://www.w3.org/2001/XMLSchema" xmlns:xs="http://www.w3.org/2001/XMLSchema" xmlns:dms="http://schemas.microsoft.com/office/2006/documentManagement/types" xmlns:pc="http://schemas.microsoft.com/office/infopath/2007/PartnerControls" targetNamespace="f8f56da6-9c1e-45d5-9217-907071b34ccf" elementFormDefault="qualified">
+  <xsd:schema xmlns:xsd="http://www.w3.org/2001/XMLSchema" xmlns:xs="http://www.w3.org/2001/XMLSchema" xmlns:dms="http://schemas.microsoft.com/office/2006/documentManagement/types" xmlns:pc="http://schemas.microsoft.com/office/infopath/2007/PartnerControls" targetNamespace="c6b7bef1-c9c8-4884-91f8-1eddf0084b92" elementFormDefault="qualified">
     <xsd:import namespace="http://schemas.microsoft.com/office/2006/documentManagement/types"/>
     <xsd:import namespace="http://schemas.microsoft.com/office/infopath/2007/PartnerControls"/>
-    <xsd:element name="SharedWithUsers" ma:index="14" nillable="true" ma:displayName="Compartido con" ma:internalName="SharedWithUsers" ma:readOnly="true">
+    <xsd:element name="TaxCatchAll" ma:index="14" nillable="true" ma:displayName="Taxonomy Catch All Column" ma:hidden="true" ma:list="{69016252-528a-4180-87a0-a2f44a1f91f4}" ma:internalName="TaxCatchAll" ma:showField="CatchAllData" ma:web="c6b7bef1-c9c8-4884-91f8-1eddf0084b92">
       <xsd:complexType>
         <xsd:complexContent>
-          <xsd:extension base="dms:UserMulti">
+          <xsd:extension base="dms:MultiChoiceLookup">
             <xsd:sequence>
-              <xsd:element name="UserInfo" minOccurs="0" maxOccurs="unbounded">
-                <xsd:complexType>
-                  <xsd:sequence>
-                    <xsd:element name="DisplayName" type="xsd:string" minOccurs="0"/>
-                    <xsd:element name="AccountId" type="dms:UserId" minOccurs="0" nillable="true"/>
-                    <xsd:element name="AccountType" type="xsd:string" minOccurs="0"/>
-                  </xsd:sequence>
-                </xsd:complexType>
-              </xsd:element>
+              <xsd:element name="Value" type="dms:Lookup" maxOccurs="unbounded" minOccurs="0" nillable="true"/>
             </xsd:sequence>
           </xsd:extension>
         </xsd:complexContent>
       </xsd:complexType>
-    </xsd:element>
-    <xsd:element name="SharedWithDetails" ma:index="15" nillable="true" ma:displayName="Detalles de uso compartido" ma:internalName="SharedWithDetails" ma:readOnly="true">
-      <xsd:simpleType>
-        <xsd:restriction base="dms:Note">
-          <xsd:maxLength value="255"/>
-        </xsd:restriction>
-      </xsd:simpleType>
-    </xsd:element>
-    <xsd:element name="SharingHintHash" ma:index="16" nillable="true" ma:displayName="Hash de la sugerencia para compartir" ma:hidden="true" ma:internalName="SharingHintHash" ma:readOnly="true">
-      <xsd:simpleType>
-        <xsd:restriction base="dms:Text"/>
-      </xsd:simpleType>
     </xsd:element>
   </xsd:schema>
   <xsd:schema xmlns="http://schemas.openxmlformats.org/package/2006/metadata/core-properties" xmlns:xsd="http://www.w3.org/2001/XMLSchema" xmlns:xsi="http://www.w3.org/2001/XMLSchema-instance" xmlns:dc="http://purl.org/dc/elements/1.1/" xmlns:dcterms="http://purl.org/dc/terms/" xmlns:odoc="http://schemas.microsoft.com/internal/obd" targetNamespace="http://schemas.openxmlformats.org/package/2006/metadata/core-properties" elementFormDefault="qualified" attributeFormDefault="unqualified" blockDefault="#all">
@@ -1711,8 +7979,8 @@
         <xsd:element ref="dc:creator" minOccurs="0" maxOccurs="1"/>
         <xsd:element ref="dcterms:created" minOccurs="0" maxOccurs="1"/>
         <xsd:element ref="dc:identifier" minOccurs="0" maxOccurs="1"/>
-        <xsd:element name="contentType" minOccurs="0" maxOccurs="1" type="xsd:string" ma:index="0" ma:displayName="Tipo de contenido"/>
-        <xsd:element ref="dc:title" minOccurs="0" maxOccurs="1" ma:index="4" ma:displayName="Título"/>
+        <xsd:element name="contentType" minOccurs="0" maxOccurs="1" type="xsd:string" ma:index="0" ma:displayName="Content Type"/>
+        <xsd:element ref="dc:title" minOccurs="0" maxOccurs="1" ma:index="4" ma:displayName="Title"/>
         <xsd:element ref="dc:subject" minOccurs="0" maxOccurs="1"/>
         <xsd:element ref="dc:description" minOccurs="0" maxOccurs="1"/>
         <xsd:element name="keywords" minOccurs="0" maxOccurs="1" type="xsd:string"/>
@@ -1802,38 +8070,42 @@
 </file>
 
 <file path=customXml/item4.xml><?xml version="1.0" encoding="utf-8"?>
-<b:Sources xmlns:b="http://schemas.openxmlformats.org/officeDocument/2006/bibliography" xmlns="http://schemas.openxmlformats.org/officeDocument/2006/bibliography" SelectedStyle="\APASixthEditionOfficeOnline.xsl" StyleName="APA" Version="6"/>
+<?mso-contentType ?>
+<FormTemplates xmlns="http://schemas.microsoft.com/sharepoint/v3/contenttype/forms">
+  <Display>DocumentLibraryForm</Display>
+  <Edit>DocumentLibraryForm</Edit>
+  <New>DocumentLibraryForm</New>
+</FormTemplates>
 </file>
 
 <file path=customXml/itemProps1.xml><?xml version="1.0" encoding="utf-8"?>
-<ds:datastoreItem xmlns:ds="http://schemas.openxmlformats.org/officeDocument/2006/customXml" ds:itemID="{1ADC759C-D277-4F75-9CAA-A433C5037BB2}">
+<ds:datastoreItem xmlns:ds="http://schemas.openxmlformats.org/officeDocument/2006/customXml" ds:itemID="{7E359754-6B91-46F9-9C81-A997F1C98BB4}">
   <ds:schemaRefs>
-    <ds:schemaRef ds:uri="http://schemas.microsoft.com/sharepoint/v3/contenttype/forms"/>
+    <ds:schemaRef ds:uri="http://schemas.microsoft.com/office/2006/metadata/properties"/>
+    <ds:schemaRef ds:uri="http://schemas.microsoft.com/office/infopath/2007/PartnerControls"/>
+    <ds:schemaRef ds:uri="c6b7bef1-c9c8-4884-91f8-1eddf0084b92"/>
+    <ds:schemaRef ds:uri="dd88d104-f47b-44f0-98f6-8d266de16302"/>
   </ds:schemaRefs>
 </ds:datastoreItem>
 </file>
 
 <file path=customXml/itemProps2.xml><?xml version="1.0" encoding="utf-8"?>
-<ds:datastoreItem xmlns:ds="http://schemas.openxmlformats.org/officeDocument/2006/customXml" ds:itemID="{7E359754-6B91-46F9-9C81-A997F1C98BB4}">
+<ds:datastoreItem xmlns:ds="http://schemas.openxmlformats.org/officeDocument/2006/customXml" ds:itemID="{74AC626F-3994-4B7C-A0EC-658B3C95531E}">
   <ds:schemaRefs>
-    <ds:schemaRef ds:uri="http://schemas.microsoft.com/office/2006/metadata/properties"/>
-    <ds:schemaRef ds:uri="http://schemas.microsoft.com/office/infopath/2007/PartnerControls"/>
-    <ds:schemaRef ds:uri="http://schemas.microsoft.com/sharepoint/v3"/>
-    <ds:schemaRef ds:uri="cdf66a73-c749-4573-9f67-b7b19931cf04"/>
+    <ds:schemaRef ds:uri="http://schemas.openxmlformats.org/officeDocument/2006/bibliography"/>
   </ds:schemaRefs>
 </ds:datastoreItem>
 </file>
 
 <file path=customXml/itemProps3.xml><?xml version="1.0" encoding="utf-8"?>
-<ds:datastoreItem xmlns:ds="http://schemas.openxmlformats.org/officeDocument/2006/customXml" ds:itemID="{C238C505-6945-4E59-8DC1-655EBCAA25FD}">
+<ds:datastoreItem xmlns:ds="http://schemas.openxmlformats.org/officeDocument/2006/customXml" ds:itemID="{71B9616B-33EC-46ED-880B-67AA1FAD66ED}">
   <ds:schemaRefs>
     <ds:schemaRef ds:uri="http://schemas.microsoft.com/office/2006/metadata/contentType"/>
     <ds:schemaRef ds:uri="http://schemas.microsoft.com/office/2006/metadata/properties/metaAttributes"/>
     <ds:schemaRef ds:uri="http://www.w3.org/2001/XMLSchema"/>
     <ds:schemaRef ds:uri="http://schemas.microsoft.com/office/2006/metadata/properties"/>
-    <ds:schemaRef ds:uri="http://schemas.microsoft.com/sharepoint/v3"/>
-    <ds:schemaRef ds:uri="cdf66a73-c749-4573-9f67-b7b19931cf04"/>
-    <ds:schemaRef ds:uri="f8f56da6-9c1e-45d5-9217-907071b34ccf"/>
+    <ds:schemaRef ds:uri="dd88d104-f47b-44f0-98f6-8d266de16302"/>
+    <ds:schemaRef ds:uri="c6b7bef1-c9c8-4884-91f8-1eddf0084b92"/>
     <ds:schemaRef ds:uri="http://schemas.microsoft.com/office/2006/documentManagement/types"/>
     <ds:schemaRef ds:uri="http://schemas.microsoft.com/office/infopath/2007/PartnerControls"/>
     <ds:schemaRef ds:uri="http://schemas.openxmlformats.org/package/2006/metadata/core-properties"/>
@@ -1845,9 +8117,9 @@
 </file>
 
 <file path=customXml/itemProps4.xml><?xml version="1.0" encoding="utf-8"?>
-<ds:datastoreItem xmlns:ds="http://schemas.openxmlformats.org/officeDocument/2006/customXml" ds:itemID="{74AC626F-3994-4B7C-A0EC-658B3C95531E}">
+<ds:datastoreItem xmlns:ds="http://schemas.openxmlformats.org/officeDocument/2006/customXml" ds:itemID="{1ADC759C-D277-4F75-9CAA-A433C5037BB2}">
   <ds:schemaRefs>
-    <ds:schemaRef ds:uri="http://schemas.openxmlformats.org/officeDocument/2006/bibliography"/>
+    <ds:schemaRef ds:uri="http://schemas.microsoft.com/sharepoint/v3/contenttype/forms"/>
   </ds:schemaRefs>
 </ds:datastoreItem>
 </file>